--- a/doc/report.docx
+++ b/doc/report.docx
@@ -65,7 +65,7 @@
         <w:pStyle w:val="Paragrafoelenco"/>
         <w:numPr>
           <w:ilvl w:val="0"/>
-          <w:numId w:val="51"/>
+          <w:numId w:val="39"/>
         </w:numPr>
         <w:jc w:val="both"/>
         <w:rPr>
@@ -147,7 +147,7 @@
         <w:pStyle w:val="Paragrafoelenco"/>
         <w:numPr>
           <w:ilvl w:val="0"/>
-          <w:numId w:val="51"/>
+          <w:numId w:val="39"/>
         </w:numPr>
         <w:jc w:val="both"/>
         <w:rPr>
@@ -183,7 +183,7 @@
         <w:pStyle w:val="Paragrafoelenco"/>
         <w:numPr>
           <w:ilvl w:val="0"/>
-          <w:numId w:val="52"/>
+          <w:numId w:val="40"/>
         </w:numPr>
         <w:jc w:val="both"/>
         <w:rPr>
@@ -250,7 +250,7 @@
         <w:pStyle w:val="Paragrafoelenco"/>
         <w:numPr>
           <w:ilvl w:val="0"/>
-          <w:numId w:val="52"/>
+          <w:numId w:val="40"/>
         </w:numPr>
         <w:jc w:val="both"/>
         <w:rPr>
@@ -303,7 +303,7 @@
         <w:pStyle w:val="Paragrafoelenco"/>
         <w:numPr>
           <w:ilvl w:val="0"/>
-          <w:numId w:val="53"/>
+          <w:numId w:val="41"/>
         </w:numPr>
         <w:jc w:val="both"/>
         <w:rPr>
@@ -354,7 +354,7 @@
         <w:pStyle w:val="Paragrafoelenco"/>
         <w:numPr>
           <w:ilvl w:val="0"/>
-          <w:numId w:val="53"/>
+          <w:numId w:val="41"/>
         </w:numPr>
         <w:jc w:val="both"/>
         <w:rPr>
@@ -398,7 +398,7 @@
         <w:pStyle w:val="Paragrafoelenco"/>
         <w:numPr>
           <w:ilvl w:val="0"/>
-          <w:numId w:val="53"/>
+          <w:numId w:val="41"/>
         </w:numPr>
         <w:jc w:val="both"/>
         <w:rPr>
@@ -442,7 +442,7 @@
         <w:pStyle w:val="Paragrafoelenco"/>
         <w:numPr>
           <w:ilvl w:val="0"/>
-          <w:numId w:val="53"/>
+          <w:numId w:val="41"/>
         </w:numPr>
         <w:jc w:val="both"/>
         <w:rPr>
@@ -481,7 +481,7 @@
         <w:pStyle w:val="Paragrafoelenco"/>
         <w:numPr>
           <w:ilvl w:val="0"/>
-          <w:numId w:val="52"/>
+          <w:numId w:val="40"/>
         </w:numPr>
         <w:jc w:val="both"/>
         <w:rPr>
@@ -596,7 +596,7 @@
         <w:pStyle w:val="Paragrafoelenco"/>
         <w:numPr>
           <w:ilvl w:val="0"/>
-          <w:numId w:val="52"/>
+          <w:numId w:val="40"/>
         </w:numPr>
         <w:jc w:val="both"/>
         <w:rPr>
@@ -732,7 +732,7 @@
         <w:pStyle w:val="Paragrafoelenco"/>
         <w:numPr>
           <w:ilvl w:val="0"/>
-          <w:numId w:val="54"/>
+          <w:numId w:val="42"/>
         </w:numPr>
         <w:jc w:val="both"/>
         <w:rPr>
@@ -768,7 +768,7 @@
         <w:pStyle w:val="Paragrafoelenco"/>
         <w:numPr>
           <w:ilvl w:val="0"/>
-          <w:numId w:val="55"/>
+          <w:numId w:val="43"/>
         </w:numPr>
         <w:jc w:val="both"/>
         <w:rPr>
@@ -932,7 +932,7 @@
         <w:pStyle w:val="Paragrafoelenco"/>
         <w:numPr>
           <w:ilvl w:val="0"/>
-          <w:numId w:val="55"/>
+          <w:numId w:val="43"/>
         </w:numPr>
         <w:jc w:val="both"/>
         <w:rPr>
@@ -1018,7 +1018,7 @@
         <w:pStyle w:val="Paragrafoelenco"/>
         <w:numPr>
           <w:ilvl w:val="0"/>
-          <w:numId w:val="55"/>
+          <w:numId w:val="43"/>
         </w:numPr>
         <w:jc w:val="both"/>
         <w:rPr>
@@ -1105,7 +1105,7 @@
         <w:pStyle w:val="Paragrafoelenco"/>
         <w:numPr>
           <w:ilvl w:val="0"/>
-          <w:numId w:val="55"/>
+          <w:numId w:val="43"/>
         </w:numPr>
         <w:jc w:val="both"/>
         <w:rPr>
@@ -1223,7 +1223,7 @@
         <w:pStyle w:val="Paragrafoelenco"/>
         <w:numPr>
           <w:ilvl w:val="0"/>
-          <w:numId w:val="55"/>
+          <w:numId w:val="43"/>
         </w:numPr>
         <w:jc w:val="both"/>
         <w:rPr>
@@ -1361,7 +1361,7 @@
         <w:pStyle w:val="Paragrafoelenco"/>
         <w:numPr>
           <w:ilvl w:val="0"/>
-          <w:numId w:val="55"/>
+          <w:numId w:val="43"/>
         </w:numPr>
         <w:jc w:val="both"/>
         <w:rPr>
@@ -1397,7 +1397,7 @@
         <w:pStyle w:val="Paragrafoelenco"/>
         <w:numPr>
           <w:ilvl w:val="0"/>
-          <w:numId w:val="56"/>
+          <w:numId w:val="44"/>
         </w:numPr>
         <w:jc w:val="both"/>
         <w:rPr>
@@ -1429,7 +1429,7 @@
         <w:pStyle w:val="Paragrafoelenco"/>
         <w:numPr>
           <w:ilvl w:val="0"/>
-          <w:numId w:val="56"/>
+          <w:numId w:val="44"/>
         </w:numPr>
         <w:jc w:val="both"/>
         <w:rPr>
@@ -1463,7 +1463,7 @@
         <w:pStyle w:val="Paragrafoelenco"/>
         <w:numPr>
           <w:ilvl w:val="0"/>
-          <w:numId w:val="56"/>
+          <w:numId w:val="44"/>
         </w:numPr>
         <w:jc w:val="both"/>
         <w:rPr>
@@ -1503,7 +1503,7 @@
         <w:pStyle w:val="Paragrafoelenco"/>
         <w:numPr>
           <w:ilvl w:val="0"/>
-          <w:numId w:val="56"/>
+          <w:numId w:val="44"/>
         </w:numPr>
         <w:jc w:val="both"/>
         <w:rPr>
@@ -1534,7 +1534,7 @@
         <w:pStyle w:val="Paragrafoelenco"/>
         <w:numPr>
           <w:ilvl w:val="0"/>
-          <w:numId w:val="56"/>
+          <w:numId w:val="44"/>
         </w:numPr>
         <w:jc w:val="both"/>
         <w:rPr>
@@ -1573,7 +1573,7 @@
         <w:pStyle w:val="Paragrafoelenco"/>
         <w:numPr>
           <w:ilvl w:val="0"/>
-          <w:numId w:val="55"/>
+          <w:numId w:val="43"/>
         </w:numPr>
         <w:jc w:val="both"/>
         <w:rPr>
@@ -1609,7 +1609,7 @@
         <w:pStyle w:val="Paragrafoelenco"/>
         <w:numPr>
           <w:ilvl w:val="0"/>
-          <w:numId w:val="57"/>
+          <w:numId w:val="45"/>
         </w:numPr>
         <w:jc w:val="both"/>
       </w:pPr>
@@ -1622,7 +1622,7 @@
         <w:pStyle w:val="Paragrafoelenco"/>
         <w:numPr>
           <w:ilvl w:val="0"/>
-          <w:numId w:val="57"/>
+          <w:numId w:val="45"/>
         </w:numPr>
         <w:jc w:val="both"/>
       </w:pPr>
@@ -1635,7 +1635,7 @@
         <w:pStyle w:val="Paragrafoelenco"/>
         <w:numPr>
           <w:ilvl w:val="0"/>
-          <w:numId w:val="57"/>
+          <w:numId w:val="45"/>
         </w:numPr>
         <w:jc w:val="both"/>
       </w:pPr>
@@ -1659,7 +1659,7 @@
         <w:pStyle w:val="Paragrafoelenco"/>
         <w:numPr>
           <w:ilvl w:val="0"/>
-          <w:numId w:val="55"/>
+          <w:numId w:val="43"/>
         </w:numPr>
         <w:jc w:val="both"/>
         <w:rPr>
@@ -1719,7 +1719,7 @@
         <w:pStyle w:val="Paragrafoelenco"/>
         <w:numPr>
           <w:ilvl w:val="0"/>
-          <w:numId w:val="58"/>
+          <w:numId w:val="46"/>
         </w:numPr>
         <w:jc w:val="both"/>
         <w:rPr>
@@ -1772,7 +1772,7 @@
         <w:pStyle w:val="Paragrafoelenco"/>
         <w:numPr>
           <w:ilvl w:val="0"/>
-          <w:numId w:val="59"/>
+          <w:numId w:val="47"/>
         </w:numPr>
         <w:jc w:val="both"/>
         <w:rPr>
@@ -1960,7 +1960,7 @@
         <w:pStyle w:val="Paragrafoelenco"/>
         <w:numPr>
           <w:ilvl w:val="0"/>
-          <w:numId w:val="59"/>
+          <w:numId w:val="47"/>
         </w:numPr>
         <w:jc w:val="both"/>
         <w:rPr>
@@ -2044,7 +2044,7 @@
         <w:pStyle w:val="Paragrafoelenco"/>
         <w:numPr>
           <w:ilvl w:val="0"/>
-          <w:numId w:val="59"/>
+          <w:numId w:val="47"/>
         </w:numPr>
         <w:jc w:val="both"/>
         <w:rPr>
@@ -2118,7 +2118,7 @@
         <w:pStyle w:val="Paragrafoelenco"/>
         <w:numPr>
           <w:ilvl w:val="0"/>
-          <w:numId w:val="59"/>
+          <w:numId w:val="47"/>
         </w:numPr>
         <w:jc w:val="both"/>
         <w:rPr>
@@ -2253,7 +2253,7 @@
         <w:pStyle w:val="Paragrafoelenco"/>
         <w:numPr>
           <w:ilvl w:val="0"/>
-          <w:numId w:val="59"/>
+          <w:numId w:val="47"/>
         </w:numPr>
         <w:jc w:val="both"/>
         <w:rPr>
@@ -2368,7 +2368,7 @@
         <w:pStyle w:val="Paragrafoelenco"/>
         <w:numPr>
           <w:ilvl w:val="0"/>
-          <w:numId w:val="59"/>
+          <w:numId w:val="47"/>
         </w:numPr>
         <w:jc w:val="both"/>
         <w:rPr>
@@ -2481,7 +2481,7 @@
         <w:pStyle w:val="Paragrafoelenco"/>
         <w:numPr>
           <w:ilvl w:val="0"/>
-          <w:numId w:val="59"/>
+          <w:numId w:val="47"/>
         </w:numPr>
         <w:jc w:val="both"/>
         <w:rPr>
@@ -2597,7 +2597,7 @@
         <w:pStyle w:val="Paragrafoelenco"/>
         <w:numPr>
           <w:ilvl w:val="0"/>
-          <w:numId w:val="60"/>
+          <w:numId w:val="48"/>
         </w:numPr>
         <w:jc w:val="both"/>
         <w:rPr>
@@ -2839,7 +2839,7 @@
         <w:pStyle w:val="Paragrafoelenco"/>
         <w:numPr>
           <w:ilvl w:val="0"/>
-          <w:numId w:val="61"/>
+          <w:numId w:val="49"/>
         </w:numPr>
         <w:jc w:val="both"/>
         <w:rPr>
@@ -2892,7 +2892,7 @@
         <w:pStyle w:val="Paragrafoelenco"/>
         <w:numPr>
           <w:ilvl w:val="0"/>
-          <w:numId w:val="62"/>
+          <w:numId w:val="50"/>
         </w:numPr>
         <w:jc w:val="both"/>
       </w:pPr>
@@ -2905,7 +2905,7 @@
         <w:pStyle w:val="Paragrafoelenco"/>
         <w:numPr>
           <w:ilvl w:val="0"/>
-          <w:numId w:val="62"/>
+          <w:numId w:val="50"/>
         </w:numPr>
         <w:jc w:val="both"/>
       </w:pPr>
@@ -3042,7 +3042,7 @@
         <w:pStyle w:val="Paragrafoelenco"/>
         <w:numPr>
           <w:ilvl w:val="0"/>
-          <w:numId w:val="61"/>
+          <w:numId w:val="49"/>
         </w:numPr>
         <w:jc w:val="both"/>
         <w:rPr>
@@ -3285,7 +3285,7 @@
         <w:pStyle w:val="Paragrafoelenco"/>
         <w:numPr>
           <w:ilvl w:val="0"/>
-          <w:numId w:val="61"/>
+          <w:numId w:val="49"/>
         </w:numPr>
         <w:jc w:val="both"/>
         <w:rPr>
@@ -3484,7 +3484,7 @@
         <w:pStyle w:val="Paragrafoelenco"/>
         <w:numPr>
           <w:ilvl w:val="0"/>
-          <w:numId w:val="61"/>
+          <w:numId w:val="49"/>
         </w:numPr>
         <w:jc w:val="both"/>
         <w:rPr>
@@ -3631,7 +3631,7 @@
         <w:pStyle w:val="Paragrafoelenco"/>
         <w:numPr>
           <w:ilvl w:val="0"/>
-          <w:numId w:val="61"/>
+          <w:numId w:val="49"/>
         </w:numPr>
         <w:jc w:val="both"/>
         <w:rPr>
@@ -3710,7 +3710,7 @@
         <w:pStyle w:val="Paragrafoelenco"/>
         <w:numPr>
           <w:ilvl w:val="0"/>
-          <w:numId w:val="63"/>
+          <w:numId w:val="51"/>
         </w:numPr>
         <w:jc w:val="both"/>
         <w:rPr>
@@ -3778,7 +3778,7 @@
         <w:pStyle w:val="Paragrafoelenco"/>
         <w:numPr>
           <w:ilvl w:val="0"/>
-          <w:numId w:val="64"/>
+          <w:numId w:val="52"/>
         </w:numPr>
         <w:jc w:val="both"/>
         <w:rPr>
@@ -3866,7 +3866,7 @@
         <w:pStyle w:val="Paragrafoelenco"/>
         <w:numPr>
           <w:ilvl w:val="0"/>
-          <w:numId w:val="82"/>
+          <w:numId w:val="65"/>
         </w:numPr>
         <w:jc w:val="both"/>
       </w:pPr>
@@ -3882,7 +3882,7 @@
         <w:pStyle w:val="Paragrafoelenco"/>
         <w:numPr>
           <w:ilvl w:val="0"/>
-          <w:numId w:val="82"/>
+          <w:numId w:val="65"/>
         </w:numPr>
         <w:jc w:val="both"/>
       </w:pPr>
@@ -3898,7 +3898,7 @@
         <w:pStyle w:val="Paragrafoelenco"/>
         <w:numPr>
           <w:ilvl w:val="0"/>
-          <w:numId w:val="82"/>
+          <w:numId w:val="65"/>
         </w:numPr>
         <w:jc w:val="both"/>
       </w:pPr>
@@ -3930,7 +3930,7 @@
         <w:pStyle w:val="Paragrafoelenco"/>
         <w:numPr>
           <w:ilvl w:val="0"/>
-          <w:numId w:val="83"/>
+          <w:numId w:val="66"/>
         </w:numPr>
         <w:jc w:val="both"/>
       </w:pPr>
@@ -3943,7 +3943,7 @@
         <w:pStyle w:val="Paragrafoelenco"/>
         <w:numPr>
           <w:ilvl w:val="0"/>
-          <w:numId w:val="83"/>
+          <w:numId w:val="66"/>
         </w:numPr>
         <w:jc w:val="both"/>
       </w:pPr>
@@ -3962,7 +3962,7 @@
         <w:pStyle w:val="Paragrafoelenco"/>
         <w:numPr>
           <w:ilvl w:val="0"/>
-          <w:numId w:val="64"/>
+          <w:numId w:val="52"/>
         </w:numPr>
         <w:jc w:val="both"/>
         <w:rPr>
@@ -4016,7 +4016,7 @@
       <w:pPr>
         <w:numPr>
           <w:ilvl w:val="0"/>
-          <w:numId w:val="33"/>
+          <w:numId w:val="23"/>
         </w:numPr>
         <w:jc w:val="both"/>
       </w:pPr>
@@ -4028,7 +4028,7 @@
       <w:pPr>
         <w:numPr>
           <w:ilvl w:val="0"/>
-          <w:numId w:val="33"/>
+          <w:numId w:val="23"/>
         </w:numPr>
         <w:jc w:val="both"/>
       </w:pPr>
@@ -4056,7 +4056,7 @@
       <w:pPr>
         <w:numPr>
           <w:ilvl w:val="0"/>
-          <w:numId w:val="34"/>
+          <w:numId w:val="24"/>
         </w:numPr>
         <w:jc w:val="both"/>
       </w:pPr>
@@ -4068,7 +4068,7 @@
       <w:pPr>
         <w:numPr>
           <w:ilvl w:val="0"/>
-          <w:numId w:val="34"/>
+          <w:numId w:val="24"/>
         </w:numPr>
         <w:jc w:val="both"/>
       </w:pPr>
@@ -4104,7 +4104,7 @@
         <w:pStyle w:val="Paragrafoelenco"/>
         <w:numPr>
           <w:ilvl w:val="0"/>
-          <w:numId w:val="64"/>
+          <w:numId w:val="52"/>
         </w:numPr>
         <w:jc w:val="both"/>
         <w:rPr>
@@ -4173,7 +4173,7 @@
       <w:pPr>
         <w:numPr>
           <w:ilvl w:val="0"/>
-          <w:numId w:val="36"/>
+          <w:numId w:val="25"/>
         </w:numPr>
         <w:jc w:val="both"/>
       </w:pPr>
@@ -4185,7 +4185,7 @@
       <w:pPr>
         <w:numPr>
           <w:ilvl w:val="0"/>
-          <w:numId w:val="36"/>
+          <w:numId w:val="25"/>
         </w:numPr>
         <w:jc w:val="both"/>
       </w:pPr>
@@ -4197,7 +4197,7 @@
       <w:pPr>
         <w:numPr>
           <w:ilvl w:val="0"/>
-          <w:numId w:val="36"/>
+          <w:numId w:val="25"/>
         </w:numPr>
         <w:jc w:val="both"/>
       </w:pPr>
@@ -4209,7 +4209,7 @@
       <w:pPr>
         <w:numPr>
           <w:ilvl w:val="0"/>
-          <w:numId w:val="36"/>
+          <w:numId w:val="25"/>
         </w:numPr>
         <w:jc w:val="both"/>
       </w:pPr>
@@ -4221,7 +4221,7 @@
       <w:pPr>
         <w:numPr>
           <w:ilvl w:val="0"/>
-          <w:numId w:val="36"/>
+          <w:numId w:val="25"/>
         </w:numPr>
         <w:jc w:val="both"/>
       </w:pPr>
@@ -4249,7 +4249,7 @@
       <w:pPr>
         <w:numPr>
           <w:ilvl w:val="0"/>
-          <w:numId w:val="37"/>
+          <w:numId w:val="26"/>
         </w:numPr>
         <w:jc w:val="both"/>
       </w:pPr>
@@ -4261,7 +4261,7 @@
       <w:pPr>
         <w:numPr>
           <w:ilvl w:val="0"/>
-          <w:numId w:val="37"/>
+          <w:numId w:val="26"/>
         </w:numPr>
         <w:jc w:val="both"/>
       </w:pPr>
@@ -4295,7 +4295,7 @@
         <w:pStyle w:val="Paragrafoelenco"/>
         <w:numPr>
           <w:ilvl w:val="0"/>
-          <w:numId w:val="66"/>
+          <w:numId w:val="54"/>
         </w:numPr>
         <w:jc w:val="both"/>
         <w:rPr>
@@ -4354,7 +4354,7 @@
       <w:pPr>
         <w:numPr>
           <w:ilvl w:val="0"/>
-          <w:numId w:val="39"/>
+          <w:numId w:val="27"/>
         </w:numPr>
         <w:jc w:val="both"/>
       </w:pPr>
@@ -4366,7 +4366,7 @@
       <w:pPr>
         <w:numPr>
           <w:ilvl w:val="0"/>
-          <w:numId w:val="39"/>
+          <w:numId w:val="27"/>
         </w:numPr>
         <w:jc w:val="both"/>
       </w:pPr>
@@ -4378,7 +4378,7 @@
       <w:pPr>
         <w:numPr>
           <w:ilvl w:val="0"/>
-          <w:numId w:val="39"/>
+          <w:numId w:val="27"/>
         </w:numPr>
         <w:jc w:val="both"/>
       </w:pPr>
@@ -4390,7 +4390,7 @@
       <w:pPr>
         <w:numPr>
           <w:ilvl w:val="0"/>
-          <w:numId w:val="39"/>
+          <w:numId w:val="27"/>
         </w:numPr>
         <w:jc w:val="both"/>
       </w:pPr>
@@ -4402,7 +4402,7 @@
       <w:pPr>
         <w:numPr>
           <w:ilvl w:val="0"/>
-          <w:numId w:val="39"/>
+          <w:numId w:val="27"/>
         </w:numPr>
         <w:jc w:val="both"/>
       </w:pPr>
@@ -4428,7 +4428,7 @@
         <w:pStyle w:val="Paragrafoelenco"/>
         <w:numPr>
           <w:ilvl w:val="0"/>
-          <w:numId w:val="65"/>
+          <w:numId w:val="53"/>
         </w:numPr>
         <w:jc w:val="both"/>
         <w:rPr>
@@ -4526,7 +4526,7 @@
       <w:pPr>
         <w:numPr>
           <w:ilvl w:val="0"/>
-          <w:numId w:val="40"/>
+          <w:numId w:val="28"/>
         </w:numPr>
         <w:jc w:val="both"/>
       </w:pPr>
@@ -4538,7 +4538,7 @@
       <w:pPr>
         <w:numPr>
           <w:ilvl w:val="0"/>
-          <w:numId w:val="40"/>
+          <w:numId w:val="28"/>
         </w:numPr>
         <w:jc w:val="both"/>
       </w:pPr>
@@ -4550,7 +4550,7 @@
       <w:pPr>
         <w:numPr>
           <w:ilvl w:val="0"/>
-          <w:numId w:val="40"/>
+          <w:numId w:val="28"/>
         </w:numPr>
         <w:jc w:val="both"/>
       </w:pPr>
@@ -4576,7 +4576,7 @@
         <w:pStyle w:val="Paragrafoelenco"/>
         <w:numPr>
           <w:ilvl w:val="0"/>
-          <w:numId w:val="65"/>
+          <w:numId w:val="53"/>
         </w:numPr>
         <w:jc w:val="both"/>
         <w:rPr>
@@ -4616,7 +4616,7 @@
       <w:pPr>
         <w:numPr>
           <w:ilvl w:val="0"/>
-          <w:numId w:val="41"/>
+          <w:numId w:val="29"/>
         </w:numPr>
         <w:jc w:val="both"/>
       </w:pPr>
@@ -4628,7 +4628,7 @@
       <w:pPr>
         <w:numPr>
           <w:ilvl w:val="0"/>
-          <w:numId w:val="41"/>
+          <w:numId w:val="29"/>
         </w:numPr>
         <w:jc w:val="both"/>
       </w:pPr>
@@ -4640,7 +4640,7 @@
       <w:pPr>
         <w:numPr>
           <w:ilvl w:val="0"/>
-          <w:numId w:val="41"/>
+          <w:numId w:val="29"/>
         </w:numPr>
         <w:jc w:val="both"/>
       </w:pPr>
@@ -4653,7 +4653,7 @@
       <w:pPr>
         <w:numPr>
           <w:ilvl w:val="0"/>
-          <w:numId w:val="41"/>
+          <w:numId w:val="29"/>
         </w:numPr>
         <w:jc w:val="both"/>
       </w:pPr>
@@ -4665,7 +4665,7 @@
       <w:pPr>
         <w:numPr>
           <w:ilvl w:val="0"/>
-          <w:numId w:val="41"/>
+          <w:numId w:val="29"/>
         </w:numPr>
         <w:jc w:val="both"/>
       </w:pPr>
@@ -4683,7 +4683,7 @@
         <w:pStyle w:val="Paragrafoelenco"/>
         <w:numPr>
           <w:ilvl w:val="0"/>
-          <w:numId w:val="65"/>
+          <w:numId w:val="53"/>
         </w:numPr>
         <w:jc w:val="both"/>
         <w:rPr>
@@ -4741,7 +4741,7 @@
         <w:pStyle w:val="Paragrafoelenco"/>
         <w:numPr>
           <w:ilvl w:val="0"/>
-          <w:numId w:val="65"/>
+          <w:numId w:val="53"/>
         </w:numPr>
         <w:jc w:val="both"/>
         <w:rPr>
@@ -4791,7 +4791,7 @@
       <w:pPr>
         <w:numPr>
           <w:ilvl w:val="0"/>
-          <w:numId w:val="42"/>
+          <w:numId w:val="30"/>
         </w:numPr>
         <w:jc w:val="both"/>
       </w:pPr>
@@ -4803,7 +4803,7 @@
       <w:pPr>
         <w:numPr>
           <w:ilvl w:val="0"/>
-          <w:numId w:val="42"/>
+          <w:numId w:val="30"/>
         </w:numPr>
         <w:jc w:val="both"/>
       </w:pPr>
@@ -4815,7 +4815,7 @@
       <w:pPr>
         <w:numPr>
           <w:ilvl w:val="0"/>
-          <w:numId w:val="42"/>
+          <w:numId w:val="30"/>
         </w:numPr>
         <w:jc w:val="both"/>
       </w:pPr>
@@ -4827,7 +4827,7 @@
       <w:pPr>
         <w:numPr>
           <w:ilvl w:val="0"/>
-          <w:numId w:val="42"/>
+          <w:numId w:val="30"/>
         </w:numPr>
         <w:jc w:val="both"/>
       </w:pPr>
@@ -4861,7 +4861,7 @@
         <w:pStyle w:val="Paragrafoelenco"/>
         <w:numPr>
           <w:ilvl w:val="0"/>
-          <w:numId w:val="67"/>
+          <w:numId w:val="55"/>
         </w:numPr>
         <w:jc w:val="both"/>
         <w:rPr>
@@ -4917,7 +4917,21 @@
         <w:jc w:val="both"/>
       </w:pPr>
       <w:r>
-        <w:t>L'applicazione è stata sviluppata utilizzando Java e JavaFX, mentre il testing automatico è stato realizzato attraverso il framework TestFX.</w:t>
+        <w:t xml:space="preserve">L'applicazione è stata sviluppata utilizzando </w:t>
+      </w:r>
+      <w:r>
+        <w:t>Scala</w:t>
+      </w:r>
+      <w:r>
+        <w:t xml:space="preserve"> e </w:t>
+      </w:r>
+      <w:proofErr w:type="spellStart"/>
+      <w:r>
+        <w:t>JavaFX</w:t>
+      </w:r>
+      <w:proofErr w:type="spellEnd"/>
+      <w:r>
+        <w:t>, mentre il testing automatico è stato realizzato attraverso il framework TestFX.</w:t>
       </w:r>
     </w:p>
     <w:p>
@@ -4932,7 +4946,7 @@
       <w:pPr>
         <w:numPr>
           <w:ilvl w:val="0"/>
-          <w:numId w:val="43"/>
+          <w:numId w:val="31"/>
         </w:numPr>
         <w:jc w:val="both"/>
       </w:pPr>
@@ -4944,7 +4958,7 @@
       <w:pPr>
         <w:numPr>
           <w:ilvl w:val="0"/>
-          <w:numId w:val="43"/>
+          <w:numId w:val="31"/>
         </w:numPr>
         <w:jc w:val="both"/>
       </w:pPr>
@@ -4956,7 +4970,7 @@
       <w:pPr>
         <w:numPr>
           <w:ilvl w:val="0"/>
-          <w:numId w:val="43"/>
+          <w:numId w:val="31"/>
         </w:numPr>
         <w:jc w:val="both"/>
       </w:pPr>
@@ -4968,7 +4982,7 @@
       <w:pPr>
         <w:numPr>
           <w:ilvl w:val="0"/>
-          <w:numId w:val="43"/>
+          <w:numId w:val="31"/>
         </w:numPr>
         <w:jc w:val="both"/>
       </w:pPr>
@@ -4980,7 +4994,7 @@
       <w:pPr>
         <w:numPr>
           <w:ilvl w:val="0"/>
-          <w:numId w:val="43"/>
+          <w:numId w:val="31"/>
         </w:numPr>
         <w:jc w:val="both"/>
       </w:pPr>
@@ -4992,7 +5006,7 @@
       <w:pPr>
         <w:numPr>
           <w:ilvl w:val="0"/>
-          <w:numId w:val="43"/>
+          <w:numId w:val="31"/>
         </w:numPr>
         <w:jc w:val="both"/>
       </w:pPr>
@@ -5018,7 +5032,7 @@
         <w:pStyle w:val="Paragrafoelenco"/>
         <w:numPr>
           <w:ilvl w:val="0"/>
-          <w:numId w:val="70"/>
+          <w:numId w:val="58"/>
         </w:numPr>
         <w:jc w:val="both"/>
         <w:rPr>
@@ -5051,7 +5065,7 @@
         <w:pStyle w:val="Paragrafoelenco"/>
         <w:numPr>
           <w:ilvl w:val="0"/>
-          <w:numId w:val="68"/>
+          <w:numId w:val="56"/>
         </w:numPr>
         <w:jc w:val="both"/>
         <w:rPr>
@@ -5082,7 +5096,7 @@
         <w:pStyle w:val="Paragrafoelenco"/>
         <w:numPr>
           <w:ilvl w:val="0"/>
-          <w:numId w:val="68"/>
+          <w:numId w:val="56"/>
         </w:numPr>
         <w:jc w:val="both"/>
         <w:rPr>
@@ -5113,7 +5127,7 @@
         <w:pStyle w:val="Paragrafoelenco"/>
         <w:numPr>
           <w:ilvl w:val="0"/>
-          <w:numId w:val="68"/>
+          <w:numId w:val="56"/>
         </w:numPr>
         <w:jc w:val="both"/>
         <w:rPr>
@@ -5144,7 +5158,7 @@
         <w:pStyle w:val="Paragrafoelenco"/>
         <w:numPr>
           <w:ilvl w:val="0"/>
-          <w:numId w:val="68"/>
+          <w:numId w:val="56"/>
         </w:numPr>
         <w:jc w:val="both"/>
         <w:rPr>
@@ -5181,7 +5195,7 @@
         <w:pStyle w:val="Paragrafoelenco"/>
         <w:numPr>
           <w:ilvl w:val="0"/>
-          <w:numId w:val="68"/>
+          <w:numId w:val="56"/>
         </w:numPr>
         <w:jc w:val="both"/>
         <w:rPr>
@@ -5211,7 +5225,7 @@
       <w:pPr>
         <w:numPr>
           <w:ilvl w:val="0"/>
-          <w:numId w:val="44"/>
+          <w:numId w:val="32"/>
         </w:numPr>
         <w:jc w:val="both"/>
       </w:pPr>
@@ -5223,7 +5237,7 @@
       <w:pPr>
         <w:numPr>
           <w:ilvl w:val="0"/>
-          <w:numId w:val="44"/>
+          <w:numId w:val="32"/>
         </w:numPr>
         <w:jc w:val="both"/>
       </w:pPr>
@@ -5235,7 +5249,7 @@
       <w:pPr>
         <w:numPr>
           <w:ilvl w:val="0"/>
-          <w:numId w:val="44"/>
+          <w:numId w:val="32"/>
         </w:numPr>
         <w:jc w:val="both"/>
       </w:pPr>
@@ -5248,7 +5262,7 @@
         <w:pStyle w:val="Paragrafoelenco"/>
         <w:numPr>
           <w:ilvl w:val="0"/>
-          <w:numId w:val="69"/>
+          <w:numId w:val="57"/>
         </w:numPr>
         <w:jc w:val="both"/>
         <w:rPr>
@@ -5278,7 +5292,7 @@
       <w:pPr>
         <w:numPr>
           <w:ilvl w:val="0"/>
-          <w:numId w:val="45"/>
+          <w:numId w:val="33"/>
         </w:numPr>
         <w:jc w:val="both"/>
       </w:pPr>
@@ -5290,7 +5304,7 @@
       <w:pPr>
         <w:numPr>
           <w:ilvl w:val="0"/>
-          <w:numId w:val="45"/>
+          <w:numId w:val="33"/>
         </w:numPr>
         <w:jc w:val="both"/>
       </w:pPr>
@@ -5305,7 +5319,7 @@
       <w:pPr>
         <w:numPr>
           <w:ilvl w:val="0"/>
-          <w:numId w:val="45"/>
+          <w:numId w:val="33"/>
         </w:numPr>
         <w:jc w:val="both"/>
       </w:pPr>
@@ -5321,7 +5335,7 @@
         <w:pStyle w:val="Paragrafoelenco"/>
         <w:numPr>
           <w:ilvl w:val="0"/>
-          <w:numId w:val="69"/>
+          <w:numId w:val="57"/>
         </w:numPr>
         <w:jc w:val="both"/>
         <w:rPr>
@@ -5358,7 +5372,7 @@
         <w:pStyle w:val="Paragrafoelenco"/>
         <w:numPr>
           <w:ilvl w:val="0"/>
-          <w:numId w:val="70"/>
+          <w:numId w:val="58"/>
         </w:numPr>
         <w:jc w:val="both"/>
         <w:rPr>
@@ -5391,7 +5405,7 @@
         <w:pStyle w:val="Paragrafoelenco"/>
         <w:numPr>
           <w:ilvl w:val="0"/>
-          <w:numId w:val="69"/>
+          <w:numId w:val="57"/>
         </w:numPr>
         <w:jc w:val="both"/>
         <w:rPr>
@@ -5428,7 +5442,7 @@
         <w:pStyle w:val="Paragrafoelenco"/>
         <w:numPr>
           <w:ilvl w:val="0"/>
-          <w:numId w:val="69"/>
+          <w:numId w:val="57"/>
         </w:numPr>
         <w:jc w:val="both"/>
         <w:rPr>
@@ -5459,7 +5473,7 @@
         <w:pStyle w:val="Paragrafoelenco"/>
         <w:numPr>
           <w:ilvl w:val="0"/>
-          <w:numId w:val="69"/>
+          <w:numId w:val="57"/>
         </w:numPr>
         <w:jc w:val="both"/>
         <w:rPr>
@@ -5492,18 +5506,197 @@
     </w:p>
     <w:p>
       <w:pPr>
-        <w:jc w:val="both"/>
-      </w:pPr>
-      <w:r>
-        <w:br w:type="page"/>
-      </w:r>
-    </w:p>
-    <w:p>
-      <w:pPr>
         <w:pStyle w:val="Paragrafoelenco"/>
         <w:numPr>
           <w:ilvl w:val="0"/>
-          <w:numId w:val="71"/>
+          <w:numId w:val="58"/>
+        </w:numPr>
+        <w:jc w:val="both"/>
+        <w:rPr>
+          <w:b/>
+          <w:bCs/>
+          <w:sz w:val="24"/>
+          <w:szCs w:val="24"/>
+        </w:rPr>
+      </w:pPr>
+      <w:r>
+        <w:rPr>
+          <w:b/>
+          <w:bCs/>
+          <w:sz w:val="24"/>
+          <w:szCs w:val="24"/>
+        </w:rPr>
+        <w:t xml:space="preserve">Build </w:t>
+      </w:r>
+      <w:proofErr w:type="spellStart"/>
+      <w:r>
+        <w:rPr>
+          <w:b/>
+          <w:bCs/>
+          <w:sz w:val="24"/>
+          <w:szCs w:val="24"/>
+        </w:rPr>
+        <w:t>automation</w:t>
+      </w:r>
+      <w:proofErr w:type="spellEnd"/>
+    </w:p>
+    <w:p>
+      <w:pPr>
+        <w:jc w:val="both"/>
+      </w:pPr>
+      <w:r>
+        <w:t xml:space="preserve">Per la gestione della compilazione è stato utilizzato </w:t>
+      </w:r>
+      <w:r>
+        <w:rPr>
+          <w:b/>
+          <w:bCs/>
+        </w:rPr>
+        <w:t>SBT (Simple Build Tool)</w:t>
+      </w:r>
+      <w:r>
+        <w:t>, lo strumento di build standard dell'ecosistema Scala.</w:t>
+      </w:r>
+    </w:p>
+    <w:p>
+      <w:pPr>
+        <w:jc w:val="both"/>
+      </w:pPr>
+      <w:r>
+        <w:t>Attraverso SBT è stato possibile automatizzare:</w:t>
+      </w:r>
+    </w:p>
+    <w:p>
+      <w:pPr>
+        <w:numPr>
+          <w:ilvl w:val="0"/>
+          <w:numId w:val="67"/>
+        </w:numPr>
+        <w:jc w:val="both"/>
+      </w:pPr>
+      <w:r>
+        <w:t>compilazione del codice sorgente</w:t>
+      </w:r>
+      <w:r>
+        <w:t xml:space="preserve"> (</w:t>
+      </w:r>
+      <w:proofErr w:type="spellStart"/>
+      <w:r>
+        <w:t>sbt</w:t>
+      </w:r>
+      <w:proofErr w:type="spellEnd"/>
+      <w:r>
+        <w:t xml:space="preserve"> compile)</w:t>
+      </w:r>
+      <w:r>
+        <w:t xml:space="preserve">; </w:t>
+      </w:r>
+    </w:p>
+    <w:p>
+      <w:pPr>
+        <w:numPr>
+          <w:ilvl w:val="0"/>
+          <w:numId w:val="67"/>
+        </w:numPr>
+        <w:jc w:val="both"/>
+      </w:pPr>
+      <w:r>
+        <w:t>esecuzione dei test</w:t>
+      </w:r>
+      <w:r>
+        <w:t xml:space="preserve"> (</w:t>
+      </w:r>
+      <w:proofErr w:type="spellStart"/>
+      <w:r>
+        <w:t>sbt</w:t>
+      </w:r>
+      <w:proofErr w:type="spellEnd"/>
+      <w:r>
+        <w:t xml:space="preserve"> test)</w:t>
+      </w:r>
+      <w:r>
+        <w:t xml:space="preserve">; </w:t>
+      </w:r>
+    </w:p>
+    <w:p>
+      <w:pPr>
+        <w:numPr>
+          <w:ilvl w:val="0"/>
+          <w:numId w:val="67"/>
+        </w:numPr>
+        <w:jc w:val="both"/>
+      </w:pPr>
+      <w:r>
+        <w:t>gestione delle dipendenze</w:t>
+      </w:r>
+      <w:r>
+        <w:t xml:space="preserve"> (</w:t>
+      </w:r>
+      <w:proofErr w:type="spellStart"/>
+      <w:r>
+        <w:t>sbt</w:t>
+      </w:r>
+      <w:proofErr w:type="spellEnd"/>
+      <w:r>
+        <w:t xml:space="preserve"> </w:t>
+      </w:r>
+      <w:proofErr w:type="spellStart"/>
+      <w:r>
+        <w:t>run</w:t>
+      </w:r>
+      <w:proofErr w:type="spellEnd"/>
+      <w:r>
+        <w:t>)</w:t>
+      </w:r>
+      <w:r>
+        <w:t xml:space="preserve">; </w:t>
+      </w:r>
+    </w:p>
+    <w:p>
+      <w:pPr>
+        <w:numPr>
+          <w:ilvl w:val="0"/>
+          <w:numId w:val="67"/>
+        </w:numPr>
+        <w:jc w:val="both"/>
+      </w:pPr>
+      <w:r>
+        <w:t xml:space="preserve">creazione del </w:t>
+      </w:r>
+      <w:proofErr w:type="spellStart"/>
+      <w:r>
+        <w:t>fat</w:t>
+      </w:r>
+      <w:proofErr w:type="spellEnd"/>
+      <w:r>
+        <w:t xml:space="preserve"> JAR eseguibile</w:t>
+      </w:r>
+      <w:r>
+        <w:t xml:space="preserve"> (</w:t>
+      </w:r>
+      <w:proofErr w:type="spellStart"/>
+      <w:r>
+        <w:t>sbt</w:t>
+      </w:r>
+      <w:proofErr w:type="spellEnd"/>
+      <w:r>
+        <w:t xml:space="preserve"> assembly)</w:t>
+      </w:r>
+      <w:r>
+        <w:t>.</w:t>
+      </w:r>
+    </w:p>
+    <w:p>
+      <w:pPr>
+        <w:jc w:val="both"/>
+      </w:pPr>
+    </w:p>
+    <w:p>
+      <w:pPr>
+        <w:pStyle w:val="Paragrafoelenco"/>
+        <w:numPr>
+          <w:ilvl w:val="0"/>
+          <w:numId w:val="68"/>
         </w:numPr>
         <w:jc w:val="both"/>
         <w:rPr>
@@ -5520,6 +5713,15 @@
           <w:sz w:val="28"/>
           <w:szCs w:val="28"/>
         </w:rPr>
+        <w:br w:type="page"/>
+      </w:r>
+      <w:r>
+        <w:rPr>
+          <w:b/>
+          <w:bCs/>
+          <w:sz w:val="28"/>
+          <w:szCs w:val="28"/>
+        </w:rPr>
         <w:lastRenderedPageBreak/>
         <w:t>Implementazione della suite di test</w:t>
       </w:r>
@@ -5546,6 +5748,66 @@
         <w:jc w:val="both"/>
       </w:pPr>
       <w:r>
+        <w:t>Sono stati utilizzati due differenti livelli di testing:</w:t>
+      </w:r>
+      <w:r>
+        <w:t xml:space="preserve"> </w:t>
+      </w:r>
+      <w:r>
+        <w:t>il</w:t>
+      </w:r>
+      <w:r>
+        <w:t xml:space="preserve"> </w:t>
+      </w:r>
+      <w:r>
+        <w:rPr>
+          <w:b/>
+          <w:bCs/>
+        </w:rPr>
+        <w:t>Unit Testing</w:t>
+      </w:r>
+      <w:r>
+        <w:t>, on</w:t>
+      </w:r>
+      <w:r>
+        <w:t xml:space="preserve"> mediante </w:t>
+      </w:r>
+      <w:proofErr w:type="spellStart"/>
+      <w:r>
+        <w:t>JUnit</w:t>
+      </w:r>
+      <w:proofErr w:type="spellEnd"/>
+      <w:r>
+        <w:t xml:space="preserve"> 5, per verificare il corretto funzionamento della logica applicativa</w:t>
+      </w:r>
+      <w:r>
+        <w:t xml:space="preserve"> ed il </w:t>
+      </w:r>
+      <w:r>
+        <w:rPr>
+          <w:b/>
+          <w:bCs/>
+        </w:rPr>
+        <w:t>GUI Testing</w:t>
+      </w:r>
+      <w:r>
+        <w:t xml:space="preserve">, mediante </w:t>
+      </w:r>
+      <w:proofErr w:type="spellStart"/>
+      <w:r>
+        <w:t>TestFX</w:t>
+      </w:r>
+      <w:proofErr w:type="spellEnd"/>
+      <w:r>
+        <w:t>, per simulare l'interazione dell'utente con l'interfaccia grafica.</w:t>
+      </w:r>
+    </w:p>
+    <w:p/>
+    <w:p>
+      <w:pPr>
+        <w:jc w:val="both"/>
+      </w:pPr>
+      <w:r>
         <w:t>In particolare, la suite copre:</w:t>
       </w:r>
     </w:p>
@@ -5553,7 +5815,7 @@
       <w:pPr>
         <w:numPr>
           <w:ilvl w:val="0"/>
-          <w:numId w:val="46"/>
+          <w:numId w:val="34"/>
         </w:numPr>
         <w:jc w:val="both"/>
       </w:pPr>
@@ -5565,7 +5827,7 @@
       <w:pPr>
         <w:numPr>
           <w:ilvl w:val="0"/>
-          <w:numId w:val="46"/>
+          <w:numId w:val="34"/>
         </w:numPr>
         <w:jc w:val="both"/>
       </w:pPr>
@@ -5577,7 +5839,7 @@
       <w:pPr>
         <w:numPr>
           <w:ilvl w:val="0"/>
-          <w:numId w:val="46"/>
+          <w:numId w:val="34"/>
         </w:numPr>
         <w:jc w:val="both"/>
       </w:pPr>
@@ -5589,7 +5851,7 @@
       <w:pPr>
         <w:numPr>
           <w:ilvl w:val="0"/>
-          <w:numId w:val="46"/>
+          <w:numId w:val="34"/>
         </w:numPr>
         <w:jc w:val="both"/>
       </w:pPr>
@@ -5601,7 +5863,7 @@
       <w:pPr>
         <w:numPr>
           <w:ilvl w:val="0"/>
-          <w:numId w:val="46"/>
+          <w:numId w:val="34"/>
         </w:numPr>
         <w:jc w:val="both"/>
       </w:pPr>
@@ -5613,7 +5875,7 @@
       <w:pPr>
         <w:numPr>
           <w:ilvl w:val="0"/>
-          <w:numId w:val="46"/>
+          <w:numId w:val="34"/>
         </w:numPr>
         <w:jc w:val="both"/>
       </w:pPr>
@@ -5695,7 +5957,7 @@
         <w:pStyle w:val="Paragrafoelenco"/>
         <w:numPr>
           <w:ilvl w:val="0"/>
-          <w:numId w:val="77"/>
+          <w:numId w:val="64"/>
         </w:numPr>
         <w:jc w:val="both"/>
         <w:rPr>
@@ -5731,7 +5993,7 @@
         <w:pStyle w:val="Paragrafoelenco"/>
         <w:numPr>
           <w:ilvl w:val="0"/>
-          <w:numId w:val="77"/>
+          <w:numId w:val="64"/>
         </w:numPr>
         <w:jc w:val="both"/>
         <w:rPr>
@@ -5767,7 +6029,7 @@
         <w:pStyle w:val="Paragrafoelenco"/>
         <w:numPr>
           <w:ilvl w:val="0"/>
-          <w:numId w:val="77"/>
+          <w:numId w:val="64"/>
         </w:numPr>
         <w:jc w:val="both"/>
         <w:rPr>
@@ -5789,6 +6051,7 @@
         <w:jc w:val="both"/>
       </w:pPr>
       <w:r>
+        <w:lastRenderedPageBreak/>
         <w:t>Le finestre di dialogo richiedono una gestione specifica durante il testing e rappresentano uno degli aspetti più delicati dell'automazione delle GUI.</w:t>
       </w:r>
     </w:p>
@@ -5810,7 +6073,7 @@
         <w:pStyle w:val="Paragrafoelenco"/>
         <w:numPr>
           <w:ilvl w:val="0"/>
-          <w:numId w:val="72"/>
+          <w:numId w:val="59"/>
         </w:numPr>
         <w:jc w:val="both"/>
         <w:rPr>
@@ -5863,7 +6126,7 @@
         <w:pStyle w:val="Paragrafoelenco"/>
         <w:numPr>
           <w:ilvl w:val="0"/>
-          <w:numId w:val="73"/>
+          <w:numId w:val="60"/>
         </w:numPr>
         <w:jc w:val="both"/>
         <w:rPr>
@@ -5898,7 +6161,7 @@
         <w:pStyle w:val="Paragrafoelenco"/>
         <w:numPr>
           <w:ilvl w:val="0"/>
-          <w:numId w:val="74"/>
+          <w:numId w:val="61"/>
         </w:numPr>
         <w:jc w:val="both"/>
         <w:rPr>
@@ -5932,7 +6195,7 @@
       <w:pPr>
         <w:numPr>
           <w:ilvl w:val="0"/>
-          <w:numId w:val="47"/>
+          <w:numId w:val="35"/>
         </w:numPr>
         <w:jc w:val="both"/>
       </w:pPr>
@@ -5944,7 +6207,7 @@
       <w:pPr>
         <w:numPr>
           <w:ilvl w:val="0"/>
-          <w:numId w:val="47"/>
+          <w:numId w:val="35"/>
         </w:numPr>
         <w:jc w:val="both"/>
       </w:pPr>
@@ -5956,7 +6219,7 @@
       <w:pPr>
         <w:numPr>
           <w:ilvl w:val="0"/>
-          <w:numId w:val="47"/>
+          <w:numId w:val="35"/>
         </w:numPr>
         <w:jc w:val="both"/>
       </w:pPr>
@@ -5968,7 +6231,7 @@
       <w:pPr>
         <w:numPr>
           <w:ilvl w:val="0"/>
-          <w:numId w:val="47"/>
+          <w:numId w:val="35"/>
         </w:numPr>
         <w:jc w:val="both"/>
       </w:pPr>
@@ -5980,7 +6243,7 @@
       <w:pPr>
         <w:numPr>
           <w:ilvl w:val="0"/>
-          <w:numId w:val="47"/>
+          <w:numId w:val="35"/>
         </w:numPr>
         <w:jc w:val="both"/>
       </w:pPr>
@@ -6006,7 +6269,7 @@
         <w:pStyle w:val="Paragrafoelenco"/>
         <w:numPr>
           <w:ilvl w:val="0"/>
-          <w:numId w:val="74"/>
+          <w:numId w:val="61"/>
         </w:numPr>
         <w:jc w:val="both"/>
         <w:rPr>
@@ -6054,7 +6317,7 @@
         <w:pStyle w:val="Paragrafoelenco"/>
         <w:numPr>
           <w:ilvl w:val="0"/>
-          <w:numId w:val="74"/>
+          <w:numId w:val="61"/>
         </w:numPr>
         <w:jc w:val="both"/>
         <w:rPr>
@@ -6096,7 +6359,7 @@
         <w:pStyle w:val="Paragrafoelenco"/>
         <w:numPr>
           <w:ilvl w:val="0"/>
-          <w:numId w:val="74"/>
+          <w:numId w:val="61"/>
         </w:numPr>
         <w:jc w:val="both"/>
         <w:rPr>
@@ -6139,7 +6402,7 @@
         <w:pStyle w:val="Paragrafoelenco"/>
         <w:numPr>
           <w:ilvl w:val="0"/>
-          <w:numId w:val="73"/>
+          <w:numId w:val="60"/>
         </w:numPr>
         <w:jc w:val="both"/>
         <w:rPr>
@@ -6172,7 +6435,7 @@
         <w:pStyle w:val="Paragrafoelenco"/>
         <w:numPr>
           <w:ilvl w:val="0"/>
-          <w:numId w:val="75"/>
+          <w:numId w:val="62"/>
         </w:numPr>
         <w:jc w:val="both"/>
         <w:rPr>
@@ -6200,7 +6463,7 @@
       <w:pPr>
         <w:numPr>
           <w:ilvl w:val="0"/>
-          <w:numId w:val="48"/>
+          <w:numId w:val="36"/>
         </w:numPr>
         <w:jc w:val="both"/>
       </w:pPr>
@@ -6212,7 +6475,7 @@
       <w:pPr>
         <w:numPr>
           <w:ilvl w:val="0"/>
-          <w:numId w:val="48"/>
+          <w:numId w:val="36"/>
         </w:numPr>
         <w:jc w:val="both"/>
       </w:pPr>
@@ -6224,7 +6487,7 @@
       <w:pPr>
         <w:numPr>
           <w:ilvl w:val="0"/>
-          <w:numId w:val="48"/>
+          <w:numId w:val="36"/>
         </w:numPr>
         <w:jc w:val="both"/>
       </w:pPr>
@@ -6236,7 +6499,7 @@
       <w:pPr>
         <w:numPr>
           <w:ilvl w:val="0"/>
-          <w:numId w:val="48"/>
+          <w:numId w:val="36"/>
         </w:numPr>
         <w:jc w:val="both"/>
       </w:pPr>
@@ -6262,7 +6525,7 @@
         <w:pStyle w:val="Paragrafoelenco"/>
         <w:numPr>
           <w:ilvl w:val="0"/>
-          <w:numId w:val="75"/>
+          <w:numId w:val="62"/>
         </w:numPr>
         <w:jc w:val="both"/>
         <w:rPr>
@@ -6310,7 +6573,7 @@
         <w:pStyle w:val="Paragrafoelenco"/>
         <w:numPr>
           <w:ilvl w:val="0"/>
-          <w:numId w:val="75"/>
+          <w:numId w:val="62"/>
         </w:numPr>
         <w:jc w:val="both"/>
         <w:rPr>
@@ -6351,27 +6614,7 @@
       </w:pPr>
     </w:p>
     <w:p>
-      <w:pPr>
-        <w:jc w:val="both"/>
-        <w:rPr>
-          <w:b/>
-          <w:bCs/>
-        </w:rPr>
-      </w:pPr>
-    </w:p>
-    <w:p>
-      <w:pPr>
-        <w:jc w:val="both"/>
-        <w:rPr>
-          <w:b/>
-          <w:bCs/>
-        </w:rPr>
-      </w:pPr>
-      <w:r>
-        <w:rPr>
-          <w:b/>
-          <w:bCs/>
-        </w:rPr>
+      <w:r>
         <w:br w:type="page"/>
       </w:r>
     </w:p>
@@ -6380,7 +6623,7 @@
         <w:pStyle w:val="Paragrafoelenco"/>
         <w:numPr>
           <w:ilvl w:val="0"/>
-          <w:numId w:val="76"/>
+          <w:numId w:val="69"/>
         </w:numPr>
         <w:jc w:val="both"/>
         <w:rPr>
@@ -6398,6 +6641,152 @@
           <w:szCs w:val="28"/>
         </w:rPr>
         <w:lastRenderedPageBreak/>
+        <w:t>Retrospettiva</w:t>
+      </w:r>
+    </w:p>
+    <w:p>
+      <w:pPr>
+        <w:jc w:val="both"/>
+      </w:pPr>
+      <w:r>
+        <w:t>Lo sviluppo dell'applicazione ha permesso di mettere in pratica numerosi concetti affrontati durante il corso di Paradigmi di Programmazione, sia dal punto di vista della progettazione software sia da quello dell'utilizzo del linguaggio Scala</w:t>
+      </w:r>
+      <w:r>
+        <w:t xml:space="preserve">. </w:t>
+      </w:r>
+      <w:r>
+        <w:t>Fin dalle prime fasi del progetto è stata adottata un'architettura Model–View–Controller (MVC), che ha consentito di separare chiaramente la logica di business dall'interfaccia grafica e dalla gestione della persistenza. Questa scelta si è dimostrata particolarmente efficace durante le fasi di testing e manutenzione, poiché ha permesso di modificare singole componenti senza introdurre cambiamenti nelle altre parti del sistema.</w:t>
+      </w:r>
+    </w:p>
+    <w:p>
+      <w:pPr>
+        <w:jc w:val="both"/>
+      </w:pPr>
+      <w:r>
+        <w:t xml:space="preserve">L'utilizzo di Scala 3 ha inoltre rappresentato un'opportunità per approfondire alcuni aspetti della programmazione funzionale, come l'uso di strutture dati immutabili, del pattern matching e del tipo </w:t>
+      </w:r>
+      <w:proofErr w:type="spellStart"/>
+      <w:r>
+        <w:t>Either</w:t>
+      </w:r>
+      <w:proofErr w:type="spellEnd"/>
+      <w:r>
+        <w:t xml:space="preserve"> per la gestione degli errori.</w:t>
+      </w:r>
+    </w:p>
+    <w:p>
+      <w:pPr>
+        <w:jc w:val="both"/>
+      </w:pPr>
+      <w:r>
+        <w:t>Durante lo sviluppo sono emerse alcune difficoltà, principalmente legate alla configurazione dell'ambiente di sviluppo e degli strumenti utilizzati.</w:t>
+      </w:r>
+      <w:r>
+        <w:t xml:space="preserve"> </w:t>
+      </w:r>
+      <w:r>
+        <w:t xml:space="preserve">Una delle problematiche principali ha riguardato la configurazione di </w:t>
+      </w:r>
+      <w:proofErr w:type="spellStart"/>
+      <w:r>
+        <w:t>JavaFX</w:t>
+      </w:r>
+      <w:proofErr w:type="spellEnd"/>
+      <w:r>
+        <w:t xml:space="preserve"> con SBT, in particolare per quanto riguarda la corretta gestione delle dipendenze e la generazione di un artefatto eseguibile contenente tutte le librerie necessarie.</w:t>
+      </w:r>
+      <w:r>
+        <w:t xml:space="preserve"> </w:t>
+      </w:r>
+      <w:r>
+        <w:t xml:space="preserve">Anche la configurazione dei test automatici della GUI ha richiesto particolare attenzione. L'utilizzo di </w:t>
+      </w:r>
+      <w:proofErr w:type="spellStart"/>
+      <w:r>
+        <w:t>TestFX</w:t>
+      </w:r>
+      <w:proofErr w:type="spellEnd"/>
+      <w:r>
+        <w:t xml:space="preserve"> ha reso necessario assegnare identificatori univoci ai componenti grafici e comprendere il funzionamento del </w:t>
+      </w:r>
+      <w:proofErr w:type="spellStart"/>
+      <w:r>
+        <w:t>thread</w:t>
+      </w:r>
+      <w:proofErr w:type="spellEnd"/>
+      <w:r>
+        <w:t xml:space="preserve"> grafico di </w:t>
+      </w:r>
+      <w:proofErr w:type="spellStart"/>
+      <w:r>
+        <w:t>JavaFX</w:t>
+      </w:r>
+      <w:proofErr w:type="spellEnd"/>
+      <w:r>
+        <w:t>. Durante lo sviluppo sono stati inoltre risolti alcuni problemi relativi alla selezione degli elementi della lista e alla gestione delle finestre di dialogo di conferma.</w:t>
+      </w:r>
+      <w:r>
+        <w:t xml:space="preserve"> </w:t>
+      </w:r>
+      <w:r>
+        <w:t xml:space="preserve">Infine, la generazione del </w:t>
+      </w:r>
+      <w:proofErr w:type="spellStart"/>
+      <w:r>
+        <w:t>fat</w:t>
+      </w:r>
+      <w:proofErr w:type="spellEnd"/>
+      <w:r>
+        <w:t xml:space="preserve"> JAR tramite </w:t>
+      </w:r>
+      <w:proofErr w:type="spellStart"/>
+      <w:r>
+        <w:t>sbt</w:t>
+      </w:r>
+      <w:proofErr w:type="spellEnd"/>
+      <w:r>
+        <w:t xml:space="preserve">-assembly ha richiesto la definizione di specifiche strategie di merge per risolvere i conflitti tra alcune risorse delle librerie </w:t>
+      </w:r>
+      <w:proofErr w:type="spellStart"/>
+      <w:r>
+        <w:t>JavaFX</w:t>
+      </w:r>
+      <w:proofErr w:type="spellEnd"/>
+      <w:r>
+        <w:t>.</w:t>
+      </w:r>
+    </w:p>
+    <w:p>
+      <w:pPr>
+        <w:jc w:val="both"/>
+      </w:pPr>
+      <w:r>
+        <w:br w:type="page"/>
+      </w:r>
+    </w:p>
+    <w:p>
+      <w:pPr>
+        <w:pStyle w:val="Paragrafoelenco"/>
+        <w:numPr>
+          <w:ilvl w:val="0"/>
+          <w:numId w:val="63"/>
+        </w:numPr>
+        <w:jc w:val="both"/>
+        <w:rPr>
+          <w:b/>
+          <w:bCs/>
+          <w:sz w:val="28"/>
+          <w:szCs w:val="28"/>
+        </w:rPr>
+      </w:pPr>
+      <w:r>
+        <w:rPr>
+          <w:b/>
+          <w:bCs/>
+          <w:sz w:val="28"/>
+          <w:szCs w:val="28"/>
+        </w:rPr>
+        <w:lastRenderedPageBreak/>
         <w:t>Conclusioni</w:t>
       </w:r>
     </w:p>
@@ -6430,7 +6819,7 @@
       <w:pPr>
         <w:numPr>
           <w:ilvl w:val="0"/>
-          <w:numId w:val="49"/>
+          <w:numId w:val="37"/>
         </w:numPr>
         <w:jc w:val="both"/>
       </w:pPr>
@@ -6442,7 +6831,7 @@
       <w:pPr>
         <w:numPr>
           <w:ilvl w:val="0"/>
-          <w:numId w:val="49"/>
+          <w:numId w:val="37"/>
         </w:numPr>
         <w:jc w:val="both"/>
       </w:pPr>
@@ -6454,7 +6843,7 @@
       <w:pPr>
         <w:numPr>
           <w:ilvl w:val="0"/>
-          <w:numId w:val="49"/>
+          <w:numId w:val="37"/>
         </w:numPr>
         <w:jc w:val="both"/>
       </w:pPr>
@@ -6466,7 +6855,7 @@
       <w:pPr>
         <w:numPr>
           <w:ilvl w:val="0"/>
-          <w:numId w:val="49"/>
+          <w:numId w:val="37"/>
         </w:numPr>
         <w:jc w:val="both"/>
       </w:pPr>
@@ -6478,7 +6867,7 @@
       <w:pPr>
         <w:numPr>
           <w:ilvl w:val="0"/>
-          <w:numId w:val="49"/>
+          <w:numId w:val="37"/>
         </w:numPr>
         <w:jc w:val="both"/>
       </w:pPr>
@@ -6490,7 +6879,7 @@
       <w:pPr>
         <w:numPr>
           <w:ilvl w:val="0"/>
-          <w:numId w:val="49"/>
+          <w:numId w:val="37"/>
         </w:numPr>
         <w:jc w:val="both"/>
       </w:pPr>
@@ -6502,7 +6891,7 @@
       <w:pPr>
         <w:numPr>
           <w:ilvl w:val="0"/>
-          <w:numId w:val="49"/>
+          <w:numId w:val="37"/>
         </w:numPr>
         <w:jc w:val="both"/>
       </w:pPr>
@@ -6600,7 +6989,7 @@
       <w:pPr>
         <w:numPr>
           <w:ilvl w:val="0"/>
-          <w:numId w:val="50"/>
+          <w:numId w:val="38"/>
         </w:numPr>
         <w:jc w:val="both"/>
       </w:pPr>
@@ -6612,7 +7001,7 @@
       <w:pPr>
         <w:numPr>
           <w:ilvl w:val="0"/>
-          <w:numId w:val="50"/>
+          <w:numId w:val="38"/>
         </w:numPr>
         <w:jc w:val="both"/>
       </w:pPr>
@@ -6624,7 +7013,7 @@
       <w:pPr>
         <w:numPr>
           <w:ilvl w:val="0"/>
-          <w:numId w:val="50"/>
+          <w:numId w:val="38"/>
         </w:numPr>
         <w:jc w:val="both"/>
       </w:pPr>
@@ -6636,7 +7025,7 @@
       <w:pPr>
         <w:numPr>
           <w:ilvl w:val="0"/>
-          <w:numId w:val="50"/>
+          <w:numId w:val="38"/>
         </w:numPr>
         <w:jc w:val="both"/>
       </w:pPr>
@@ -7066,155 +7455,6 @@
     </w:lvl>
   </w:abstractNum>
   <w:abstractNum w:abstractNumId="3" w15:restartNumberingAfterBreak="0">
-    <w:nsid w:val="07237FFE"/>
-    <w:multiLevelType w:val="multilevel"/>
-    <w:tmpl w:val="181E9EB4"/>
-    <w:lvl w:ilvl="0">
-      <w:start w:val="1"/>
-      <w:numFmt w:val="bullet"/>
-      <w:lvlText w:val=""/>
-      <w:lvlJc w:val="left"/>
-      <w:pPr>
-        <w:tabs>
-          <w:tab w:val="num" w:pos="720"/>
-        </w:tabs>
-        <w:ind w:left="720" w:hanging="360"/>
-      </w:pPr>
-      <w:rPr>
-        <w:rFonts w:ascii="Symbol" w:hAnsi="Symbol" w:hint="default"/>
-        <w:sz w:val="20"/>
-      </w:rPr>
-    </w:lvl>
-    <w:lvl w:ilvl="1" w:tentative="1">
-      <w:start w:val="1"/>
-      <w:numFmt w:val="bullet"/>
-      <w:lvlText w:val="o"/>
-      <w:lvlJc w:val="left"/>
-      <w:pPr>
-        <w:tabs>
-          <w:tab w:val="num" w:pos="1440"/>
-        </w:tabs>
-        <w:ind w:left="1440" w:hanging="360"/>
-      </w:pPr>
-      <w:rPr>
-        <w:rFonts w:ascii="Courier New" w:hAnsi="Courier New" w:hint="default"/>
-        <w:sz w:val="20"/>
-      </w:rPr>
-    </w:lvl>
-    <w:lvl w:ilvl="2" w:tentative="1">
-      <w:start w:val="1"/>
-      <w:numFmt w:val="bullet"/>
-      <w:lvlText w:val=""/>
-      <w:lvlJc w:val="left"/>
-      <w:pPr>
-        <w:tabs>
-          <w:tab w:val="num" w:pos="2160"/>
-        </w:tabs>
-        <w:ind w:left="2160" w:hanging="360"/>
-      </w:pPr>
-      <w:rPr>
-        <w:rFonts w:ascii="Wingdings" w:hAnsi="Wingdings" w:hint="default"/>
-        <w:sz w:val="20"/>
-      </w:rPr>
-    </w:lvl>
-    <w:lvl w:ilvl="3" w:tentative="1">
-      <w:start w:val="1"/>
-      <w:numFmt w:val="bullet"/>
-      <w:lvlText w:val=""/>
-      <w:lvlJc w:val="left"/>
-      <w:pPr>
-        <w:tabs>
-          <w:tab w:val="num" w:pos="2880"/>
-        </w:tabs>
-        <w:ind w:left="2880" w:hanging="360"/>
-      </w:pPr>
-      <w:rPr>
-        <w:rFonts w:ascii="Wingdings" w:hAnsi="Wingdings" w:hint="default"/>
-        <w:sz w:val="20"/>
-      </w:rPr>
-    </w:lvl>
-    <w:lvl w:ilvl="4" w:tentative="1">
-      <w:start w:val="1"/>
-      <w:numFmt w:val="bullet"/>
-      <w:lvlText w:val=""/>
-      <w:lvlJc w:val="left"/>
-      <w:pPr>
-        <w:tabs>
-          <w:tab w:val="num" w:pos="3600"/>
-        </w:tabs>
-        <w:ind w:left="3600" w:hanging="360"/>
-      </w:pPr>
-      <w:rPr>
-        <w:rFonts w:ascii="Wingdings" w:hAnsi="Wingdings" w:hint="default"/>
-        <w:sz w:val="20"/>
-      </w:rPr>
-    </w:lvl>
-    <w:lvl w:ilvl="5" w:tentative="1">
-      <w:start w:val="1"/>
-      <w:numFmt w:val="bullet"/>
-      <w:lvlText w:val=""/>
-      <w:lvlJc w:val="left"/>
-      <w:pPr>
-        <w:tabs>
-          <w:tab w:val="num" w:pos="4320"/>
-        </w:tabs>
-        <w:ind w:left="4320" w:hanging="360"/>
-      </w:pPr>
-      <w:rPr>
-        <w:rFonts w:ascii="Wingdings" w:hAnsi="Wingdings" w:hint="default"/>
-        <w:sz w:val="20"/>
-      </w:rPr>
-    </w:lvl>
-    <w:lvl w:ilvl="6" w:tentative="1">
-      <w:start w:val="1"/>
-      <w:numFmt w:val="bullet"/>
-      <w:lvlText w:val=""/>
-      <w:lvlJc w:val="left"/>
-      <w:pPr>
-        <w:tabs>
-          <w:tab w:val="num" w:pos="5040"/>
-        </w:tabs>
-        <w:ind w:left="5040" w:hanging="360"/>
-      </w:pPr>
-      <w:rPr>
-        <w:rFonts w:ascii="Wingdings" w:hAnsi="Wingdings" w:hint="default"/>
-        <w:sz w:val="20"/>
-      </w:rPr>
-    </w:lvl>
-    <w:lvl w:ilvl="7" w:tentative="1">
-      <w:start w:val="1"/>
-      <w:numFmt w:val="bullet"/>
-      <w:lvlText w:val=""/>
-      <w:lvlJc w:val="left"/>
-      <w:pPr>
-        <w:tabs>
-          <w:tab w:val="num" w:pos="5760"/>
-        </w:tabs>
-        <w:ind w:left="5760" w:hanging="360"/>
-      </w:pPr>
-      <w:rPr>
-        <w:rFonts w:ascii="Wingdings" w:hAnsi="Wingdings" w:hint="default"/>
-        <w:sz w:val="20"/>
-      </w:rPr>
-    </w:lvl>
-    <w:lvl w:ilvl="8" w:tentative="1">
-      <w:start w:val="1"/>
-      <w:numFmt w:val="bullet"/>
-      <w:lvlText w:val=""/>
-      <w:lvlJc w:val="left"/>
-      <w:pPr>
-        <w:tabs>
-          <w:tab w:val="num" w:pos="6480"/>
-        </w:tabs>
-        <w:ind w:left="6480" w:hanging="360"/>
-      </w:pPr>
-      <w:rPr>
-        <w:rFonts w:ascii="Wingdings" w:hAnsi="Wingdings" w:hint="default"/>
-        <w:sz w:val="20"/>
-      </w:rPr>
-    </w:lvl>
-  </w:abstractNum>
-  <w:abstractNum w:abstractNumId="4" w15:restartNumberingAfterBreak="0">
     <w:nsid w:val="081F3E56"/>
     <w:multiLevelType w:val="hybridMultilevel"/>
     <w:tmpl w:val="AF060600"/>
@@ -7327,7 +7567,7 @@
       </w:rPr>
     </w:lvl>
   </w:abstractNum>
-  <w:abstractNum w:abstractNumId="5" w15:restartNumberingAfterBreak="0">
+  <w:abstractNum w:abstractNumId="4" w15:restartNumberingAfterBreak="0">
     <w:nsid w:val="09C200D4"/>
     <w:multiLevelType w:val="multilevel"/>
     <w:tmpl w:val="D4C29B96"/>
@@ -7476,7 +7716,7 @@
       </w:rPr>
     </w:lvl>
   </w:abstractNum>
-  <w:abstractNum w:abstractNumId="6" w15:restartNumberingAfterBreak="0">
+  <w:abstractNum w:abstractNumId="5" w15:restartNumberingAfterBreak="0">
     <w:nsid w:val="09F23884"/>
     <w:multiLevelType w:val="hybridMultilevel"/>
     <w:tmpl w:val="A58C9D78"/>
@@ -7562,7 +7802,7 @@
       </w:pPr>
     </w:lvl>
   </w:abstractNum>
-  <w:abstractNum w:abstractNumId="7" w15:restartNumberingAfterBreak="0">
+  <w:abstractNum w:abstractNumId="6" w15:restartNumberingAfterBreak="0">
     <w:nsid w:val="0B30503B"/>
     <w:multiLevelType w:val="multilevel"/>
     <w:tmpl w:val="7FD8F05C"/>
@@ -7711,7 +7951,7 @@
       </w:rPr>
     </w:lvl>
   </w:abstractNum>
-  <w:abstractNum w:abstractNumId="8" w15:restartNumberingAfterBreak="0">
+  <w:abstractNum w:abstractNumId="7" w15:restartNumberingAfterBreak="0">
     <w:nsid w:val="0B5A2274"/>
     <w:multiLevelType w:val="multilevel"/>
     <w:tmpl w:val="04C8BE78"/>
@@ -7860,7 +8100,7 @@
       </w:rPr>
     </w:lvl>
   </w:abstractNum>
-  <w:abstractNum w:abstractNumId="9" w15:restartNumberingAfterBreak="0">
+  <w:abstractNum w:abstractNumId="8" w15:restartNumberingAfterBreak="0">
     <w:nsid w:val="0B7F3793"/>
     <w:multiLevelType w:val="multilevel"/>
     <w:tmpl w:val="6F1019EA"/>
@@ -8009,7 +8249,7 @@
       </w:rPr>
     </w:lvl>
   </w:abstractNum>
-  <w:abstractNum w:abstractNumId="10" w15:restartNumberingAfterBreak="0">
+  <w:abstractNum w:abstractNumId="9" w15:restartNumberingAfterBreak="0">
     <w:nsid w:val="0D1A5CFB"/>
     <w:multiLevelType w:val="multilevel"/>
     <w:tmpl w:val="C8BC76A4"/>
@@ -8158,7 +8398,7 @@
       </w:rPr>
     </w:lvl>
   </w:abstractNum>
-  <w:abstractNum w:abstractNumId="11" w15:restartNumberingAfterBreak="0">
+  <w:abstractNum w:abstractNumId="10" w15:restartNumberingAfterBreak="0">
     <w:nsid w:val="10B07559"/>
     <w:multiLevelType w:val="multilevel"/>
     <w:tmpl w:val="44CCB676"/>
@@ -8307,7 +8547,7 @@
       </w:rPr>
     </w:lvl>
   </w:abstractNum>
-  <w:abstractNum w:abstractNumId="12" w15:restartNumberingAfterBreak="0">
+  <w:abstractNum w:abstractNumId="11" w15:restartNumberingAfterBreak="0">
     <w:nsid w:val="13B9465C"/>
     <w:multiLevelType w:val="hybridMultilevel"/>
     <w:tmpl w:val="183AA80E"/>
@@ -8396,7 +8636,7 @@
       </w:pPr>
     </w:lvl>
   </w:abstractNum>
-  <w:abstractNum w:abstractNumId="13" w15:restartNumberingAfterBreak="0">
+  <w:abstractNum w:abstractNumId="12" w15:restartNumberingAfterBreak="0">
     <w:nsid w:val="1496710E"/>
     <w:multiLevelType w:val="hybridMultilevel"/>
     <w:tmpl w:val="F258E43C"/>
@@ -8485,156 +8725,7 @@
       </w:pPr>
     </w:lvl>
   </w:abstractNum>
-  <w:abstractNum w:abstractNumId="14" w15:restartNumberingAfterBreak="0">
-    <w:nsid w:val="1524333A"/>
-    <w:multiLevelType w:val="multilevel"/>
-    <w:tmpl w:val="FDB4A71A"/>
-    <w:lvl w:ilvl="0">
-      <w:start w:val="1"/>
-      <w:numFmt w:val="bullet"/>
-      <w:lvlText w:val=""/>
-      <w:lvlJc w:val="left"/>
-      <w:pPr>
-        <w:tabs>
-          <w:tab w:val="num" w:pos="720"/>
-        </w:tabs>
-        <w:ind w:left="720" w:hanging="360"/>
-      </w:pPr>
-      <w:rPr>
-        <w:rFonts w:ascii="Symbol" w:hAnsi="Symbol" w:hint="default"/>
-        <w:sz w:val="20"/>
-      </w:rPr>
-    </w:lvl>
-    <w:lvl w:ilvl="1" w:tentative="1">
-      <w:start w:val="1"/>
-      <w:numFmt w:val="bullet"/>
-      <w:lvlText w:val="o"/>
-      <w:lvlJc w:val="left"/>
-      <w:pPr>
-        <w:tabs>
-          <w:tab w:val="num" w:pos="1440"/>
-        </w:tabs>
-        <w:ind w:left="1440" w:hanging="360"/>
-      </w:pPr>
-      <w:rPr>
-        <w:rFonts w:ascii="Courier New" w:hAnsi="Courier New" w:hint="default"/>
-        <w:sz w:val="20"/>
-      </w:rPr>
-    </w:lvl>
-    <w:lvl w:ilvl="2" w:tentative="1">
-      <w:start w:val="1"/>
-      <w:numFmt w:val="bullet"/>
-      <w:lvlText w:val=""/>
-      <w:lvlJc w:val="left"/>
-      <w:pPr>
-        <w:tabs>
-          <w:tab w:val="num" w:pos="2160"/>
-        </w:tabs>
-        <w:ind w:left="2160" w:hanging="360"/>
-      </w:pPr>
-      <w:rPr>
-        <w:rFonts w:ascii="Wingdings" w:hAnsi="Wingdings" w:hint="default"/>
-        <w:sz w:val="20"/>
-      </w:rPr>
-    </w:lvl>
-    <w:lvl w:ilvl="3" w:tentative="1">
-      <w:start w:val="1"/>
-      <w:numFmt w:val="bullet"/>
-      <w:lvlText w:val=""/>
-      <w:lvlJc w:val="left"/>
-      <w:pPr>
-        <w:tabs>
-          <w:tab w:val="num" w:pos="2880"/>
-        </w:tabs>
-        <w:ind w:left="2880" w:hanging="360"/>
-      </w:pPr>
-      <w:rPr>
-        <w:rFonts w:ascii="Wingdings" w:hAnsi="Wingdings" w:hint="default"/>
-        <w:sz w:val="20"/>
-      </w:rPr>
-    </w:lvl>
-    <w:lvl w:ilvl="4" w:tentative="1">
-      <w:start w:val="1"/>
-      <w:numFmt w:val="bullet"/>
-      <w:lvlText w:val=""/>
-      <w:lvlJc w:val="left"/>
-      <w:pPr>
-        <w:tabs>
-          <w:tab w:val="num" w:pos="3600"/>
-        </w:tabs>
-        <w:ind w:left="3600" w:hanging="360"/>
-      </w:pPr>
-      <w:rPr>
-        <w:rFonts w:ascii="Wingdings" w:hAnsi="Wingdings" w:hint="default"/>
-        <w:sz w:val="20"/>
-      </w:rPr>
-    </w:lvl>
-    <w:lvl w:ilvl="5" w:tentative="1">
-      <w:start w:val="1"/>
-      <w:numFmt w:val="bullet"/>
-      <w:lvlText w:val=""/>
-      <w:lvlJc w:val="left"/>
-      <w:pPr>
-        <w:tabs>
-          <w:tab w:val="num" w:pos="4320"/>
-        </w:tabs>
-        <w:ind w:left="4320" w:hanging="360"/>
-      </w:pPr>
-      <w:rPr>
-        <w:rFonts w:ascii="Wingdings" w:hAnsi="Wingdings" w:hint="default"/>
-        <w:sz w:val="20"/>
-      </w:rPr>
-    </w:lvl>
-    <w:lvl w:ilvl="6" w:tentative="1">
-      <w:start w:val="1"/>
-      <w:numFmt w:val="bullet"/>
-      <w:lvlText w:val=""/>
-      <w:lvlJc w:val="left"/>
-      <w:pPr>
-        <w:tabs>
-          <w:tab w:val="num" w:pos="5040"/>
-        </w:tabs>
-        <w:ind w:left="5040" w:hanging="360"/>
-      </w:pPr>
-      <w:rPr>
-        <w:rFonts w:ascii="Wingdings" w:hAnsi="Wingdings" w:hint="default"/>
-        <w:sz w:val="20"/>
-      </w:rPr>
-    </w:lvl>
-    <w:lvl w:ilvl="7" w:tentative="1">
-      <w:start w:val="1"/>
-      <w:numFmt w:val="bullet"/>
-      <w:lvlText w:val=""/>
-      <w:lvlJc w:val="left"/>
-      <w:pPr>
-        <w:tabs>
-          <w:tab w:val="num" w:pos="5760"/>
-        </w:tabs>
-        <w:ind w:left="5760" w:hanging="360"/>
-      </w:pPr>
-      <w:rPr>
-        <w:rFonts w:ascii="Wingdings" w:hAnsi="Wingdings" w:hint="default"/>
-        <w:sz w:val="20"/>
-      </w:rPr>
-    </w:lvl>
-    <w:lvl w:ilvl="8" w:tentative="1">
-      <w:start w:val="1"/>
-      <w:numFmt w:val="bullet"/>
-      <w:lvlText w:val=""/>
-      <w:lvlJc w:val="left"/>
-      <w:pPr>
-        <w:tabs>
-          <w:tab w:val="num" w:pos="6480"/>
-        </w:tabs>
-        <w:ind w:left="6480" w:hanging="360"/>
-      </w:pPr>
-      <w:rPr>
-        <w:rFonts w:ascii="Wingdings" w:hAnsi="Wingdings" w:hint="default"/>
-        <w:sz w:val="20"/>
-      </w:rPr>
-    </w:lvl>
-  </w:abstractNum>
-  <w:abstractNum w:abstractNumId="15" w15:restartNumberingAfterBreak="0">
+  <w:abstractNum w:abstractNumId="13" w15:restartNumberingAfterBreak="0">
     <w:nsid w:val="18510A30"/>
     <w:multiLevelType w:val="hybridMultilevel"/>
     <w:tmpl w:val="26C020A6"/>
@@ -8720,245 +8811,7 @@
       </w:pPr>
     </w:lvl>
   </w:abstractNum>
-  <w:abstractNum w:abstractNumId="16" w15:restartNumberingAfterBreak="0">
-    <w:nsid w:val="1857097C"/>
-    <w:multiLevelType w:val="hybridMultilevel"/>
-    <w:tmpl w:val="FEA0C366"/>
-    <w:lvl w:ilvl="0" w:tplc="53C06ECC">
-      <w:start w:val="9"/>
-      <w:numFmt w:val="upperRoman"/>
-      <w:lvlText w:val="%1."/>
-      <w:lvlJc w:val="right"/>
-      <w:pPr>
-        <w:ind w:left="720" w:hanging="360"/>
-      </w:pPr>
-      <w:rPr>
-        <w:rFonts w:hint="default"/>
-      </w:rPr>
-    </w:lvl>
-    <w:lvl w:ilvl="1" w:tplc="04100019" w:tentative="1">
-      <w:start w:val="1"/>
-      <w:numFmt w:val="lowerLetter"/>
-      <w:lvlText w:val="%2."/>
-      <w:lvlJc w:val="left"/>
-      <w:pPr>
-        <w:ind w:left="1440" w:hanging="360"/>
-      </w:pPr>
-    </w:lvl>
-    <w:lvl w:ilvl="2" w:tplc="0410001B" w:tentative="1">
-      <w:start w:val="1"/>
-      <w:numFmt w:val="lowerRoman"/>
-      <w:lvlText w:val="%3."/>
-      <w:lvlJc w:val="right"/>
-      <w:pPr>
-        <w:ind w:left="2160" w:hanging="180"/>
-      </w:pPr>
-    </w:lvl>
-    <w:lvl w:ilvl="3" w:tplc="0410000F" w:tentative="1">
-      <w:start w:val="1"/>
-      <w:numFmt w:val="decimal"/>
-      <w:lvlText w:val="%4."/>
-      <w:lvlJc w:val="left"/>
-      <w:pPr>
-        <w:ind w:left="2880" w:hanging="360"/>
-      </w:pPr>
-    </w:lvl>
-    <w:lvl w:ilvl="4" w:tplc="04100019" w:tentative="1">
-      <w:start w:val="1"/>
-      <w:numFmt w:val="lowerLetter"/>
-      <w:lvlText w:val="%5."/>
-      <w:lvlJc w:val="left"/>
-      <w:pPr>
-        <w:ind w:left="3600" w:hanging="360"/>
-      </w:pPr>
-    </w:lvl>
-    <w:lvl w:ilvl="5" w:tplc="0410001B" w:tentative="1">
-      <w:start w:val="1"/>
-      <w:numFmt w:val="lowerRoman"/>
-      <w:lvlText w:val="%6."/>
-      <w:lvlJc w:val="right"/>
-      <w:pPr>
-        <w:ind w:left="4320" w:hanging="180"/>
-      </w:pPr>
-    </w:lvl>
-    <w:lvl w:ilvl="6" w:tplc="0410000F" w:tentative="1">
-      <w:start w:val="1"/>
-      <w:numFmt w:val="decimal"/>
-      <w:lvlText w:val="%7."/>
-      <w:lvlJc w:val="left"/>
-      <w:pPr>
-        <w:ind w:left="5040" w:hanging="360"/>
-      </w:pPr>
-    </w:lvl>
-    <w:lvl w:ilvl="7" w:tplc="04100019" w:tentative="1">
-      <w:start w:val="1"/>
-      <w:numFmt w:val="lowerLetter"/>
-      <w:lvlText w:val="%8."/>
-      <w:lvlJc w:val="left"/>
-      <w:pPr>
-        <w:ind w:left="5760" w:hanging="360"/>
-      </w:pPr>
-    </w:lvl>
-    <w:lvl w:ilvl="8" w:tplc="0410001B" w:tentative="1">
-      <w:start w:val="1"/>
-      <w:numFmt w:val="lowerRoman"/>
-      <w:lvlText w:val="%9."/>
-      <w:lvlJc w:val="right"/>
-      <w:pPr>
-        <w:ind w:left="6480" w:hanging="180"/>
-      </w:pPr>
-    </w:lvl>
-  </w:abstractNum>
-  <w:abstractNum w:abstractNumId="17" w15:restartNumberingAfterBreak="0">
-    <w:nsid w:val="191E52D8"/>
-    <w:multiLevelType w:val="multilevel"/>
-    <w:tmpl w:val="035C3BBC"/>
-    <w:lvl w:ilvl="0">
-      <w:start w:val="1"/>
-      <w:numFmt w:val="bullet"/>
-      <w:lvlText w:val=""/>
-      <w:lvlJc w:val="left"/>
-      <w:pPr>
-        <w:tabs>
-          <w:tab w:val="num" w:pos="720"/>
-        </w:tabs>
-        <w:ind w:left="720" w:hanging="360"/>
-      </w:pPr>
-      <w:rPr>
-        <w:rFonts w:ascii="Symbol" w:hAnsi="Symbol" w:hint="default"/>
-        <w:sz w:val="20"/>
-      </w:rPr>
-    </w:lvl>
-    <w:lvl w:ilvl="1" w:tentative="1">
-      <w:start w:val="1"/>
-      <w:numFmt w:val="bullet"/>
-      <w:lvlText w:val="o"/>
-      <w:lvlJc w:val="left"/>
-      <w:pPr>
-        <w:tabs>
-          <w:tab w:val="num" w:pos="1440"/>
-        </w:tabs>
-        <w:ind w:left="1440" w:hanging="360"/>
-      </w:pPr>
-      <w:rPr>
-        <w:rFonts w:ascii="Courier New" w:hAnsi="Courier New" w:hint="default"/>
-        <w:sz w:val="20"/>
-      </w:rPr>
-    </w:lvl>
-    <w:lvl w:ilvl="2" w:tentative="1">
-      <w:start w:val="1"/>
-      <w:numFmt w:val="bullet"/>
-      <w:lvlText w:val=""/>
-      <w:lvlJc w:val="left"/>
-      <w:pPr>
-        <w:tabs>
-          <w:tab w:val="num" w:pos="2160"/>
-        </w:tabs>
-        <w:ind w:left="2160" w:hanging="360"/>
-      </w:pPr>
-      <w:rPr>
-        <w:rFonts w:ascii="Wingdings" w:hAnsi="Wingdings" w:hint="default"/>
-        <w:sz w:val="20"/>
-      </w:rPr>
-    </w:lvl>
-    <w:lvl w:ilvl="3" w:tentative="1">
-      <w:start w:val="1"/>
-      <w:numFmt w:val="bullet"/>
-      <w:lvlText w:val=""/>
-      <w:lvlJc w:val="left"/>
-      <w:pPr>
-        <w:tabs>
-          <w:tab w:val="num" w:pos="2880"/>
-        </w:tabs>
-        <w:ind w:left="2880" w:hanging="360"/>
-      </w:pPr>
-      <w:rPr>
-        <w:rFonts w:ascii="Wingdings" w:hAnsi="Wingdings" w:hint="default"/>
-        <w:sz w:val="20"/>
-      </w:rPr>
-    </w:lvl>
-    <w:lvl w:ilvl="4" w:tentative="1">
-      <w:start w:val="1"/>
-      <w:numFmt w:val="bullet"/>
-      <w:lvlText w:val=""/>
-      <w:lvlJc w:val="left"/>
-      <w:pPr>
-        <w:tabs>
-          <w:tab w:val="num" w:pos="3600"/>
-        </w:tabs>
-        <w:ind w:left="3600" w:hanging="360"/>
-      </w:pPr>
-      <w:rPr>
-        <w:rFonts w:ascii="Wingdings" w:hAnsi="Wingdings" w:hint="default"/>
-        <w:sz w:val="20"/>
-      </w:rPr>
-    </w:lvl>
-    <w:lvl w:ilvl="5" w:tentative="1">
-      <w:start w:val="1"/>
-      <w:numFmt w:val="bullet"/>
-      <w:lvlText w:val=""/>
-      <w:lvlJc w:val="left"/>
-      <w:pPr>
-        <w:tabs>
-          <w:tab w:val="num" w:pos="4320"/>
-        </w:tabs>
-        <w:ind w:left="4320" w:hanging="360"/>
-      </w:pPr>
-      <w:rPr>
-        <w:rFonts w:ascii="Wingdings" w:hAnsi="Wingdings" w:hint="default"/>
-        <w:sz w:val="20"/>
-      </w:rPr>
-    </w:lvl>
-    <w:lvl w:ilvl="6" w:tentative="1">
-      <w:start w:val="1"/>
-      <w:numFmt w:val="bullet"/>
-      <w:lvlText w:val=""/>
-      <w:lvlJc w:val="left"/>
-      <w:pPr>
-        <w:tabs>
-          <w:tab w:val="num" w:pos="5040"/>
-        </w:tabs>
-        <w:ind w:left="5040" w:hanging="360"/>
-      </w:pPr>
-      <w:rPr>
-        <w:rFonts w:ascii="Wingdings" w:hAnsi="Wingdings" w:hint="default"/>
-        <w:sz w:val="20"/>
-      </w:rPr>
-    </w:lvl>
-    <w:lvl w:ilvl="7" w:tentative="1">
-      <w:start w:val="1"/>
-      <w:numFmt w:val="bullet"/>
-      <w:lvlText w:val=""/>
-      <w:lvlJc w:val="left"/>
-      <w:pPr>
-        <w:tabs>
-          <w:tab w:val="num" w:pos="5760"/>
-        </w:tabs>
-        <w:ind w:left="5760" w:hanging="360"/>
-      </w:pPr>
-      <w:rPr>
-        <w:rFonts w:ascii="Wingdings" w:hAnsi="Wingdings" w:hint="default"/>
-        <w:sz w:val="20"/>
-      </w:rPr>
-    </w:lvl>
-    <w:lvl w:ilvl="8" w:tentative="1">
-      <w:start w:val="1"/>
-      <w:numFmt w:val="bullet"/>
-      <w:lvlText w:val=""/>
-      <w:lvlJc w:val="left"/>
-      <w:pPr>
-        <w:tabs>
-          <w:tab w:val="num" w:pos="6480"/>
-        </w:tabs>
-        <w:ind w:left="6480" w:hanging="360"/>
-      </w:pPr>
-      <w:rPr>
-        <w:rFonts w:ascii="Wingdings" w:hAnsi="Wingdings" w:hint="default"/>
-        <w:sz w:val="20"/>
-      </w:rPr>
-    </w:lvl>
-  </w:abstractNum>
-  <w:abstractNum w:abstractNumId="18" w15:restartNumberingAfterBreak="0">
+  <w:abstractNum w:abstractNumId="14" w15:restartNumberingAfterBreak="0">
     <w:nsid w:val="1C2872AB"/>
     <w:multiLevelType w:val="multilevel"/>
     <w:tmpl w:val="D6528C9A"/>
@@ -9107,7 +8960,7 @@
       </w:rPr>
     </w:lvl>
   </w:abstractNum>
-  <w:abstractNum w:abstractNumId="19" w15:restartNumberingAfterBreak="0">
+  <w:abstractNum w:abstractNumId="15" w15:restartNumberingAfterBreak="0">
     <w:nsid w:val="1EE31D3A"/>
     <w:multiLevelType w:val="hybridMultilevel"/>
     <w:tmpl w:val="78C835A8"/>
@@ -9220,7 +9073,7 @@
       </w:rPr>
     </w:lvl>
   </w:abstractNum>
-  <w:abstractNum w:abstractNumId="20" w15:restartNumberingAfterBreak="0">
+  <w:abstractNum w:abstractNumId="16" w15:restartNumberingAfterBreak="0">
     <w:nsid w:val="1F7D3D32"/>
     <w:multiLevelType w:val="multilevel"/>
     <w:tmpl w:val="B0122D1A"/>
@@ -9369,7 +9222,156 @@
       </w:rPr>
     </w:lvl>
   </w:abstractNum>
-  <w:abstractNum w:abstractNumId="21" w15:restartNumberingAfterBreak="0">
+  <w:abstractNum w:abstractNumId="17" w15:restartNumberingAfterBreak="0">
+    <w:nsid w:val="21A33578"/>
+    <w:multiLevelType w:val="multilevel"/>
+    <w:tmpl w:val="140EDB34"/>
+    <w:lvl w:ilvl="0">
+      <w:start w:val="1"/>
+      <w:numFmt w:val="bullet"/>
+      <w:lvlText w:val=""/>
+      <w:lvlJc w:val="left"/>
+      <w:pPr>
+        <w:tabs>
+          <w:tab w:val="num" w:pos="720"/>
+        </w:tabs>
+        <w:ind w:left="720" w:hanging="360"/>
+      </w:pPr>
+      <w:rPr>
+        <w:rFonts w:ascii="Symbol" w:hAnsi="Symbol" w:hint="default"/>
+        <w:sz w:val="20"/>
+      </w:rPr>
+    </w:lvl>
+    <w:lvl w:ilvl="1" w:tentative="1">
+      <w:start w:val="1"/>
+      <w:numFmt w:val="bullet"/>
+      <w:lvlText w:val="o"/>
+      <w:lvlJc w:val="left"/>
+      <w:pPr>
+        <w:tabs>
+          <w:tab w:val="num" w:pos="1440"/>
+        </w:tabs>
+        <w:ind w:left="1440" w:hanging="360"/>
+      </w:pPr>
+      <w:rPr>
+        <w:rFonts w:ascii="Courier New" w:hAnsi="Courier New" w:hint="default"/>
+        <w:sz w:val="20"/>
+      </w:rPr>
+    </w:lvl>
+    <w:lvl w:ilvl="2" w:tentative="1">
+      <w:start w:val="1"/>
+      <w:numFmt w:val="bullet"/>
+      <w:lvlText w:val=""/>
+      <w:lvlJc w:val="left"/>
+      <w:pPr>
+        <w:tabs>
+          <w:tab w:val="num" w:pos="2160"/>
+        </w:tabs>
+        <w:ind w:left="2160" w:hanging="360"/>
+      </w:pPr>
+      <w:rPr>
+        <w:rFonts w:ascii="Wingdings" w:hAnsi="Wingdings" w:hint="default"/>
+        <w:sz w:val="20"/>
+      </w:rPr>
+    </w:lvl>
+    <w:lvl w:ilvl="3" w:tentative="1">
+      <w:start w:val="1"/>
+      <w:numFmt w:val="bullet"/>
+      <w:lvlText w:val=""/>
+      <w:lvlJc w:val="left"/>
+      <w:pPr>
+        <w:tabs>
+          <w:tab w:val="num" w:pos="2880"/>
+        </w:tabs>
+        <w:ind w:left="2880" w:hanging="360"/>
+      </w:pPr>
+      <w:rPr>
+        <w:rFonts w:ascii="Wingdings" w:hAnsi="Wingdings" w:hint="default"/>
+        <w:sz w:val="20"/>
+      </w:rPr>
+    </w:lvl>
+    <w:lvl w:ilvl="4" w:tentative="1">
+      <w:start w:val="1"/>
+      <w:numFmt w:val="bullet"/>
+      <w:lvlText w:val=""/>
+      <w:lvlJc w:val="left"/>
+      <w:pPr>
+        <w:tabs>
+          <w:tab w:val="num" w:pos="3600"/>
+        </w:tabs>
+        <w:ind w:left="3600" w:hanging="360"/>
+      </w:pPr>
+      <w:rPr>
+        <w:rFonts w:ascii="Wingdings" w:hAnsi="Wingdings" w:hint="default"/>
+        <w:sz w:val="20"/>
+      </w:rPr>
+    </w:lvl>
+    <w:lvl w:ilvl="5" w:tentative="1">
+      <w:start w:val="1"/>
+      <w:numFmt w:val="bullet"/>
+      <w:lvlText w:val=""/>
+      <w:lvlJc w:val="left"/>
+      <w:pPr>
+        <w:tabs>
+          <w:tab w:val="num" w:pos="4320"/>
+        </w:tabs>
+        <w:ind w:left="4320" w:hanging="360"/>
+      </w:pPr>
+      <w:rPr>
+        <w:rFonts w:ascii="Wingdings" w:hAnsi="Wingdings" w:hint="default"/>
+        <w:sz w:val="20"/>
+      </w:rPr>
+    </w:lvl>
+    <w:lvl w:ilvl="6" w:tentative="1">
+      <w:start w:val="1"/>
+      <w:numFmt w:val="bullet"/>
+      <w:lvlText w:val=""/>
+      <w:lvlJc w:val="left"/>
+      <w:pPr>
+        <w:tabs>
+          <w:tab w:val="num" w:pos="5040"/>
+        </w:tabs>
+        <w:ind w:left="5040" w:hanging="360"/>
+      </w:pPr>
+      <w:rPr>
+        <w:rFonts w:ascii="Wingdings" w:hAnsi="Wingdings" w:hint="default"/>
+        <w:sz w:val="20"/>
+      </w:rPr>
+    </w:lvl>
+    <w:lvl w:ilvl="7" w:tentative="1">
+      <w:start w:val="1"/>
+      <w:numFmt w:val="bullet"/>
+      <w:lvlText w:val=""/>
+      <w:lvlJc w:val="left"/>
+      <w:pPr>
+        <w:tabs>
+          <w:tab w:val="num" w:pos="5760"/>
+        </w:tabs>
+        <w:ind w:left="5760" w:hanging="360"/>
+      </w:pPr>
+      <w:rPr>
+        <w:rFonts w:ascii="Wingdings" w:hAnsi="Wingdings" w:hint="default"/>
+        <w:sz w:val="20"/>
+      </w:rPr>
+    </w:lvl>
+    <w:lvl w:ilvl="8" w:tentative="1">
+      <w:start w:val="1"/>
+      <w:numFmt w:val="bullet"/>
+      <w:lvlText w:val=""/>
+      <w:lvlJc w:val="left"/>
+      <w:pPr>
+        <w:tabs>
+          <w:tab w:val="num" w:pos="6480"/>
+        </w:tabs>
+        <w:ind w:left="6480" w:hanging="360"/>
+      </w:pPr>
+      <w:rPr>
+        <w:rFonts w:ascii="Wingdings" w:hAnsi="Wingdings" w:hint="default"/>
+        <w:sz w:val="20"/>
+      </w:rPr>
+    </w:lvl>
+  </w:abstractNum>
+  <w:abstractNum w:abstractNumId="18" w15:restartNumberingAfterBreak="0">
     <w:nsid w:val="250433AF"/>
     <w:multiLevelType w:val="multilevel"/>
     <w:tmpl w:val="EBC6B956"/>
@@ -9518,7 +9520,7 @@
       </w:rPr>
     </w:lvl>
   </w:abstractNum>
-  <w:abstractNum w:abstractNumId="22" w15:restartNumberingAfterBreak="0">
+  <w:abstractNum w:abstractNumId="19" w15:restartNumberingAfterBreak="0">
     <w:nsid w:val="27C317C9"/>
     <w:multiLevelType w:val="multilevel"/>
     <w:tmpl w:val="6F78F0DE"/>
@@ -9667,7 +9669,7 @@
       </w:rPr>
     </w:lvl>
   </w:abstractNum>
-  <w:abstractNum w:abstractNumId="23" w15:restartNumberingAfterBreak="0">
+  <w:abstractNum w:abstractNumId="20" w15:restartNumberingAfterBreak="0">
     <w:nsid w:val="28630ECF"/>
     <w:multiLevelType w:val="multilevel"/>
     <w:tmpl w:val="9E549F18"/>
@@ -9816,7 +9818,7 @@
       </w:rPr>
     </w:lvl>
   </w:abstractNum>
-  <w:abstractNum w:abstractNumId="24" w15:restartNumberingAfterBreak="0">
+  <w:abstractNum w:abstractNumId="21" w15:restartNumberingAfterBreak="0">
     <w:nsid w:val="28DD6F31"/>
     <w:multiLevelType w:val="multilevel"/>
     <w:tmpl w:val="0C9CFCAA"/>
@@ -9965,156 +9967,7 @@
       </w:rPr>
     </w:lvl>
   </w:abstractNum>
-  <w:abstractNum w:abstractNumId="25" w15:restartNumberingAfterBreak="0">
-    <w:nsid w:val="2B035C17"/>
-    <w:multiLevelType w:val="multilevel"/>
-    <w:tmpl w:val="2CC6F6AC"/>
-    <w:lvl w:ilvl="0">
-      <w:start w:val="1"/>
-      <w:numFmt w:val="bullet"/>
-      <w:lvlText w:val=""/>
-      <w:lvlJc w:val="left"/>
-      <w:pPr>
-        <w:tabs>
-          <w:tab w:val="num" w:pos="720"/>
-        </w:tabs>
-        <w:ind w:left="720" w:hanging="360"/>
-      </w:pPr>
-      <w:rPr>
-        <w:rFonts w:ascii="Symbol" w:hAnsi="Symbol" w:hint="default"/>
-        <w:sz w:val="20"/>
-      </w:rPr>
-    </w:lvl>
-    <w:lvl w:ilvl="1" w:tentative="1">
-      <w:start w:val="1"/>
-      <w:numFmt w:val="bullet"/>
-      <w:lvlText w:val="o"/>
-      <w:lvlJc w:val="left"/>
-      <w:pPr>
-        <w:tabs>
-          <w:tab w:val="num" w:pos="1440"/>
-        </w:tabs>
-        <w:ind w:left="1440" w:hanging="360"/>
-      </w:pPr>
-      <w:rPr>
-        <w:rFonts w:ascii="Courier New" w:hAnsi="Courier New" w:hint="default"/>
-        <w:sz w:val="20"/>
-      </w:rPr>
-    </w:lvl>
-    <w:lvl w:ilvl="2" w:tentative="1">
-      <w:start w:val="1"/>
-      <w:numFmt w:val="bullet"/>
-      <w:lvlText w:val=""/>
-      <w:lvlJc w:val="left"/>
-      <w:pPr>
-        <w:tabs>
-          <w:tab w:val="num" w:pos="2160"/>
-        </w:tabs>
-        <w:ind w:left="2160" w:hanging="360"/>
-      </w:pPr>
-      <w:rPr>
-        <w:rFonts w:ascii="Wingdings" w:hAnsi="Wingdings" w:hint="default"/>
-        <w:sz w:val="20"/>
-      </w:rPr>
-    </w:lvl>
-    <w:lvl w:ilvl="3" w:tentative="1">
-      <w:start w:val="1"/>
-      <w:numFmt w:val="bullet"/>
-      <w:lvlText w:val=""/>
-      <w:lvlJc w:val="left"/>
-      <w:pPr>
-        <w:tabs>
-          <w:tab w:val="num" w:pos="2880"/>
-        </w:tabs>
-        <w:ind w:left="2880" w:hanging="360"/>
-      </w:pPr>
-      <w:rPr>
-        <w:rFonts w:ascii="Wingdings" w:hAnsi="Wingdings" w:hint="default"/>
-        <w:sz w:val="20"/>
-      </w:rPr>
-    </w:lvl>
-    <w:lvl w:ilvl="4" w:tentative="1">
-      <w:start w:val="1"/>
-      <w:numFmt w:val="bullet"/>
-      <w:lvlText w:val=""/>
-      <w:lvlJc w:val="left"/>
-      <w:pPr>
-        <w:tabs>
-          <w:tab w:val="num" w:pos="3600"/>
-        </w:tabs>
-        <w:ind w:left="3600" w:hanging="360"/>
-      </w:pPr>
-      <w:rPr>
-        <w:rFonts w:ascii="Wingdings" w:hAnsi="Wingdings" w:hint="default"/>
-        <w:sz w:val="20"/>
-      </w:rPr>
-    </w:lvl>
-    <w:lvl w:ilvl="5" w:tentative="1">
-      <w:start w:val="1"/>
-      <w:numFmt w:val="bullet"/>
-      <w:lvlText w:val=""/>
-      <w:lvlJc w:val="left"/>
-      <w:pPr>
-        <w:tabs>
-          <w:tab w:val="num" w:pos="4320"/>
-        </w:tabs>
-        <w:ind w:left="4320" w:hanging="360"/>
-      </w:pPr>
-      <w:rPr>
-        <w:rFonts w:ascii="Wingdings" w:hAnsi="Wingdings" w:hint="default"/>
-        <w:sz w:val="20"/>
-      </w:rPr>
-    </w:lvl>
-    <w:lvl w:ilvl="6" w:tentative="1">
-      <w:start w:val="1"/>
-      <w:numFmt w:val="bullet"/>
-      <w:lvlText w:val=""/>
-      <w:lvlJc w:val="left"/>
-      <w:pPr>
-        <w:tabs>
-          <w:tab w:val="num" w:pos="5040"/>
-        </w:tabs>
-        <w:ind w:left="5040" w:hanging="360"/>
-      </w:pPr>
-      <w:rPr>
-        <w:rFonts w:ascii="Wingdings" w:hAnsi="Wingdings" w:hint="default"/>
-        <w:sz w:val="20"/>
-      </w:rPr>
-    </w:lvl>
-    <w:lvl w:ilvl="7" w:tentative="1">
-      <w:start w:val="1"/>
-      <w:numFmt w:val="bullet"/>
-      <w:lvlText w:val=""/>
-      <w:lvlJc w:val="left"/>
-      <w:pPr>
-        <w:tabs>
-          <w:tab w:val="num" w:pos="5760"/>
-        </w:tabs>
-        <w:ind w:left="5760" w:hanging="360"/>
-      </w:pPr>
-      <w:rPr>
-        <w:rFonts w:ascii="Wingdings" w:hAnsi="Wingdings" w:hint="default"/>
-        <w:sz w:val="20"/>
-      </w:rPr>
-    </w:lvl>
-    <w:lvl w:ilvl="8" w:tentative="1">
-      <w:start w:val="1"/>
-      <w:numFmt w:val="bullet"/>
-      <w:lvlText w:val=""/>
-      <w:lvlJc w:val="left"/>
-      <w:pPr>
-        <w:tabs>
-          <w:tab w:val="num" w:pos="6480"/>
-        </w:tabs>
-        <w:ind w:left="6480" w:hanging="360"/>
-      </w:pPr>
-      <w:rPr>
-        <w:rFonts w:ascii="Wingdings" w:hAnsi="Wingdings" w:hint="default"/>
-        <w:sz w:val="20"/>
-      </w:rPr>
-    </w:lvl>
-  </w:abstractNum>
-  <w:abstractNum w:abstractNumId="26" w15:restartNumberingAfterBreak="0">
+  <w:abstractNum w:abstractNumId="22" w15:restartNumberingAfterBreak="0">
     <w:nsid w:val="2CFB611E"/>
     <w:multiLevelType w:val="multilevel"/>
     <w:tmpl w:val="183E6B36"/>
@@ -10263,7 +10116,7 @@
       </w:rPr>
     </w:lvl>
   </w:abstractNum>
-  <w:abstractNum w:abstractNumId="27" w15:restartNumberingAfterBreak="0">
+  <w:abstractNum w:abstractNumId="23" w15:restartNumberingAfterBreak="0">
     <w:nsid w:val="2DBF249A"/>
     <w:multiLevelType w:val="multilevel"/>
     <w:tmpl w:val="9D2872D2"/>
@@ -10412,7 +10265,7 @@
       </w:rPr>
     </w:lvl>
   </w:abstractNum>
-  <w:abstractNum w:abstractNumId="28" w15:restartNumberingAfterBreak="0">
+  <w:abstractNum w:abstractNumId="24" w15:restartNumberingAfterBreak="0">
     <w:nsid w:val="2FFE639A"/>
     <w:multiLevelType w:val="multilevel"/>
     <w:tmpl w:val="B35425D4"/>
@@ -10530,242 +10383,7 @@
       </w:rPr>
     </w:lvl>
   </w:abstractNum>
-  <w:abstractNum w:abstractNumId="29" w15:restartNumberingAfterBreak="0">
-    <w:nsid w:val="30336328"/>
-    <w:multiLevelType w:val="multilevel"/>
-    <w:tmpl w:val="858E1698"/>
-    <w:lvl w:ilvl="0">
-      <w:start w:val="1"/>
-      <w:numFmt w:val="bullet"/>
-      <w:lvlText w:val=""/>
-      <w:lvlJc w:val="left"/>
-      <w:pPr>
-        <w:tabs>
-          <w:tab w:val="num" w:pos="720"/>
-        </w:tabs>
-        <w:ind w:left="720" w:hanging="360"/>
-      </w:pPr>
-      <w:rPr>
-        <w:rFonts w:ascii="Symbol" w:hAnsi="Symbol" w:hint="default"/>
-        <w:sz w:val="20"/>
-      </w:rPr>
-    </w:lvl>
-    <w:lvl w:ilvl="1" w:tentative="1">
-      <w:start w:val="1"/>
-      <w:numFmt w:val="bullet"/>
-      <w:lvlText w:val="o"/>
-      <w:lvlJc w:val="left"/>
-      <w:pPr>
-        <w:tabs>
-          <w:tab w:val="num" w:pos="1440"/>
-        </w:tabs>
-        <w:ind w:left="1440" w:hanging="360"/>
-      </w:pPr>
-      <w:rPr>
-        <w:rFonts w:ascii="Courier New" w:hAnsi="Courier New" w:hint="default"/>
-        <w:sz w:val="20"/>
-      </w:rPr>
-    </w:lvl>
-    <w:lvl w:ilvl="2" w:tentative="1">
-      <w:start w:val="1"/>
-      <w:numFmt w:val="bullet"/>
-      <w:lvlText w:val=""/>
-      <w:lvlJc w:val="left"/>
-      <w:pPr>
-        <w:tabs>
-          <w:tab w:val="num" w:pos="2160"/>
-        </w:tabs>
-        <w:ind w:left="2160" w:hanging="360"/>
-      </w:pPr>
-      <w:rPr>
-        <w:rFonts w:ascii="Wingdings" w:hAnsi="Wingdings" w:hint="default"/>
-        <w:sz w:val="20"/>
-      </w:rPr>
-    </w:lvl>
-    <w:lvl w:ilvl="3" w:tentative="1">
-      <w:start w:val="1"/>
-      <w:numFmt w:val="bullet"/>
-      <w:lvlText w:val=""/>
-      <w:lvlJc w:val="left"/>
-      <w:pPr>
-        <w:tabs>
-          <w:tab w:val="num" w:pos="2880"/>
-        </w:tabs>
-        <w:ind w:left="2880" w:hanging="360"/>
-      </w:pPr>
-      <w:rPr>
-        <w:rFonts w:ascii="Wingdings" w:hAnsi="Wingdings" w:hint="default"/>
-        <w:sz w:val="20"/>
-      </w:rPr>
-    </w:lvl>
-    <w:lvl w:ilvl="4" w:tentative="1">
-      <w:start w:val="1"/>
-      <w:numFmt w:val="bullet"/>
-      <w:lvlText w:val=""/>
-      <w:lvlJc w:val="left"/>
-      <w:pPr>
-        <w:tabs>
-          <w:tab w:val="num" w:pos="3600"/>
-        </w:tabs>
-        <w:ind w:left="3600" w:hanging="360"/>
-      </w:pPr>
-      <w:rPr>
-        <w:rFonts w:ascii="Wingdings" w:hAnsi="Wingdings" w:hint="default"/>
-        <w:sz w:val="20"/>
-      </w:rPr>
-    </w:lvl>
-    <w:lvl w:ilvl="5" w:tentative="1">
-      <w:start w:val="1"/>
-      <w:numFmt w:val="bullet"/>
-      <w:lvlText w:val=""/>
-      <w:lvlJc w:val="left"/>
-      <w:pPr>
-        <w:tabs>
-          <w:tab w:val="num" w:pos="4320"/>
-        </w:tabs>
-        <w:ind w:left="4320" w:hanging="360"/>
-      </w:pPr>
-      <w:rPr>
-        <w:rFonts w:ascii="Wingdings" w:hAnsi="Wingdings" w:hint="default"/>
-        <w:sz w:val="20"/>
-      </w:rPr>
-    </w:lvl>
-    <w:lvl w:ilvl="6" w:tentative="1">
-      <w:start w:val="1"/>
-      <w:numFmt w:val="bullet"/>
-      <w:lvlText w:val=""/>
-      <w:lvlJc w:val="left"/>
-      <w:pPr>
-        <w:tabs>
-          <w:tab w:val="num" w:pos="5040"/>
-        </w:tabs>
-        <w:ind w:left="5040" w:hanging="360"/>
-      </w:pPr>
-      <w:rPr>
-        <w:rFonts w:ascii="Wingdings" w:hAnsi="Wingdings" w:hint="default"/>
-        <w:sz w:val="20"/>
-      </w:rPr>
-    </w:lvl>
-    <w:lvl w:ilvl="7" w:tentative="1">
-      <w:start w:val="1"/>
-      <w:numFmt w:val="bullet"/>
-      <w:lvlText w:val=""/>
-      <w:lvlJc w:val="left"/>
-      <w:pPr>
-        <w:tabs>
-          <w:tab w:val="num" w:pos="5760"/>
-        </w:tabs>
-        <w:ind w:left="5760" w:hanging="360"/>
-      </w:pPr>
-      <w:rPr>
-        <w:rFonts w:ascii="Wingdings" w:hAnsi="Wingdings" w:hint="default"/>
-        <w:sz w:val="20"/>
-      </w:rPr>
-    </w:lvl>
-    <w:lvl w:ilvl="8" w:tentative="1">
-      <w:start w:val="1"/>
-      <w:numFmt w:val="bullet"/>
-      <w:lvlText w:val=""/>
-      <w:lvlJc w:val="left"/>
-      <w:pPr>
-        <w:tabs>
-          <w:tab w:val="num" w:pos="6480"/>
-        </w:tabs>
-        <w:ind w:left="6480" w:hanging="360"/>
-      </w:pPr>
-      <w:rPr>
-        <w:rFonts w:ascii="Wingdings" w:hAnsi="Wingdings" w:hint="default"/>
-        <w:sz w:val="20"/>
-      </w:rPr>
-    </w:lvl>
-  </w:abstractNum>
-  <w:abstractNum w:abstractNumId="30" w15:restartNumberingAfterBreak="0">
-    <w:nsid w:val="308E7DEC"/>
-    <w:multiLevelType w:val="hybridMultilevel"/>
-    <w:tmpl w:val="6A4C54AA"/>
-    <w:lvl w:ilvl="0" w:tplc="04100011">
-      <w:start w:val="1"/>
-      <w:numFmt w:val="decimal"/>
-      <w:lvlText w:val="%1)"/>
-      <w:lvlJc w:val="left"/>
-      <w:pPr>
-        <w:ind w:left="720" w:hanging="360"/>
-      </w:pPr>
-    </w:lvl>
-    <w:lvl w:ilvl="1" w:tplc="04100019" w:tentative="1">
-      <w:start w:val="1"/>
-      <w:numFmt w:val="lowerLetter"/>
-      <w:lvlText w:val="%2."/>
-      <w:lvlJc w:val="left"/>
-      <w:pPr>
-        <w:ind w:left="1440" w:hanging="360"/>
-      </w:pPr>
-    </w:lvl>
-    <w:lvl w:ilvl="2" w:tplc="0410001B" w:tentative="1">
-      <w:start w:val="1"/>
-      <w:numFmt w:val="lowerRoman"/>
-      <w:lvlText w:val="%3."/>
-      <w:lvlJc w:val="right"/>
-      <w:pPr>
-        <w:ind w:left="2160" w:hanging="180"/>
-      </w:pPr>
-    </w:lvl>
-    <w:lvl w:ilvl="3" w:tplc="0410000F" w:tentative="1">
-      <w:start w:val="1"/>
-      <w:numFmt w:val="decimal"/>
-      <w:lvlText w:val="%4."/>
-      <w:lvlJc w:val="left"/>
-      <w:pPr>
-        <w:ind w:left="2880" w:hanging="360"/>
-      </w:pPr>
-    </w:lvl>
-    <w:lvl w:ilvl="4" w:tplc="04100019" w:tentative="1">
-      <w:start w:val="1"/>
-      <w:numFmt w:val="lowerLetter"/>
-      <w:lvlText w:val="%5."/>
-      <w:lvlJc w:val="left"/>
-      <w:pPr>
-        <w:ind w:left="3600" w:hanging="360"/>
-      </w:pPr>
-    </w:lvl>
-    <w:lvl w:ilvl="5" w:tplc="0410001B" w:tentative="1">
-      <w:start w:val="1"/>
-      <w:numFmt w:val="lowerRoman"/>
-      <w:lvlText w:val="%6."/>
-      <w:lvlJc w:val="right"/>
-      <w:pPr>
-        <w:ind w:left="4320" w:hanging="180"/>
-      </w:pPr>
-    </w:lvl>
-    <w:lvl w:ilvl="6" w:tplc="0410000F" w:tentative="1">
-      <w:start w:val="1"/>
-      <w:numFmt w:val="decimal"/>
-      <w:lvlText w:val="%7."/>
-      <w:lvlJc w:val="left"/>
-      <w:pPr>
-        <w:ind w:left="5040" w:hanging="360"/>
-      </w:pPr>
-    </w:lvl>
-    <w:lvl w:ilvl="7" w:tplc="04100019" w:tentative="1">
-      <w:start w:val="1"/>
-      <w:numFmt w:val="lowerLetter"/>
-      <w:lvlText w:val="%8."/>
-      <w:lvlJc w:val="left"/>
-      <w:pPr>
-        <w:ind w:left="5760" w:hanging="360"/>
-      </w:pPr>
-    </w:lvl>
-    <w:lvl w:ilvl="8" w:tplc="0410001B" w:tentative="1">
-      <w:start w:val="1"/>
-      <w:numFmt w:val="lowerRoman"/>
-      <w:lvlText w:val="%9."/>
-      <w:lvlJc w:val="right"/>
-      <w:pPr>
-        <w:ind w:left="6480" w:hanging="180"/>
-      </w:pPr>
-    </w:lvl>
-  </w:abstractNum>
-  <w:abstractNum w:abstractNumId="31" w15:restartNumberingAfterBreak="0">
+  <w:abstractNum w:abstractNumId="25" w15:restartNumberingAfterBreak="0">
     <w:nsid w:val="32650111"/>
     <w:multiLevelType w:val="hybridMultilevel"/>
     <w:tmpl w:val="312241E8"/>
@@ -10854,7 +10472,7 @@
       </w:pPr>
     </w:lvl>
   </w:abstractNum>
-  <w:abstractNum w:abstractNumId="32" w15:restartNumberingAfterBreak="0">
+  <w:abstractNum w:abstractNumId="26" w15:restartNumberingAfterBreak="0">
     <w:nsid w:val="330E6CA8"/>
     <w:multiLevelType w:val="multilevel"/>
     <w:tmpl w:val="78C224A6"/>
@@ -11003,7 +10621,7 @@
       </w:rPr>
     </w:lvl>
   </w:abstractNum>
-  <w:abstractNum w:abstractNumId="33" w15:restartNumberingAfterBreak="0">
+  <w:abstractNum w:abstractNumId="27" w15:restartNumberingAfterBreak="0">
     <w:nsid w:val="33517836"/>
     <w:multiLevelType w:val="multilevel"/>
     <w:tmpl w:val="E1E47730"/>
@@ -11152,10 +10770,10 @@
       </w:rPr>
     </w:lvl>
   </w:abstractNum>
-  <w:abstractNum w:abstractNumId="34" w15:restartNumberingAfterBreak="0">
+  <w:abstractNum w:abstractNumId="28" w15:restartNumberingAfterBreak="0">
     <w:nsid w:val="34753A2F"/>
     <w:multiLevelType w:val="hybridMultilevel"/>
-    <w:tmpl w:val="9566E0C0"/>
+    <w:tmpl w:val="3B546AB0"/>
     <w:lvl w:ilvl="0" w:tplc="04100011">
       <w:start w:val="1"/>
       <w:numFmt w:val="decimal"/>
@@ -11238,7 +10856,7 @@
       </w:pPr>
     </w:lvl>
   </w:abstractNum>
-  <w:abstractNum w:abstractNumId="35" w15:restartNumberingAfterBreak="0">
+  <w:abstractNum w:abstractNumId="29" w15:restartNumberingAfterBreak="0">
     <w:nsid w:val="35177213"/>
     <w:multiLevelType w:val="multilevel"/>
     <w:tmpl w:val="44E21C12"/>
@@ -11387,10 +11005,10 @@
       </w:rPr>
     </w:lvl>
   </w:abstractNum>
-  <w:abstractNum w:abstractNumId="36" w15:restartNumberingAfterBreak="0">
+  <w:abstractNum w:abstractNumId="30" w15:restartNumberingAfterBreak="0">
     <w:nsid w:val="35F53E8C"/>
     <w:multiLevelType w:val="hybridMultilevel"/>
-    <w:tmpl w:val="2B48CC36"/>
+    <w:tmpl w:val="06A43FF4"/>
     <w:lvl w:ilvl="0" w:tplc="FFFFFFFF">
       <w:start w:val="1"/>
       <w:numFmt w:val="decimal"/>
@@ -11473,7 +11091,7 @@
       </w:pPr>
     </w:lvl>
   </w:abstractNum>
-  <w:abstractNum w:abstractNumId="37" w15:restartNumberingAfterBreak="0">
+  <w:abstractNum w:abstractNumId="31" w15:restartNumberingAfterBreak="0">
     <w:nsid w:val="379C22F2"/>
     <w:multiLevelType w:val="hybridMultilevel"/>
     <w:tmpl w:val="7248A738"/>
@@ -11559,454 +11177,96 @@
       </w:pPr>
     </w:lvl>
   </w:abstractNum>
-  <w:abstractNum w:abstractNumId="38" w15:restartNumberingAfterBreak="0">
-    <w:nsid w:val="39AF27F9"/>
-    <w:multiLevelType w:val="multilevel"/>
-    <w:tmpl w:val="45D0C302"/>
-    <w:lvl w:ilvl="0">
-      <w:start w:val="1"/>
-      <w:numFmt w:val="bullet"/>
-      <w:lvlText w:val=""/>
-      <w:lvlJc w:val="left"/>
-      <w:pPr>
-        <w:tabs>
-          <w:tab w:val="num" w:pos="720"/>
-        </w:tabs>
+  <w:abstractNum w:abstractNumId="32" w15:restartNumberingAfterBreak="0">
+    <w:nsid w:val="39AC4AF5"/>
+    <w:multiLevelType w:val="hybridMultilevel"/>
+    <w:tmpl w:val="BF70A812"/>
+    <w:lvl w:ilvl="0" w:tplc="78281D5A">
+      <w:start w:val="11"/>
+      <w:numFmt w:val="upperRoman"/>
+      <w:lvlText w:val="%1."/>
+      <w:lvlJc w:val="right"/>
+      <w:pPr>
         <w:ind w:left="720" w:hanging="360"/>
       </w:pPr>
       <w:rPr>
-        <w:rFonts w:ascii="Symbol" w:hAnsi="Symbol" w:hint="default"/>
-        <w:sz w:val="20"/>
-      </w:rPr>
-    </w:lvl>
-    <w:lvl w:ilvl="1" w:tentative="1">
-      <w:start w:val="1"/>
-      <w:numFmt w:val="bullet"/>
-      <w:lvlText w:val="o"/>
-      <w:lvlJc w:val="left"/>
-      <w:pPr>
-        <w:tabs>
-          <w:tab w:val="num" w:pos="1440"/>
-        </w:tabs>
+        <w:rFonts w:hint="default"/>
+      </w:rPr>
+    </w:lvl>
+    <w:lvl w:ilvl="1" w:tplc="04100019" w:tentative="1">
+      <w:start w:val="1"/>
+      <w:numFmt w:val="lowerLetter"/>
+      <w:lvlText w:val="%2."/>
+      <w:lvlJc w:val="left"/>
+      <w:pPr>
         <w:ind w:left="1440" w:hanging="360"/>
       </w:pPr>
-      <w:rPr>
-        <w:rFonts w:ascii="Courier New" w:hAnsi="Courier New" w:hint="default"/>
-        <w:sz w:val="20"/>
-      </w:rPr>
-    </w:lvl>
-    <w:lvl w:ilvl="2" w:tentative="1">
-      <w:start w:val="1"/>
-      <w:numFmt w:val="bullet"/>
-      <w:lvlText w:val=""/>
-      <w:lvlJc w:val="left"/>
-      <w:pPr>
-        <w:tabs>
-          <w:tab w:val="num" w:pos="2160"/>
-        </w:tabs>
-        <w:ind w:left="2160" w:hanging="360"/>
-      </w:pPr>
-      <w:rPr>
-        <w:rFonts w:ascii="Wingdings" w:hAnsi="Wingdings" w:hint="default"/>
-        <w:sz w:val="20"/>
-      </w:rPr>
-    </w:lvl>
-    <w:lvl w:ilvl="3" w:tentative="1">
-      <w:start w:val="1"/>
-      <w:numFmt w:val="bullet"/>
-      <w:lvlText w:val=""/>
-      <w:lvlJc w:val="left"/>
-      <w:pPr>
-        <w:tabs>
-          <w:tab w:val="num" w:pos="2880"/>
-        </w:tabs>
+    </w:lvl>
+    <w:lvl w:ilvl="2" w:tplc="0410001B" w:tentative="1">
+      <w:start w:val="1"/>
+      <w:numFmt w:val="lowerRoman"/>
+      <w:lvlText w:val="%3."/>
+      <w:lvlJc w:val="right"/>
+      <w:pPr>
+        <w:ind w:left="2160" w:hanging="180"/>
+      </w:pPr>
+    </w:lvl>
+    <w:lvl w:ilvl="3" w:tplc="0410000F" w:tentative="1">
+      <w:start w:val="1"/>
+      <w:numFmt w:val="decimal"/>
+      <w:lvlText w:val="%4."/>
+      <w:lvlJc w:val="left"/>
+      <w:pPr>
         <w:ind w:left="2880" w:hanging="360"/>
       </w:pPr>
-      <w:rPr>
-        <w:rFonts w:ascii="Wingdings" w:hAnsi="Wingdings" w:hint="default"/>
-        <w:sz w:val="20"/>
-      </w:rPr>
-    </w:lvl>
-    <w:lvl w:ilvl="4" w:tentative="1">
-      <w:start w:val="1"/>
-      <w:numFmt w:val="bullet"/>
-      <w:lvlText w:val=""/>
-      <w:lvlJc w:val="left"/>
-      <w:pPr>
-        <w:tabs>
-          <w:tab w:val="num" w:pos="3600"/>
-        </w:tabs>
+    </w:lvl>
+    <w:lvl w:ilvl="4" w:tplc="04100019" w:tentative="1">
+      <w:start w:val="1"/>
+      <w:numFmt w:val="lowerLetter"/>
+      <w:lvlText w:val="%5."/>
+      <w:lvlJc w:val="left"/>
+      <w:pPr>
         <w:ind w:left="3600" w:hanging="360"/>
       </w:pPr>
-      <w:rPr>
-        <w:rFonts w:ascii="Wingdings" w:hAnsi="Wingdings" w:hint="default"/>
-        <w:sz w:val="20"/>
-      </w:rPr>
-    </w:lvl>
-    <w:lvl w:ilvl="5" w:tentative="1">
-      <w:start w:val="1"/>
-      <w:numFmt w:val="bullet"/>
-      <w:lvlText w:val=""/>
-      <w:lvlJc w:val="left"/>
-      <w:pPr>
-        <w:tabs>
-          <w:tab w:val="num" w:pos="4320"/>
-        </w:tabs>
-        <w:ind w:left="4320" w:hanging="360"/>
-      </w:pPr>
-      <w:rPr>
-        <w:rFonts w:ascii="Wingdings" w:hAnsi="Wingdings" w:hint="default"/>
-        <w:sz w:val="20"/>
-      </w:rPr>
-    </w:lvl>
-    <w:lvl w:ilvl="6" w:tentative="1">
-      <w:start w:val="1"/>
-      <w:numFmt w:val="bullet"/>
-      <w:lvlText w:val=""/>
-      <w:lvlJc w:val="left"/>
-      <w:pPr>
-        <w:tabs>
-          <w:tab w:val="num" w:pos="5040"/>
-        </w:tabs>
+    </w:lvl>
+    <w:lvl w:ilvl="5" w:tplc="0410001B" w:tentative="1">
+      <w:start w:val="1"/>
+      <w:numFmt w:val="lowerRoman"/>
+      <w:lvlText w:val="%6."/>
+      <w:lvlJc w:val="right"/>
+      <w:pPr>
+        <w:ind w:left="4320" w:hanging="180"/>
+      </w:pPr>
+    </w:lvl>
+    <w:lvl w:ilvl="6" w:tplc="0410000F" w:tentative="1">
+      <w:start w:val="1"/>
+      <w:numFmt w:val="decimal"/>
+      <w:lvlText w:val="%7."/>
+      <w:lvlJc w:val="left"/>
+      <w:pPr>
         <w:ind w:left="5040" w:hanging="360"/>
       </w:pPr>
-      <w:rPr>
-        <w:rFonts w:ascii="Wingdings" w:hAnsi="Wingdings" w:hint="default"/>
-        <w:sz w:val="20"/>
-      </w:rPr>
-    </w:lvl>
-    <w:lvl w:ilvl="7" w:tentative="1">
-      <w:start w:val="1"/>
-      <w:numFmt w:val="bullet"/>
-      <w:lvlText w:val=""/>
-      <w:lvlJc w:val="left"/>
-      <w:pPr>
-        <w:tabs>
-          <w:tab w:val="num" w:pos="5760"/>
-        </w:tabs>
+    </w:lvl>
+    <w:lvl w:ilvl="7" w:tplc="04100019" w:tentative="1">
+      <w:start w:val="1"/>
+      <w:numFmt w:val="lowerLetter"/>
+      <w:lvlText w:val="%8."/>
+      <w:lvlJc w:val="left"/>
+      <w:pPr>
         <w:ind w:left="5760" w:hanging="360"/>
       </w:pPr>
-      <w:rPr>
-        <w:rFonts w:ascii="Wingdings" w:hAnsi="Wingdings" w:hint="default"/>
-        <w:sz w:val="20"/>
-      </w:rPr>
-    </w:lvl>
-    <w:lvl w:ilvl="8" w:tentative="1">
-      <w:start w:val="1"/>
-      <w:numFmt w:val="bullet"/>
-      <w:lvlText w:val=""/>
-      <w:lvlJc w:val="left"/>
-      <w:pPr>
-        <w:tabs>
-          <w:tab w:val="num" w:pos="6480"/>
-        </w:tabs>
-        <w:ind w:left="6480" w:hanging="360"/>
-      </w:pPr>
-      <w:rPr>
-        <w:rFonts w:ascii="Wingdings" w:hAnsi="Wingdings" w:hint="default"/>
-        <w:sz w:val="20"/>
-      </w:rPr>
+    </w:lvl>
+    <w:lvl w:ilvl="8" w:tplc="0410001B" w:tentative="1">
+      <w:start w:val="1"/>
+      <w:numFmt w:val="lowerRoman"/>
+      <w:lvlText w:val="%9."/>
+      <w:lvlJc w:val="right"/>
+      <w:pPr>
+        <w:ind w:left="6480" w:hanging="180"/>
+      </w:pPr>
     </w:lvl>
   </w:abstractNum>
-  <w:abstractNum w:abstractNumId="39" w15:restartNumberingAfterBreak="0">
-    <w:nsid w:val="3F5B405E"/>
-    <w:multiLevelType w:val="multilevel"/>
-    <w:tmpl w:val="320A254C"/>
-    <w:lvl w:ilvl="0">
-      <w:start w:val="1"/>
-      <w:numFmt w:val="bullet"/>
-      <w:lvlText w:val=""/>
-      <w:lvlJc w:val="left"/>
-      <w:pPr>
-        <w:tabs>
-          <w:tab w:val="num" w:pos="720"/>
-        </w:tabs>
-        <w:ind w:left="720" w:hanging="360"/>
-      </w:pPr>
-      <w:rPr>
-        <w:rFonts w:ascii="Symbol" w:hAnsi="Symbol" w:hint="default"/>
-        <w:sz w:val="20"/>
-      </w:rPr>
-    </w:lvl>
-    <w:lvl w:ilvl="1" w:tentative="1">
-      <w:start w:val="1"/>
-      <w:numFmt w:val="bullet"/>
-      <w:lvlText w:val="o"/>
-      <w:lvlJc w:val="left"/>
-      <w:pPr>
-        <w:tabs>
-          <w:tab w:val="num" w:pos="1440"/>
-        </w:tabs>
-        <w:ind w:left="1440" w:hanging="360"/>
-      </w:pPr>
-      <w:rPr>
-        <w:rFonts w:ascii="Courier New" w:hAnsi="Courier New" w:hint="default"/>
-        <w:sz w:val="20"/>
-      </w:rPr>
-    </w:lvl>
-    <w:lvl w:ilvl="2" w:tentative="1">
-      <w:start w:val="1"/>
-      <w:numFmt w:val="bullet"/>
-      <w:lvlText w:val=""/>
-      <w:lvlJc w:val="left"/>
-      <w:pPr>
-        <w:tabs>
-          <w:tab w:val="num" w:pos="2160"/>
-        </w:tabs>
-        <w:ind w:left="2160" w:hanging="360"/>
-      </w:pPr>
-      <w:rPr>
-        <w:rFonts w:ascii="Wingdings" w:hAnsi="Wingdings" w:hint="default"/>
-        <w:sz w:val="20"/>
-      </w:rPr>
-    </w:lvl>
-    <w:lvl w:ilvl="3" w:tentative="1">
-      <w:start w:val="1"/>
-      <w:numFmt w:val="bullet"/>
-      <w:lvlText w:val=""/>
-      <w:lvlJc w:val="left"/>
-      <w:pPr>
-        <w:tabs>
-          <w:tab w:val="num" w:pos="2880"/>
-        </w:tabs>
-        <w:ind w:left="2880" w:hanging="360"/>
-      </w:pPr>
-      <w:rPr>
-        <w:rFonts w:ascii="Wingdings" w:hAnsi="Wingdings" w:hint="default"/>
-        <w:sz w:val="20"/>
-      </w:rPr>
-    </w:lvl>
-    <w:lvl w:ilvl="4" w:tentative="1">
-      <w:start w:val="1"/>
-      <w:numFmt w:val="bullet"/>
-      <w:lvlText w:val=""/>
-      <w:lvlJc w:val="left"/>
-      <w:pPr>
-        <w:tabs>
-          <w:tab w:val="num" w:pos="3600"/>
-        </w:tabs>
-        <w:ind w:left="3600" w:hanging="360"/>
-      </w:pPr>
-      <w:rPr>
-        <w:rFonts w:ascii="Wingdings" w:hAnsi="Wingdings" w:hint="default"/>
-        <w:sz w:val="20"/>
-      </w:rPr>
-    </w:lvl>
-    <w:lvl w:ilvl="5" w:tentative="1">
-      <w:start w:val="1"/>
-      <w:numFmt w:val="bullet"/>
-      <w:lvlText w:val=""/>
-      <w:lvlJc w:val="left"/>
-      <w:pPr>
-        <w:tabs>
-          <w:tab w:val="num" w:pos="4320"/>
-        </w:tabs>
-        <w:ind w:left="4320" w:hanging="360"/>
-      </w:pPr>
-      <w:rPr>
-        <w:rFonts w:ascii="Wingdings" w:hAnsi="Wingdings" w:hint="default"/>
-        <w:sz w:val="20"/>
-      </w:rPr>
-    </w:lvl>
-    <w:lvl w:ilvl="6" w:tentative="1">
-      <w:start w:val="1"/>
-      <w:numFmt w:val="bullet"/>
-      <w:lvlText w:val=""/>
-      <w:lvlJc w:val="left"/>
-      <w:pPr>
-        <w:tabs>
-          <w:tab w:val="num" w:pos="5040"/>
-        </w:tabs>
-        <w:ind w:left="5040" w:hanging="360"/>
-      </w:pPr>
-      <w:rPr>
-        <w:rFonts w:ascii="Wingdings" w:hAnsi="Wingdings" w:hint="default"/>
-        <w:sz w:val="20"/>
-      </w:rPr>
-    </w:lvl>
-    <w:lvl w:ilvl="7" w:tentative="1">
-      <w:start w:val="1"/>
-      <w:numFmt w:val="bullet"/>
-      <w:lvlText w:val=""/>
-      <w:lvlJc w:val="left"/>
-      <w:pPr>
-        <w:tabs>
-          <w:tab w:val="num" w:pos="5760"/>
-        </w:tabs>
-        <w:ind w:left="5760" w:hanging="360"/>
-      </w:pPr>
-      <w:rPr>
-        <w:rFonts w:ascii="Wingdings" w:hAnsi="Wingdings" w:hint="default"/>
-        <w:sz w:val="20"/>
-      </w:rPr>
-    </w:lvl>
-    <w:lvl w:ilvl="8" w:tentative="1">
-      <w:start w:val="1"/>
-      <w:numFmt w:val="bullet"/>
-      <w:lvlText w:val=""/>
-      <w:lvlJc w:val="left"/>
-      <w:pPr>
-        <w:tabs>
-          <w:tab w:val="num" w:pos="6480"/>
-        </w:tabs>
-        <w:ind w:left="6480" w:hanging="360"/>
-      </w:pPr>
-      <w:rPr>
-        <w:rFonts w:ascii="Wingdings" w:hAnsi="Wingdings" w:hint="default"/>
-        <w:sz w:val="20"/>
-      </w:rPr>
-    </w:lvl>
-  </w:abstractNum>
-  <w:abstractNum w:abstractNumId="40" w15:restartNumberingAfterBreak="0">
-    <w:nsid w:val="3FF56C07"/>
-    <w:multiLevelType w:val="multilevel"/>
-    <w:tmpl w:val="2EDE5512"/>
-    <w:lvl w:ilvl="0">
-      <w:start w:val="1"/>
-      <w:numFmt w:val="bullet"/>
-      <w:lvlText w:val=""/>
-      <w:lvlJc w:val="left"/>
-      <w:pPr>
-        <w:tabs>
-          <w:tab w:val="num" w:pos="720"/>
-        </w:tabs>
-        <w:ind w:left="720" w:hanging="360"/>
-      </w:pPr>
-      <w:rPr>
-        <w:rFonts w:ascii="Symbol" w:hAnsi="Symbol" w:hint="default"/>
-        <w:sz w:val="20"/>
-      </w:rPr>
-    </w:lvl>
-    <w:lvl w:ilvl="1" w:tentative="1">
-      <w:start w:val="1"/>
-      <w:numFmt w:val="bullet"/>
-      <w:lvlText w:val="o"/>
-      <w:lvlJc w:val="left"/>
-      <w:pPr>
-        <w:tabs>
-          <w:tab w:val="num" w:pos="1440"/>
-        </w:tabs>
-        <w:ind w:left="1440" w:hanging="360"/>
-      </w:pPr>
-      <w:rPr>
-        <w:rFonts w:ascii="Courier New" w:hAnsi="Courier New" w:hint="default"/>
-        <w:sz w:val="20"/>
-      </w:rPr>
-    </w:lvl>
-    <w:lvl w:ilvl="2" w:tentative="1">
-      <w:start w:val="1"/>
-      <w:numFmt w:val="bullet"/>
-      <w:lvlText w:val=""/>
-      <w:lvlJc w:val="left"/>
-      <w:pPr>
-        <w:tabs>
-          <w:tab w:val="num" w:pos="2160"/>
-        </w:tabs>
-        <w:ind w:left="2160" w:hanging="360"/>
-      </w:pPr>
-      <w:rPr>
-        <w:rFonts w:ascii="Wingdings" w:hAnsi="Wingdings" w:hint="default"/>
-        <w:sz w:val="20"/>
-      </w:rPr>
-    </w:lvl>
-    <w:lvl w:ilvl="3" w:tentative="1">
-      <w:start w:val="1"/>
-      <w:numFmt w:val="bullet"/>
-      <w:lvlText w:val=""/>
-      <w:lvlJc w:val="left"/>
-      <w:pPr>
-        <w:tabs>
-          <w:tab w:val="num" w:pos="2880"/>
-        </w:tabs>
-        <w:ind w:left="2880" w:hanging="360"/>
-      </w:pPr>
-      <w:rPr>
-        <w:rFonts w:ascii="Wingdings" w:hAnsi="Wingdings" w:hint="default"/>
-        <w:sz w:val="20"/>
-      </w:rPr>
-    </w:lvl>
-    <w:lvl w:ilvl="4" w:tentative="1">
-      <w:start w:val="1"/>
-      <w:numFmt w:val="bullet"/>
-      <w:lvlText w:val=""/>
-      <w:lvlJc w:val="left"/>
-      <w:pPr>
-        <w:tabs>
-          <w:tab w:val="num" w:pos="3600"/>
-        </w:tabs>
-        <w:ind w:left="3600" w:hanging="360"/>
-      </w:pPr>
-      <w:rPr>
-        <w:rFonts w:ascii="Wingdings" w:hAnsi="Wingdings" w:hint="default"/>
-        <w:sz w:val="20"/>
-      </w:rPr>
-    </w:lvl>
-    <w:lvl w:ilvl="5" w:tentative="1">
-      <w:start w:val="1"/>
-      <w:numFmt w:val="bullet"/>
-      <w:lvlText w:val=""/>
-      <w:lvlJc w:val="left"/>
-      <w:pPr>
-        <w:tabs>
-          <w:tab w:val="num" w:pos="4320"/>
-        </w:tabs>
-        <w:ind w:left="4320" w:hanging="360"/>
-      </w:pPr>
-      <w:rPr>
-        <w:rFonts w:ascii="Wingdings" w:hAnsi="Wingdings" w:hint="default"/>
-        <w:sz w:val="20"/>
-      </w:rPr>
-    </w:lvl>
-    <w:lvl w:ilvl="6" w:tentative="1">
-      <w:start w:val="1"/>
-      <w:numFmt w:val="bullet"/>
-      <w:lvlText w:val=""/>
-      <w:lvlJc w:val="left"/>
-      <w:pPr>
-        <w:tabs>
-          <w:tab w:val="num" w:pos="5040"/>
-        </w:tabs>
-        <w:ind w:left="5040" w:hanging="360"/>
-      </w:pPr>
-      <w:rPr>
-        <w:rFonts w:ascii="Wingdings" w:hAnsi="Wingdings" w:hint="default"/>
-        <w:sz w:val="20"/>
-      </w:rPr>
-    </w:lvl>
-    <w:lvl w:ilvl="7" w:tentative="1">
-      <w:start w:val="1"/>
-      <w:numFmt w:val="bullet"/>
-      <w:lvlText w:val=""/>
-      <w:lvlJc w:val="left"/>
-      <w:pPr>
-        <w:tabs>
-          <w:tab w:val="num" w:pos="5760"/>
-        </w:tabs>
-        <w:ind w:left="5760" w:hanging="360"/>
-      </w:pPr>
-      <w:rPr>
-        <w:rFonts w:ascii="Wingdings" w:hAnsi="Wingdings" w:hint="default"/>
-        <w:sz w:val="20"/>
-      </w:rPr>
-    </w:lvl>
-    <w:lvl w:ilvl="8" w:tentative="1">
-      <w:start w:val="1"/>
-      <w:numFmt w:val="bullet"/>
-      <w:lvlText w:val=""/>
-      <w:lvlJc w:val="left"/>
-      <w:pPr>
-        <w:tabs>
-          <w:tab w:val="num" w:pos="6480"/>
-        </w:tabs>
-        <w:ind w:left="6480" w:hanging="360"/>
-      </w:pPr>
-      <w:rPr>
-        <w:rFonts w:ascii="Wingdings" w:hAnsi="Wingdings" w:hint="default"/>
-        <w:sz w:val="20"/>
-      </w:rPr>
-    </w:lvl>
-  </w:abstractNum>
-  <w:abstractNum w:abstractNumId="41" w15:restartNumberingAfterBreak="0">
+  <w:abstractNum w:abstractNumId="33" w15:restartNumberingAfterBreak="0">
     <w:nsid w:val="42E63D9B"/>
     <w:multiLevelType w:val="multilevel"/>
     <w:tmpl w:val="662AF758"/>
@@ -12155,7 +11415,7 @@
       </w:rPr>
     </w:lvl>
   </w:abstractNum>
-  <w:abstractNum w:abstractNumId="42" w15:restartNumberingAfterBreak="0">
+  <w:abstractNum w:abstractNumId="34" w15:restartNumberingAfterBreak="0">
     <w:nsid w:val="43AD045A"/>
     <w:multiLevelType w:val="hybridMultilevel"/>
     <w:tmpl w:val="68B8C068"/>
@@ -12268,7 +11528,7 @@
       </w:rPr>
     </w:lvl>
   </w:abstractNum>
-  <w:abstractNum w:abstractNumId="43" w15:restartNumberingAfterBreak="0">
+  <w:abstractNum w:abstractNumId="35" w15:restartNumberingAfterBreak="0">
     <w:nsid w:val="43D577CD"/>
     <w:multiLevelType w:val="hybridMultilevel"/>
     <w:tmpl w:val="8DE65082"/>
@@ -12381,7 +11641,7 @@
       </w:rPr>
     </w:lvl>
   </w:abstractNum>
-  <w:abstractNum w:abstractNumId="44" w15:restartNumberingAfterBreak="0">
+  <w:abstractNum w:abstractNumId="36" w15:restartNumberingAfterBreak="0">
     <w:nsid w:val="443329DE"/>
     <w:multiLevelType w:val="multilevel"/>
     <w:tmpl w:val="D312F51A"/>
@@ -12494,156 +11754,7 @@
       </w:pPr>
     </w:lvl>
   </w:abstractNum>
-  <w:abstractNum w:abstractNumId="45" w15:restartNumberingAfterBreak="0">
-    <w:nsid w:val="457E41A2"/>
-    <w:multiLevelType w:val="multilevel"/>
-    <w:tmpl w:val="289C46FA"/>
-    <w:lvl w:ilvl="0">
-      <w:start w:val="1"/>
-      <w:numFmt w:val="bullet"/>
-      <w:lvlText w:val=""/>
-      <w:lvlJc w:val="left"/>
-      <w:pPr>
-        <w:tabs>
-          <w:tab w:val="num" w:pos="720"/>
-        </w:tabs>
-        <w:ind w:left="720" w:hanging="360"/>
-      </w:pPr>
-      <w:rPr>
-        <w:rFonts w:ascii="Symbol" w:hAnsi="Symbol" w:hint="default"/>
-        <w:sz w:val="20"/>
-      </w:rPr>
-    </w:lvl>
-    <w:lvl w:ilvl="1" w:tentative="1">
-      <w:start w:val="1"/>
-      <w:numFmt w:val="bullet"/>
-      <w:lvlText w:val="o"/>
-      <w:lvlJc w:val="left"/>
-      <w:pPr>
-        <w:tabs>
-          <w:tab w:val="num" w:pos="1440"/>
-        </w:tabs>
-        <w:ind w:left="1440" w:hanging="360"/>
-      </w:pPr>
-      <w:rPr>
-        <w:rFonts w:ascii="Courier New" w:hAnsi="Courier New" w:hint="default"/>
-        <w:sz w:val="20"/>
-      </w:rPr>
-    </w:lvl>
-    <w:lvl w:ilvl="2" w:tentative="1">
-      <w:start w:val="1"/>
-      <w:numFmt w:val="bullet"/>
-      <w:lvlText w:val=""/>
-      <w:lvlJc w:val="left"/>
-      <w:pPr>
-        <w:tabs>
-          <w:tab w:val="num" w:pos="2160"/>
-        </w:tabs>
-        <w:ind w:left="2160" w:hanging="360"/>
-      </w:pPr>
-      <w:rPr>
-        <w:rFonts w:ascii="Wingdings" w:hAnsi="Wingdings" w:hint="default"/>
-        <w:sz w:val="20"/>
-      </w:rPr>
-    </w:lvl>
-    <w:lvl w:ilvl="3" w:tentative="1">
-      <w:start w:val="1"/>
-      <w:numFmt w:val="bullet"/>
-      <w:lvlText w:val=""/>
-      <w:lvlJc w:val="left"/>
-      <w:pPr>
-        <w:tabs>
-          <w:tab w:val="num" w:pos="2880"/>
-        </w:tabs>
-        <w:ind w:left="2880" w:hanging="360"/>
-      </w:pPr>
-      <w:rPr>
-        <w:rFonts w:ascii="Wingdings" w:hAnsi="Wingdings" w:hint="default"/>
-        <w:sz w:val="20"/>
-      </w:rPr>
-    </w:lvl>
-    <w:lvl w:ilvl="4" w:tentative="1">
-      <w:start w:val="1"/>
-      <w:numFmt w:val="bullet"/>
-      <w:lvlText w:val=""/>
-      <w:lvlJc w:val="left"/>
-      <w:pPr>
-        <w:tabs>
-          <w:tab w:val="num" w:pos="3600"/>
-        </w:tabs>
-        <w:ind w:left="3600" w:hanging="360"/>
-      </w:pPr>
-      <w:rPr>
-        <w:rFonts w:ascii="Wingdings" w:hAnsi="Wingdings" w:hint="default"/>
-        <w:sz w:val="20"/>
-      </w:rPr>
-    </w:lvl>
-    <w:lvl w:ilvl="5" w:tentative="1">
-      <w:start w:val="1"/>
-      <w:numFmt w:val="bullet"/>
-      <w:lvlText w:val=""/>
-      <w:lvlJc w:val="left"/>
-      <w:pPr>
-        <w:tabs>
-          <w:tab w:val="num" w:pos="4320"/>
-        </w:tabs>
-        <w:ind w:left="4320" w:hanging="360"/>
-      </w:pPr>
-      <w:rPr>
-        <w:rFonts w:ascii="Wingdings" w:hAnsi="Wingdings" w:hint="default"/>
-        <w:sz w:val="20"/>
-      </w:rPr>
-    </w:lvl>
-    <w:lvl w:ilvl="6" w:tentative="1">
-      <w:start w:val="1"/>
-      <w:numFmt w:val="bullet"/>
-      <w:lvlText w:val=""/>
-      <w:lvlJc w:val="left"/>
-      <w:pPr>
-        <w:tabs>
-          <w:tab w:val="num" w:pos="5040"/>
-        </w:tabs>
-        <w:ind w:left="5040" w:hanging="360"/>
-      </w:pPr>
-      <w:rPr>
-        <w:rFonts w:ascii="Wingdings" w:hAnsi="Wingdings" w:hint="default"/>
-        <w:sz w:val="20"/>
-      </w:rPr>
-    </w:lvl>
-    <w:lvl w:ilvl="7" w:tentative="1">
-      <w:start w:val="1"/>
-      <w:numFmt w:val="bullet"/>
-      <w:lvlText w:val=""/>
-      <w:lvlJc w:val="left"/>
-      <w:pPr>
-        <w:tabs>
-          <w:tab w:val="num" w:pos="5760"/>
-        </w:tabs>
-        <w:ind w:left="5760" w:hanging="360"/>
-      </w:pPr>
-      <w:rPr>
-        <w:rFonts w:ascii="Wingdings" w:hAnsi="Wingdings" w:hint="default"/>
-        <w:sz w:val="20"/>
-      </w:rPr>
-    </w:lvl>
-    <w:lvl w:ilvl="8" w:tentative="1">
-      <w:start w:val="1"/>
-      <w:numFmt w:val="bullet"/>
-      <w:lvlText w:val=""/>
-      <w:lvlJc w:val="left"/>
-      <w:pPr>
-        <w:tabs>
-          <w:tab w:val="num" w:pos="6480"/>
-        </w:tabs>
-        <w:ind w:left="6480" w:hanging="360"/>
-      </w:pPr>
-      <w:rPr>
-        <w:rFonts w:ascii="Wingdings" w:hAnsi="Wingdings" w:hint="default"/>
-        <w:sz w:val="20"/>
-      </w:rPr>
-    </w:lvl>
-  </w:abstractNum>
-  <w:abstractNum w:abstractNumId="46" w15:restartNumberingAfterBreak="0">
+  <w:abstractNum w:abstractNumId="37" w15:restartNumberingAfterBreak="0">
     <w:nsid w:val="45BA2B31"/>
     <w:multiLevelType w:val="multilevel"/>
     <w:tmpl w:val="4E22E0FE"/>
@@ -12792,7 +11903,7 @@
       </w:rPr>
     </w:lvl>
   </w:abstractNum>
-  <w:abstractNum w:abstractNumId="47" w15:restartNumberingAfterBreak="0">
+  <w:abstractNum w:abstractNumId="38" w15:restartNumberingAfterBreak="0">
     <w:nsid w:val="47B94C15"/>
     <w:multiLevelType w:val="multilevel"/>
     <w:tmpl w:val="28940D98"/>
@@ -12941,7 +12052,7 @@
       </w:rPr>
     </w:lvl>
   </w:abstractNum>
-  <w:abstractNum w:abstractNumId="48" w15:restartNumberingAfterBreak="0">
+  <w:abstractNum w:abstractNumId="39" w15:restartNumberingAfterBreak="0">
     <w:nsid w:val="488144E8"/>
     <w:multiLevelType w:val="hybridMultilevel"/>
     <w:tmpl w:val="71286BB2"/>
@@ -13054,7 +12165,7 @@
       </w:rPr>
     </w:lvl>
   </w:abstractNum>
-  <w:abstractNum w:abstractNumId="49" w15:restartNumberingAfterBreak="0">
+  <w:abstractNum w:abstractNumId="40" w15:restartNumberingAfterBreak="0">
     <w:nsid w:val="4A2A02FB"/>
     <w:multiLevelType w:val="hybridMultilevel"/>
     <w:tmpl w:val="B420A5F4"/>
@@ -13140,7 +12251,7 @@
       </w:pPr>
     </w:lvl>
   </w:abstractNum>
-  <w:abstractNum w:abstractNumId="50" w15:restartNumberingAfterBreak="0">
+  <w:abstractNum w:abstractNumId="41" w15:restartNumberingAfterBreak="0">
     <w:nsid w:val="4A810637"/>
     <w:multiLevelType w:val="hybridMultilevel"/>
     <w:tmpl w:val="E8E8B504"/>
@@ -13226,7 +12337,7 @@
       </w:pPr>
     </w:lvl>
   </w:abstractNum>
-  <w:abstractNum w:abstractNumId="51" w15:restartNumberingAfterBreak="0">
+  <w:abstractNum w:abstractNumId="42" w15:restartNumberingAfterBreak="0">
     <w:nsid w:val="4B3275F4"/>
     <w:multiLevelType w:val="hybridMultilevel"/>
     <w:tmpl w:val="98AED116"/>
@@ -13315,7 +12426,7 @@
       </w:pPr>
     </w:lvl>
   </w:abstractNum>
-  <w:abstractNum w:abstractNumId="52" w15:restartNumberingAfterBreak="0">
+  <w:abstractNum w:abstractNumId="43" w15:restartNumberingAfterBreak="0">
     <w:nsid w:val="4CDC582A"/>
     <w:multiLevelType w:val="multilevel"/>
     <w:tmpl w:val="F4420A12"/>
@@ -13464,156 +12575,7 @@
       </w:rPr>
     </w:lvl>
   </w:abstractNum>
-  <w:abstractNum w:abstractNumId="53" w15:restartNumberingAfterBreak="0">
-    <w:nsid w:val="4D77151E"/>
-    <w:multiLevelType w:val="multilevel"/>
-    <w:tmpl w:val="BF9C33B2"/>
-    <w:lvl w:ilvl="0">
-      <w:start w:val="1"/>
-      <w:numFmt w:val="bullet"/>
-      <w:lvlText w:val=""/>
-      <w:lvlJc w:val="left"/>
-      <w:pPr>
-        <w:tabs>
-          <w:tab w:val="num" w:pos="720"/>
-        </w:tabs>
-        <w:ind w:left="720" w:hanging="360"/>
-      </w:pPr>
-      <w:rPr>
-        <w:rFonts w:ascii="Symbol" w:hAnsi="Symbol" w:hint="default"/>
-        <w:sz w:val="20"/>
-      </w:rPr>
-    </w:lvl>
-    <w:lvl w:ilvl="1" w:tentative="1">
-      <w:start w:val="1"/>
-      <w:numFmt w:val="bullet"/>
-      <w:lvlText w:val="o"/>
-      <w:lvlJc w:val="left"/>
-      <w:pPr>
-        <w:tabs>
-          <w:tab w:val="num" w:pos="1440"/>
-        </w:tabs>
-        <w:ind w:left="1440" w:hanging="360"/>
-      </w:pPr>
-      <w:rPr>
-        <w:rFonts w:ascii="Courier New" w:hAnsi="Courier New" w:hint="default"/>
-        <w:sz w:val="20"/>
-      </w:rPr>
-    </w:lvl>
-    <w:lvl w:ilvl="2" w:tentative="1">
-      <w:start w:val="1"/>
-      <w:numFmt w:val="bullet"/>
-      <w:lvlText w:val=""/>
-      <w:lvlJc w:val="left"/>
-      <w:pPr>
-        <w:tabs>
-          <w:tab w:val="num" w:pos="2160"/>
-        </w:tabs>
-        <w:ind w:left="2160" w:hanging="360"/>
-      </w:pPr>
-      <w:rPr>
-        <w:rFonts w:ascii="Wingdings" w:hAnsi="Wingdings" w:hint="default"/>
-        <w:sz w:val="20"/>
-      </w:rPr>
-    </w:lvl>
-    <w:lvl w:ilvl="3" w:tentative="1">
-      <w:start w:val="1"/>
-      <w:numFmt w:val="bullet"/>
-      <w:lvlText w:val=""/>
-      <w:lvlJc w:val="left"/>
-      <w:pPr>
-        <w:tabs>
-          <w:tab w:val="num" w:pos="2880"/>
-        </w:tabs>
-        <w:ind w:left="2880" w:hanging="360"/>
-      </w:pPr>
-      <w:rPr>
-        <w:rFonts w:ascii="Wingdings" w:hAnsi="Wingdings" w:hint="default"/>
-        <w:sz w:val="20"/>
-      </w:rPr>
-    </w:lvl>
-    <w:lvl w:ilvl="4" w:tentative="1">
-      <w:start w:val="1"/>
-      <w:numFmt w:val="bullet"/>
-      <w:lvlText w:val=""/>
-      <w:lvlJc w:val="left"/>
-      <w:pPr>
-        <w:tabs>
-          <w:tab w:val="num" w:pos="3600"/>
-        </w:tabs>
-        <w:ind w:left="3600" w:hanging="360"/>
-      </w:pPr>
-      <w:rPr>
-        <w:rFonts w:ascii="Wingdings" w:hAnsi="Wingdings" w:hint="default"/>
-        <w:sz w:val="20"/>
-      </w:rPr>
-    </w:lvl>
-    <w:lvl w:ilvl="5" w:tentative="1">
-      <w:start w:val="1"/>
-      <w:numFmt w:val="bullet"/>
-      <w:lvlText w:val=""/>
-      <w:lvlJc w:val="left"/>
-      <w:pPr>
-        <w:tabs>
-          <w:tab w:val="num" w:pos="4320"/>
-        </w:tabs>
-        <w:ind w:left="4320" w:hanging="360"/>
-      </w:pPr>
-      <w:rPr>
-        <w:rFonts w:ascii="Wingdings" w:hAnsi="Wingdings" w:hint="default"/>
-        <w:sz w:val="20"/>
-      </w:rPr>
-    </w:lvl>
-    <w:lvl w:ilvl="6" w:tentative="1">
-      <w:start w:val="1"/>
-      <w:numFmt w:val="bullet"/>
-      <w:lvlText w:val=""/>
-      <w:lvlJc w:val="left"/>
-      <w:pPr>
-        <w:tabs>
-          <w:tab w:val="num" w:pos="5040"/>
-        </w:tabs>
-        <w:ind w:left="5040" w:hanging="360"/>
-      </w:pPr>
-      <w:rPr>
-        <w:rFonts w:ascii="Wingdings" w:hAnsi="Wingdings" w:hint="default"/>
-        <w:sz w:val="20"/>
-      </w:rPr>
-    </w:lvl>
-    <w:lvl w:ilvl="7" w:tentative="1">
-      <w:start w:val="1"/>
-      <w:numFmt w:val="bullet"/>
-      <w:lvlText w:val=""/>
-      <w:lvlJc w:val="left"/>
-      <w:pPr>
-        <w:tabs>
-          <w:tab w:val="num" w:pos="5760"/>
-        </w:tabs>
-        <w:ind w:left="5760" w:hanging="360"/>
-      </w:pPr>
-      <w:rPr>
-        <w:rFonts w:ascii="Wingdings" w:hAnsi="Wingdings" w:hint="default"/>
-        <w:sz w:val="20"/>
-      </w:rPr>
-    </w:lvl>
-    <w:lvl w:ilvl="8" w:tentative="1">
-      <w:start w:val="1"/>
-      <w:numFmt w:val="bullet"/>
-      <w:lvlText w:val=""/>
-      <w:lvlJc w:val="left"/>
-      <w:pPr>
-        <w:tabs>
-          <w:tab w:val="num" w:pos="6480"/>
-        </w:tabs>
-        <w:ind w:left="6480" w:hanging="360"/>
-      </w:pPr>
-      <w:rPr>
-        <w:rFonts w:ascii="Wingdings" w:hAnsi="Wingdings" w:hint="default"/>
-        <w:sz w:val="20"/>
-      </w:rPr>
-    </w:lvl>
-  </w:abstractNum>
-  <w:abstractNum w:abstractNumId="54" w15:restartNumberingAfterBreak="0">
+  <w:abstractNum w:abstractNumId="44" w15:restartNumberingAfterBreak="0">
     <w:nsid w:val="4DD0657F"/>
     <w:multiLevelType w:val="multilevel"/>
     <w:tmpl w:val="24C02BA6"/>
@@ -13762,7 +12724,7 @@
       </w:rPr>
     </w:lvl>
   </w:abstractNum>
-  <w:abstractNum w:abstractNumId="55" w15:restartNumberingAfterBreak="0">
+  <w:abstractNum w:abstractNumId="45" w15:restartNumberingAfterBreak="0">
     <w:nsid w:val="4DF90244"/>
     <w:multiLevelType w:val="hybridMultilevel"/>
     <w:tmpl w:val="19BA36FE"/>
@@ -13851,156 +12813,7 @@
       </w:pPr>
     </w:lvl>
   </w:abstractNum>
-  <w:abstractNum w:abstractNumId="56" w15:restartNumberingAfterBreak="0">
-    <w:nsid w:val="540179D6"/>
-    <w:multiLevelType w:val="multilevel"/>
-    <w:tmpl w:val="A6409132"/>
-    <w:lvl w:ilvl="0">
-      <w:start w:val="1"/>
-      <w:numFmt w:val="bullet"/>
-      <w:lvlText w:val=""/>
-      <w:lvlJc w:val="left"/>
-      <w:pPr>
-        <w:tabs>
-          <w:tab w:val="num" w:pos="720"/>
-        </w:tabs>
-        <w:ind w:left="720" w:hanging="360"/>
-      </w:pPr>
-      <w:rPr>
-        <w:rFonts w:ascii="Symbol" w:hAnsi="Symbol" w:hint="default"/>
-        <w:sz w:val="20"/>
-      </w:rPr>
-    </w:lvl>
-    <w:lvl w:ilvl="1" w:tentative="1">
-      <w:start w:val="1"/>
-      <w:numFmt w:val="bullet"/>
-      <w:lvlText w:val="o"/>
-      <w:lvlJc w:val="left"/>
-      <w:pPr>
-        <w:tabs>
-          <w:tab w:val="num" w:pos="1440"/>
-        </w:tabs>
-        <w:ind w:left="1440" w:hanging="360"/>
-      </w:pPr>
-      <w:rPr>
-        <w:rFonts w:ascii="Courier New" w:hAnsi="Courier New" w:hint="default"/>
-        <w:sz w:val="20"/>
-      </w:rPr>
-    </w:lvl>
-    <w:lvl w:ilvl="2" w:tentative="1">
-      <w:start w:val="1"/>
-      <w:numFmt w:val="bullet"/>
-      <w:lvlText w:val=""/>
-      <w:lvlJc w:val="left"/>
-      <w:pPr>
-        <w:tabs>
-          <w:tab w:val="num" w:pos="2160"/>
-        </w:tabs>
-        <w:ind w:left="2160" w:hanging="360"/>
-      </w:pPr>
-      <w:rPr>
-        <w:rFonts w:ascii="Wingdings" w:hAnsi="Wingdings" w:hint="default"/>
-        <w:sz w:val="20"/>
-      </w:rPr>
-    </w:lvl>
-    <w:lvl w:ilvl="3" w:tentative="1">
-      <w:start w:val="1"/>
-      <w:numFmt w:val="bullet"/>
-      <w:lvlText w:val=""/>
-      <w:lvlJc w:val="left"/>
-      <w:pPr>
-        <w:tabs>
-          <w:tab w:val="num" w:pos="2880"/>
-        </w:tabs>
-        <w:ind w:left="2880" w:hanging="360"/>
-      </w:pPr>
-      <w:rPr>
-        <w:rFonts w:ascii="Wingdings" w:hAnsi="Wingdings" w:hint="default"/>
-        <w:sz w:val="20"/>
-      </w:rPr>
-    </w:lvl>
-    <w:lvl w:ilvl="4" w:tentative="1">
-      <w:start w:val="1"/>
-      <w:numFmt w:val="bullet"/>
-      <w:lvlText w:val=""/>
-      <w:lvlJc w:val="left"/>
-      <w:pPr>
-        <w:tabs>
-          <w:tab w:val="num" w:pos="3600"/>
-        </w:tabs>
-        <w:ind w:left="3600" w:hanging="360"/>
-      </w:pPr>
-      <w:rPr>
-        <w:rFonts w:ascii="Wingdings" w:hAnsi="Wingdings" w:hint="default"/>
-        <w:sz w:val="20"/>
-      </w:rPr>
-    </w:lvl>
-    <w:lvl w:ilvl="5" w:tentative="1">
-      <w:start w:val="1"/>
-      <w:numFmt w:val="bullet"/>
-      <w:lvlText w:val=""/>
-      <w:lvlJc w:val="left"/>
-      <w:pPr>
-        <w:tabs>
-          <w:tab w:val="num" w:pos="4320"/>
-        </w:tabs>
-        <w:ind w:left="4320" w:hanging="360"/>
-      </w:pPr>
-      <w:rPr>
-        <w:rFonts w:ascii="Wingdings" w:hAnsi="Wingdings" w:hint="default"/>
-        <w:sz w:val="20"/>
-      </w:rPr>
-    </w:lvl>
-    <w:lvl w:ilvl="6" w:tentative="1">
-      <w:start w:val="1"/>
-      <w:numFmt w:val="bullet"/>
-      <w:lvlText w:val=""/>
-      <w:lvlJc w:val="left"/>
-      <w:pPr>
-        <w:tabs>
-          <w:tab w:val="num" w:pos="5040"/>
-        </w:tabs>
-        <w:ind w:left="5040" w:hanging="360"/>
-      </w:pPr>
-      <w:rPr>
-        <w:rFonts w:ascii="Wingdings" w:hAnsi="Wingdings" w:hint="default"/>
-        <w:sz w:val="20"/>
-      </w:rPr>
-    </w:lvl>
-    <w:lvl w:ilvl="7" w:tentative="1">
-      <w:start w:val="1"/>
-      <w:numFmt w:val="bullet"/>
-      <w:lvlText w:val=""/>
-      <w:lvlJc w:val="left"/>
-      <w:pPr>
-        <w:tabs>
-          <w:tab w:val="num" w:pos="5760"/>
-        </w:tabs>
-        <w:ind w:left="5760" w:hanging="360"/>
-      </w:pPr>
-      <w:rPr>
-        <w:rFonts w:ascii="Wingdings" w:hAnsi="Wingdings" w:hint="default"/>
-        <w:sz w:val="20"/>
-      </w:rPr>
-    </w:lvl>
-    <w:lvl w:ilvl="8" w:tentative="1">
-      <w:start w:val="1"/>
-      <w:numFmt w:val="bullet"/>
-      <w:lvlText w:val=""/>
-      <w:lvlJc w:val="left"/>
-      <w:pPr>
-        <w:tabs>
-          <w:tab w:val="num" w:pos="6480"/>
-        </w:tabs>
-        <w:ind w:left="6480" w:hanging="360"/>
-      </w:pPr>
-      <w:rPr>
-        <w:rFonts w:ascii="Wingdings" w:hAnsi="Wingdings" w:hint="default"/>
-        <w:sz w:val="20"/>
-      </w:rPr>
-    </w:lvl>
-  </w:abstractNum>
-  <w:abstractNum w:abstractNumId="57" w15:restartNumberingAfterBreak="0">
+  <w:abstractNum w:abstractNumId="46" w15:restartNumberingAfterBreak="0">
     <w:nsid w:val="553A48A8"/>
     <w:multiLevelType w:val="multilevel"/>
     <w:tmpl w:val="23E2120C"/>
@@ -14149,7 +12962,7 @@
       </w:rPr>
     </w:lvl>
   </w:abstractNum>
-  <w:abstractNum w:abstractNumId="58" w15:restartNumberingAfterBreak="0">
+  <w:abstractNum w:abstractNumId="47" w15:restartNumberingAfterBreak="0">
     <w:nsid w:val="57CE402D"/>
     <w:multiLevelType w:val="hybridMultilevel"/>
     <w:tmpl w:val="FF8A0514"/>
@@ -14238,93 +13051,7 @@
       </w:pPr>
     </w:lvl>
   </w:abstractNum>
-  <w:abstractNum w:abstractNumId="59" w15:restartNumberingAfterBreak="0">
-    <w:nsid w:val="5AEA0051"/>
-    <w:multiLevelType w:val="hybridMultilevel"/>
-    <w:tmpl w:val="9566E0C0"/>
-    <w:lvl w:ilvl="0" w:tplc="FFFFFFFF">
-      <w:start w:val="1"/>
-      <w:numFmt w:val="decimal"/>
-      <w:lvlText w:val="%1)"/>
-      <w:lvlJc w:val="left"/>
-      <w:pPr>
-        <w:ind w:left="720" w:hanging="360"/>
-      </w:pPr>
-    </w:lvl>
-    <w:lvl w:ilvl="1" w:tplc="FFFFFFFF" w:tentative="1">
-      <w:start w:val="1"/>
-      <w:numFmt w:val="lowerLetter"/>
-      <w:lvlText w:val="%2."/>
-      <w:lvlJc w:val="left"/>
-      <w:pPr>
-        <w:ind w:left="1440" w:hanging="360"/>
-      </w:pPr>
-    </w:lvl>
-    <w:lvl w:ilvl="2" w:tplc="FFFFFFFF" w:tentative="1">
-      <w:start w:val="1"/>
-      <w:numFmt w:val="lowerRoman"/>
-      <w:lvlText w:val="%3."/>
-      <w:lvlJc w:val="right"/>
-      <w:pPr>
-        <w:ind w:left="2160" w:hanging="180"/>
-      </w:pPr>
-    </w:lvl>
-    <w:lvl w:ilvl="3" w:tplc="FFFFFFFF" w:tentative="1">
-      <w:start w:val="1"/>
-      <w:numFmt w:val="decimal"/>
-      <w:lvlText w:val="%4."/>
-      <w:lvlJc w:val="left"/>
-      <w:pPr>
-        <w:ind w:left="2880" w:hanging="360"/>
-      </w:pPr>
-    </w:lvl>
-    <w:lvl w:ilvl="4" w:tplc="FFFFFFFF" w:tentative="1">
-      <w:start w:val="1"/>
-      <w:numFmt w:val="lowerLetter"/>
-      <w:lvlText w:val="%5."/>
-      <w:lvlJc w:val="left"/>
-      <w:pPr>
-        <w:ind w:left="3600" w:hanging="360"/>
-      </w:pPr>
-    </w:lvl>
-    <w:lvl w:ilvl="5" w:tplc="FFFFFFFF" w:tentative="1">
-      <w:start w:val="1"/>
-      <w:numFmt w:val="lowerRoman"/>
-      <w:lvlText w:val="%6."/>
-      <w:lvlJc w:val="right"/>
-      <w:pPr>
-        <w:ind w:left="4320" w:hanging="180"/>
-      </w:pPr>
-    </w:lvl>
-    <w:lvl w:ilvl="6" w:tplc="FFFFFFFF" w:tentative="1">
-      <w:start w:val="1"/>
-      <w:numFmt w:val="decimal"/>
-      <w:lvlText w:val="%7."/>
-      <w:lvlJc w:val="left"/>
-      <w:pPr>
-        <w:ind w:left="5040" w:hanging="360"/>
-      </w:pPr>
-    </w:lvl>
-    <w:lvl w:ilvl="7" w:tplc="FFFFFFFF" w:tentative="1">
-      <w:start w:val="1"/>
-      <w:numFmt w:val="lowerLetter"/>
-      <w:lvlText w:val="%8."/>
-      <w:lvlJc w:val="left"/>
-      <w:pPr>
-        <w:ind w:left="5760" w:hanging="360"/>
-      </w:pPr>
-    </w:lvl>
-    <w:lvl w:ilvl="8" w:tplc="FFFFFFFF" w:tentative="1">
-      <w:start w:val="1"/>
-      <w:numFmt w:val="lowerRoman"/>
-      <w:lvlText w:val="%9."/>
-      <w:lvlJc w:val="right"/>
-      <w:pPr>
-        <w:ind w:left="6480" w:hanging="180"/>
-      </w:pPr>
-    </w:lvl>
-  </w:abstractNum>
-  <w:abstractNum w:abstractNumId="60" w15:restartNumberingAfterBreak="0">
+  <w:abstractNum w:abstractNumId="48" w15:restartNumberingAfterBreak="0">
     <w:nsid w:val="5BF751DA"/>
     <w:multiLevelType w:val="multilevel"/>
     <w:tmpl w:val="BC50EFA8"/>
@@ -14473,7 +13200,7 @@
       </w:rPr>
     </w:lvl>
   </w:abstractNum>
-  <w:abstractNum w:abstractNumId="61" w15:restartNumberingAfterBreak="0">
+  <w:abstractNum w:abstractNumId="49" w15:restartNumberingAfterBreak="0">
     <w:nsid w:val="5C8B0CCC"/>
     <w:multiLevelType w:val="multilevel"/>
     <w:tmpl w:val="5ADC2D48"/>
@@ -14622,7 +13349,7 @@
       </w:rPr>
     </w:lvl>
   </w:abstractNum>
-  <w:abstractNum w:abstractNumId="62" w15:restartNumberingAfterBreak="0">
+  <w:abstractNum w:abstractNumId="50" w15:restartNumberingAfterBreak="0">
     <w:nsid w:val="635B645C"/>
     <w:multiLevelType w:val="multilevel"/>
     <w:tmpl w:val="DF58F0F4"/>
@@ -14771,7 +13498,7 @@
       </w:rPr>
     </w:lvl>
   </w:abstractNum>
-  <w:abstractNum w:abstractNumId="63" w15:restartNumberingAfterBreak="0">
+  <w:abstractNum w:abstractNumId="51" w15:restartNumberingAfterBreak="0">
     <w:nsid w:val="63962F3D"/>
     <w:multiLevelType w:val="hybridMultilevel"/>
     <w:tmpl w:val="49A6C6FC"/>
@@ -14860,7 +13587,7 @@
       </w:pPr>
     </w:lvl>
   </w:abstractNum>
-  <w:abstractNum w:abstractNumId="64" w15:restartNumberingAfterBreak="0">
+  <w:abstractNum w:abstractNumId="52" w15:restartNumberingAfterBreak="0">
     <w:nsid w:val="64513A8F"/>
     <w:multiLevelType w:val="multilevel"/>
     <w:tmpl w:val="877400A6"/>
@@ -15009,7 +13736,7 @@
       </w:rPr>
     </w:lvl>
   </w:abstractNum>
-  <w:abstractNum w:abstractNumId="65" w15:restartNumberingAfterBreak="0">
+  <w:abstractNum w:abstractNumId="53" w15:restartNumberingAfterBreak="0">
     <w:nsid w:val="670D26A4"/>
     <w:multiLevelType w:val="multilevel"/>
     <w:tmpl w:val="3E6E61DA"/>
@@ -15158,7 +13885,96 @@
       </w:rPr>
     </w:lvl>
   </w:abstractNum>
-  <w:abstractNum w:abstractNumId="66" w15:restartNumberingAfterBreak="0">
+  <w:abstractNum w:abstractNumId="54" w15:restartNumberingAfterBreak="0">
+    <w:nsid w:val="67BC6CDE"/>
+    <w:multiLevelType w:val="hybridMultilevel"/>
+    <w:tmpl w:val="27483A10"/>
+    <w:lvl w:ilvl="0" w:tplc="A6FA50E4">
+      <w:start w:val="9"/>
+      <w:numFmt w:val="upperRoman"/>
+      <w:lvlText w:val="%1."/>
+      <w:lvlJc w:val="right"/>
+      <w:pPr>
+        <w:ind w:left="720" w:hanging="360"/>
+      </w:pPr>
+      <w:rPr>
+        <w:rFonts w:hint="default"/>
+      </w:rPr>
+    </w:lvl>
+    <w:lvl w:ilvl="1" w:tplc="04100019" w:tentative="1">
+      <w:start w:val="1"/>
+      <w:numFmt w:val="lowerLetter"/>
+      <w:lvlText w:val="%2."/>
+      <w:lvlJc w:val="left"/>
+      <w:pPr>
+        <w:ind w:left="1440" w:hanging="360"/>
+      </w:pPr>
+    </w:lvl>
+    <w:lvl w:ilvl="2" w:tplc="0410001B" w:tentative="1">
+      <w:start w:val="1"/>
+      <w:numFmt w:val="lowerRoman"/>
+      <w:lvlText w:val="%3."/>
+      <w:lvlJc w:val="right"/>
+      <w:pPr>
+        <w:ind w:left="2160" w:hanging="180"/>
+      </w:pPr>
+    </w:lvl>
+    <w:lvl w:ilvl="3" w:tplc="0410000F" w:tentative="1">
+      <w:start w:val="1"/>
+      <w:numFmt w:val="decimal"/>
+      <w:lvlText w:val="%4."/>
+      <w:lvlJc w:val="left"/>
+      <w:pPr>
+        <w:ind w:left="2880" w:hanging="360"/>
+      </w:pPr>
+    </w:lvl>
+    <w:lvl w:ilvl="4" w:tplc="04100019" w:tentative="1">
+      <w:start w:val="1"/>
+      <w:numFmt w:val="lowerLetter"/>
+      <w:lvlText w:val="%5."/>
+      <w:lvlJc w:val="left"/>
+      <w:pPr>
+        <w:ind w:left="3600" w:hanging="360"/>
+      </w:pPr>
+    </w:lvl>
+    <w:lvl w:ilvl="5" w:tplc="0410001B" w:tentative="1">
+      <w:start w:val="1"/>
+      <w:numFmt w:val="lowerRoman"/>
+      <w:lvlText w:val="%6."/>
+      <w:lvlJc w:val="right"/>
+      <w:pPr>
+        <w:ind w:left="4320" w:hanging="180"/>
+      </w:pPr>
+    </w:lvl>
+    <w:lvl w:ilvl="6" w:tplc="0410000F" w:tentative="1">
+      <w:start w:val="1"/>
+      <w:numFmt w:val="decimal"/>
+      <w:lvlText w:val="%7."/>
+      <w:lvlJc w:val="left"/>
+      <w:pPr>
+        <w:ind w:left="5040" w:hanging="360"/>
+      </w:pPr>
+    </w:lvl>
+    <w:lvl w:ilvl="7" w:tplc="04100019" w:tentative="1">
+      <w:start w:val="1"/>
+      <w:numFmt w:val="lowerLetter"/>
+      <w:lvlText w:val="%8."/>
+      <w:lvlJc w:val="left"/>
+      <w:pPr>
+        <w:ind w:left="5760" w:hanging="360"/>
+      </w:pPr>
+    </w:lvl>
+    <w:lvl w:ilvl="8" w:tplc="0410001B" w:tentative="1">
+      <w:start w:val="1"/>
+      <w:numFmt w:val="lowerRoman"/>
+      <w:lvlText w:val="%9."/>
+      <w:lvlJc w:val="right"/>
+      <w:pPr>
+        <w:ind w:left="6480" w:hanging="180"/>
+      </w:pPr>
+    </w:lvl>
+  </w:abstractNum>
+  <w:abstractNum w:abstractNumId="55" w15:restartNumberingAfterBreak="0">
     <w:nsid w:val="687B7DDB"/>
     <w:multiLevelType w:val="hybridMultilevel"/>
     <w:tmpl w:val="527CCAB2"/>
@@ -15271,7 +14087,7 @@
       </w:rPr>
     </w:lvl>
   </w:abstractNum>
-  <w:abstractNum w:abstractNumId="67" w15:restartNumberingAfterBreak="0">
+  <w:abstractNum w:abstractNumId="56" w15:restartNumberingAfterBreak="0">
     <w:nsid w:val="69EC4C78"/>
     <w:multiLevelType w:val="hybridMultilevel"/>
     <w:tmpl w:val="EBCEE40A"/>
@@ -15360,7 +14176,7 @@
       </w:pPr>
     </w:lvl>
   </w:abstractNum>
-  <w:abstractNum w:abstractNumId="68" w15:restartNumberingAfterBreak="0">
+  <w:abstractNum w:abstractNumId="57" w15:restartNumberingAfterBreak="0">
     <w:nsid w:val="6B8640BD"/>
     <w:multiLevelType w:val="multilevel"/>
     <w:tmpl w:val="A3F80D44"/>
@@ -15473,156 +14289,7 @@
       </w:pPr>
     </w:lvl>
   </w:abstractNum>
-  <w:abstractNum w:abstractNumId="69" w15:restartNumberingAfterBreak="0">
-    <w:nsid w:val="6C7F24DE"/>
-    <w:multiLevelType w:val="multilevel"/>
-    <w:tmpl w:val="2E70FE7A"/>
-    <w:lvl w:ilvl="0">
-      <w:start w:val="1"/>
-      <w:numFmt w:val="bullet"/>
-      <w:lvlText w:val=""/>
-      <w:lvlJc w:val="left"/>
-      <w:pPr>
-        <w:tabs>
-          <w:tab w:val="num" w:pos="720"/>
-        </w:tabs>
-        <w:ind w:left="720" w:hanging="360"/>
-      </w:pPr>
-      <w:rPr>
-        <w:rFonts w:ascii="Symbol" w:hAnsi="Symbol" w:hint="default"/>
-        <w:sz w:val="20"/>
-      </w:rPr>
-    </w:lvl>
-    <w:lvl w:ilvl="1" w:tentative="1">
-      <w:start w:val="1"/>
-      <w:numFmt w:val="bullet"/>
-      <w:lvlText w:val="o"/>
-      <w:lvlJc w:val="left"/>
-      <w:pPr>
-        <w:tabs>
-          <w:tab w:val="num" w:pos="1440"/>
-        </w:tabs>
-        <w:ind w:left="1440" w:hanging="360"/>
-      </w:pPr>
-      <w:rPr>
-        <w:rFonts w:ascii="Courier New" w:hAnsi="Courier New" w:hint="default"/>
-        <w:sz w:val="20"/>
-      </w:rPr>
-    </w:lvl>
-    <w:lvl w:ilvl="2" w:tentative="1">
-      <w:start w:val="1"/>
-      <w:numFmt w:val="bullet"/>
-      <w:lvlText w:val=""/>
-      <w:lvlJc w:val="left"/>
-      <w:pPr>
-        <w:tabs>
-          <w:tab w:val="num" w:pos="2160"/>
-        </w:tabs>
-        <w:ind w:left="2160" w:hanging="360"/>
-      </w:pPr>
-      <w:rPr>
-        <w:rFonts w:ascii="Wingdings" w:hAnsi="Wingdings" w:hint="default"/>
-        <w:sz w:val="20"/>
-      </w:rPr>
-    </w:lvl>
-    <w:lvl w:ilvl="3" w:tentative="1">
-      <w:start w:val="1"/>
-      <w:numFmt w:val="bullet"/>
-      <w:lvlText w:val=""/>
-      <w:lvlJc w:val="left"/>
-      <w:pPr>
-        <w:tabs>
-          <w:tab w:val="num" w:pos="2880"/>
-        </w:tabs>
-        <w:ind w:left="2880" w:hanging="360"/>
-      </w:pPr>
-      <w:rPr>
-        <w:rFonts w:ascii="Wingdings" w:hAnsi="Wingdings" w:hint="default"/>
-        <w:sz w:val="20"/>
-      </w:rPr>
-    </w:lvl>
-    <w:lvl w:ilvl="4" w:tentative="1">
-      <w:start w:val="1"/>
-      <w:numFmt w:val="bullet"/>
-      <w:lvlText w:val=""/>
-      <w:lvlJc w:val="left"/>
-      <w:pPr>
-        <w:tabs>
-          <w:tab w:val="num" w:pos="3600"/>
-        </w:tabs>
-        <w:ind w:left="3600" w:hanging="360"/>
-      </w:pPr>
-      <w:rPr>
-        <w:rFonts w:ascii="Wingdings" w:hAnsi="Wingdings" w:hint="default"/>
-        <w:sz w:val="20"/>
-      </w:rPr>
-    </w:lvl>
-    <w:lvl w:ilvl="5" w:tentative="1">
-      <w:start w:val="1"/>
-      <w:numFmt w:val="bullet"/>
-      <w:lvlText w:val=""/>
-      <w:lvlJc w:val="left"/>
-      <w:pPr>
-        <w:tabs>
-          <w:tab w:val="num" w:pos="4320"/>
-        </w:tabs>
-        <w:ind w:left="4320" w:hanging="360"/>
-      </w:pPr>
-      <w:rPr>
-        <w:rFonts w:ascii="Wingdings" w:hAnsi="Wingdings" w:hint="default"/>
-        <w:sz w:val="20"/>
-      </w:rPr>
-    </w:lvl>
-    <w:lvl w:ilvl="6" w:tentative="1">
-      <w:start w:val="1"/>
-      <w:numFmt w:val="bullet"/>
-      <w:lvlText w:val=""/>
-      <w:lvlJc w:val="left"/>
-      <w:pPr>
-        <w:tabs>
-          <w:tab w:val="num" w:pos="5040"/>
-        </w:tabs>
-        <w:ind w:left="5040" w:hanging="360"/>
-      </w:pPr>
-      <w:rPr>
-        <w:rFonts w:ascii="Wingdings" w:hAnsi="Wingdings" w:hint="default"/>
-        <w:sz w:val="20"/>
-      </w:rPr>
-    </w:lvl>
-    <w:lvl w:ilvl="7" w:tentative="1">
-      <w:start w:val="1"/>
-      <w:numFmt w:val="bullet"/>
-      <w:lvlText w:val=""/>
-      <w:lvlJc w:val="left"/>
-      <w:pPr>
-        <w:tabs>
-          <w:tab w:val="num" w:pos="5760"/>
-        </w:tabs>
-        <w:ind w:left="5760" w:hanging="360"/>
-      </w:pPr>
-      <w:rPr>
-        <w:rFonts w:ascii="Wingdings" w:hAnsi="Wingdings" w:hint="default"/>
-        <w:sz w:val="20"/>
-      </w:rPr>
-    </w:lvl>
-    <w:lvl w:ilvl="8" w:tentative="1">
-      <w:start w:val="1"/>
-      <w:numFmt w:val="bullet"/>
-      <w:lvlText w:val=""/>
-      <w:lvlJc w:val="left"/>
-      <w:pPr>
-        <w:tabs>
-          <w:tab w:val="num" w:pos="6480"/>
-        </w:tabs>
-        <w:ind w:left="6480" w:hanging="360"/>
-      </w:pPr>
-      <w:rPr>
-        <w:rFonts w:ascii="Wingdings" w:hAnsi="Wingdings" w:hint="default"/>
-        <w:sz w:val="20"/>
-      </w:rPr>
-    </w:lvl>
-  </w:abstractNum>
-  <w:abstractNum w:abstractNumId="70" w15:restartNumberingAfterBreak="0">
+  <w:abstractNum w:abstractNumId="58" w15:restartNumberingAfterBreak="0">
     <w:nsid w:val="70972D84"/>
     <w:multiLevelType w:val="hybridMultilevel"/>
     <w:tmpl w:val="1BD63B48"/>
@@ -15708,7 +14375,7 @@
       </w:pPr>
     </w:lvl>
   </w:abstractNum>
-  <w:abstractNum w:abstractNumId="71" w15:restartNumberingAfterBreak="0">
+  <w:abstractNum w:abstractNumId="59" w15:restartNumberingAfterBreak="0">
     <w:nsid w:val="709E2BC3"/>
     <w:multiLevelType w:val="multilevel"/>
     <w:tmpl w:val="265AAFB2"/>
@@ -15857,7 +14524,7 @@
       </w:rPr>
     </w:lvl>
   </w:abstractNum>
-  <w:abstractNum w:abstractNumId="72" w15:restartNumberingAfterBreak="0">
+  <w:abstractNum w:abstractNumId="60" w15:restartNumberingAfterBreak="0">
     <w:nsid w:val="71AE621E"/>
     <w:multiLevelType w:val="multilevel"/>
     <w:tmpl w:val="D924C3D0"/>
@@ -16006,7 +14673,7 @@
       </w:rPr>
     </w:lvl>
   </w:abstractNum>
-  <w:abstractNum w:abstractNumId="73" w15:restartNumberingAfterBreak="0">
+  <w:abstractNum w:abstractNumId="61" w15:restartNumberingAfterBreak="0">
     <w:nsid w:val="71C322AB"/>
     <w:multiLevelType w:val="hybridMultilevel"/>
     <w:tmpl w:val="AF26EC72"/>
@@ -16119,156 +14786,7 @@
       </w:rPr>
     </w:lvl>
   </w:abstractNum>
-  <w:abstractNum w:abstractNumId="74" w15:restartNumberingAfterBreak="0">
-    <w:nsid w:val="71F9297F"/>
-    <w:multiLevelType w:val="multilevel"/>
-    <w:tmpl w:val="6C8CB66C"/>
-    <w:lvl w:ilvl="0">
-      <w:start w:val="1"/>
-      <w:numFmt w:val="bullet"/>
-      <w:lvlText w:val=""/>
-      <w:lvlJc w:val="left"/>
-      <w:pPr>
-        <w:tabs>
-          <w:tab w:val="num" w:pos="720"/>
-        </w:tabs>
-        <w:ind w:left="720" w:hanging="360"/>
-      </w:pPr>
-      <w:rPr>
-        <w:rFonts w:ascii="Symbol" w:hAnsi="Symbol" w:hint="default"/>
-        <w:sz w:val="20"/>
-      </w:rPr>
-    </w:lvl>
-    <w:lvl w:ilvl="1" w:tentative="1">
-      <w:start w:val="1"/>
-      <w:numFmt w:val="bullet"/>
-      <w:lvlText w:val="o"/>
-      <w:lvlJc w:val="left"/>
-      <w:pPr>
-        <w:tabs>
-          <w:tab w:val="num" w:pos="1440"/>
-        </w:tabs>
-        <w:ind w:left="1440" w:hanging="360"/>
-      </w:pPr>
-      <w:rPr>
-        <w:rFonts w:ascii="Courier New" w:hAnsi="Courier New" w:hint="default"/>
-        <w:sz w:val="20"/>
-      </w:rPr>
-    </w:lvl>
-    <w:lvl w:ilvl="2" w:tentative="1">
-      <w:start w:val="1"/>
-      <w:numFmt w:val="bullet"/>
-      <w:lvlText w:val=""/>
-      <w:lvlJc w:val="left"/>
-      <w:pPr>
-        <w:tabs>
-          <w:tab w:val="num" w:pos="2160"/>
-        </w:tabs>
-        <w:ind w:left="2160" w:hanging="360"/>
-      </w:pPr>
-      <w:rPr>
-        <w:rFonts w:ascii="Wingdings" w:hAnsi="Wingdings" w:hint="default"/>
-        <w:sz w:val="20"/>
-      </w:rPr>
-    </w:lvl>
-    <w:lvl w:ilvl="3" w:tentative="1">
-      <w:start w:val="1"/>
-      <w:numFmt w:val="bullet"/>
-      <w:lvlText w:val=""/>
-      <w:lvlJc w:val="left"/>
-      <w:pPr>
-        <w:tabs>
-          <w:tab w:val="num" w:pos="2880"/>
-        </w:tabs>
-        <w:ind w:left="2880" w:hanging="360"/>
-      </w:pPr>
-      <w:rPr>
-        <w:rFonts w:ascii="Wingdings" w:hAnsi="Wingdings" w:hint="default"/>
-        <w:sz w:val="20"/>
-      </w:rPr>
-    </w:lvl>
-    <w:lvl w:ilvl="4" w:tentative="1">
-      <w:start w:val="1"/>
-      <w:numFmt w:val="bullet"/>
-      <w:lvlText w:val=""/>
-      <w:lvlJc w:val="left"/>
-      <w:pPr>
-        <w:tabs>
-          <w:tab w:val="num" w:pos="3600"/>
-        </w:tabs>
-        <w:ind w:left="3600" w:hanging="360"/>
-      </w:pPr>
-      <w:rPr>
-        <w:rFonts w:ascii="Wingdings" w:hAnsi="Wingdings" w:hint="default"/>
-        <w:sz w:val="20"/>
-      </w:rPr>
-    </w:lvl>
-    <w:lvl w:ilvl="5" w:tentative="1">
-      <w:start w:val="1"/>
-      <w:numFmt w:val="bullet"/>
-      <w:lvlText w:val=""/>
-      <w:lvlJc w:val="left"/>
-      <w:pPr>
-        <w:tabs>
-          <w:tab w:val="num" w:pos="4320"/>
-        </w:tabs>
-        <w:ind w:left="4320" w:hanging="360"/>
-      </w:pPr>
-      <w:rPr>
-        <w:rFonts w:ascii="Wingdings" w:hAnsi="Wingdings" w:hint="default"/>
-        <w:sz w:val="20"/>
-      </w:rPr>
-    </w:lvl>
-    <w:lvl w:ilvl="6" w:tentative="1">
-      <w:start w:val="1"/>
-      <w:numFmt w:val="bullet"/>
-      <w:lvlText w:val=""/>
-      <w:lvlJc w:val="left"/>
-      <w:pPr>
-        <w:tabs>
-          <w:tab w:val="num" w:pos="5040"/>
-        </w:tabs>
-        <w:ind w:left="5040" w:hanging="360"/>
-      </w:pPr>
-      <w:rPr>
-        <w:rFonts w:ascii="Wingdings" w:hAnsi="Wingdings" w:hint="default"/>
-        <w:sz w:val="20"/>
-      </w:rPr>
-    </w:lvl>
-    <w:lvl w:ilvl="7" w:tentative="1">
-      <w:start w:val="1"/>
-      <w:numFmt w:val="bullet"/>
-      <w:lvlText w:val=""/>
-      <w:lvlJc w:val="left"/>
-      <w:pPr>
-        <w:tabs>
-          <w:tab w:val="num" w:pos="5760"/>
-        </w:tabs>
-        <w:ind w:left="5760" w:hanging="360"/>
-      </w:pPr>
-      <w:rPr>
-        <w:rFonts w:ascii="Wingdings" w:hAnsi="Wingdings" w:hint="default"/>
-        <w:sz w:val="20"/>
-      </w:rPr>
-    </w:lvl>
-    <w:lvl w:ilvl="8" w:tentative="1">
-      <w:start w:val="1"/>
-      <w:numFmt w:val="bullet"/>
-      <w:lvlText w:val=""/>
-      <w:lvlJc w:val="left"/>
-      <w:pPr>
-        <w:tabs>
-          <w:tab w:val="num" w:pos="6480"/>
-        </w:tabs>
-        <w:ind w:left="6480" w:hanging="360"/>
-      </w:pPr>
-      <w:rPr>
-        <w:rFonts w:ascii="Wingdings" w:hAnsi="Wingdings" w:hint="default"/>
-        <w:sz w:val="20"/>
-      </w:rPr>
-    </w:lvl>
-  </w:abstractNum>
-  <w:abstractNum w:abstractNumId="75" w15:restartNumberingAfterBreak="0">
+  <w:abstractNum w:abstractNumId="62" w15:restartNumberingAfterBreak="0">
     <w:nsid w:val="7212798F"/>
     <w:multiLevelType w:val="multilevel"/>
     <w:tmpl w:val="46361882"/>
@@ -16417,7 +14935,7 @@
       </w:rPr>
     </w:lvl>
   </w:abstractNum>
-  <w:abstractNum w:abstractNumId="76" w15:restartNumberingAfterBreak="0">
+  <w:abstractNum w:abstractNumId="63" w15:restartNumberingAfterBreak="0">
     <w:nsid w:val="72433681"/>
     <w:multiLevelType w:val="multilevel"/>
     <w:tmpl w:val="831667AE"/>
@@ -16566,7 +15084,7 @@
       </w:rPr>
     </w:lvl>
   </w:abstractNum>
-  <w:abstractNum w:abstractNumId="77" w15:restartNumberingAfterBreak="0">
+  <w:abstractNum w:abstractNumId="64" w15:restartNumberingAfterBreak="0">
     <w:nsid w:val="72876F27"/>
     <w:multiLevelType w:val="multilevel"/>
     <w:tmpl w:val="DC5C41C6"/>
@@ -16715,7 +15233,7 @@
       </w:rPr>
     </w:lvl>
   </w:abstractNum>
-  <w:abstractNum w:abstractNumId="78" w15:restartNumberingAfterBreak="0">
+  <w:abstractNum w:abstractNumId="65" w15:restartNumberingAfterBreak="0">
     <w:nsid w:val="73270268"/>
     <w:multiLevelType w:val="hybridMultilevel"/>
     <w:tmpl w:val="AD7AB7CC"/>
@@ -16801,7 +15319,7 @@
       </w:pPr>
     </w:lvl>
   </w:abstractNum>
-  <w:abstractNum w:abstractNumId="79" w15:restartNumberingAfterBreak="0">
+  <w:abstractNum w:abstractNumId="66" w15:restartNumberingAfterBreak="0">
     <w:nsid w:val="743A33B9"/>
     <w:multiLevelType w:val="multilevel"/>
     <w:tmpl w:val="1FBE425A"/>
@@ -16950,156 +15468,7 @@
       </w:rPr>
     </w:lvl>
   </w:abstractNum>
-  <w:abstractNum w:abstractNumId="80" w15:restartNumberingAfterBreak="0">
-    <w:nsid w:val="762C4823"/>
-    <w:multiLevelType w:val="multilevel"/>
-    <w:tmpl w:val="67D26394"/>
-    <w:lvl w:ilvl="0">
-      <w:start w:val="1"/>
-      <w:numFmt w:val="bullet"/>
-      <w:lvlText w:val=""/>
-      <w:lvlJc w:val="left"/>
-      <w:pPr>
-        <w:tabs>
-          <w:tab w:val="num" w:pos="720"/>
-        </w:tabs>
-        <w:ind w:left="720" w:hanging="360"/>
-      </w:pPr>
-      <w:rPr>
-        <w:rFonts w:ascii="Symbol" w:hAnsi="Symbol" w:hint="default"/>
-        <w:sz w:val="20"/>
-      </w:rPr>
-    </w:lvl>
-    <w:lvl w:ilvl="1" w:tentative="1">
-      <w:start w:val="1"/>
-      <w:numFmt w:val="bullet"/>
-      <w:lvlText w:val="o"/>
-      <w:lvlJc w:val="left"/>
-      <w:pPr>
-        <w:tabs>
-          <w:tab w:val="num" w:pos="1440"/>
-        </w:tabs>
-        <w:ind w:left="1440" w:hanging="360"/>
-      </w:pPr>
-      <w:rPr>
-        <w:rFonts w:ascii="Courier New" w:hAnsi="Courier New" w:hint="default"/>
-        <w:sz w:val="20"/>
-      </w:rPr>
-    </w:lvl>
-    <w:lvl w:ilvl="2" w:tentative="1">
-      <w:start w:val="1"/>
-      <w:numFmt w:val="bullet"/>
-      <w:lvlText w:val=""/>
-      <w:lvlJc w:val="left"/>
-      <w:pPr>
-        <w:tabs>
-          <w:tab w:val="num" w:pos="2160"/>
-        </w:tabs>
-        <w:ind w:left="2160" w:hanging="360"/>
-      </w:pPr>
-      <w:rPr>
-        <w:rFonts w:ascii="Wingdings" w:hAnsi="Wingdings" w:hint="default"/>
-        <w:sz w:val="20"/>
-      </w:rPr>
-    </w:lvl>
-    <w:lvl w:ilvl="3" w:tentative="1">
-      <w:start w:val="1"/>
-      <w:numFmt w:val="bullet"/>
-      <w:lvlText w:val=""/>
-      <w:lvlJc w:val="left"/>
-      <w:pPr>
-        <w:tabs>
-          <w:tab w:val="num" w:pos="2880"/>
-        </w:tabs>
-        <w:ind w:left="2880" w:hanging="360"/>
-      </w:pPr>
-      <w:rPr>
-        <w:rFonts w:ascii="Wingdings" w:hAnsi="Wingdings" w:hint="default"/>
-        <w:sz w:val="20"/>
-      </w:rPr>
-    </w:lvl>
-    <w:lvl w:ilvl="4" w:tentative="1">
-      <w:start w:val="1"/>
-      <w:numFmt w:val="bullet"/>
-      <w:lvlText w:val=""/>
-      <w:lvlJc w:val="left"/>
-      <w:pPr>
-        <w:tabs>
-          <w:tab w:val="num" w:pos="3600"/>
-        </w:tabs>
-        <w:ind w:left="3600" w:hanging="360"/>
-      </w:pPr>
-      <w:rPr>
-        <w:rFonts w:ascii="Wingdings" w:hAnsi="Wingdings" w:hint="default"/>
-        <w:sz w:val="20"/>
-      </w:rPr>
-    </w:lvl>
-    <w:lvl w:ilvl="5" w:tentative="1">
-      <w:start w:val="1"/>
-      <w:numFmt w:val="bullet"/>
-      <w:lvlText w:val=""/>
-      <w:lvlJc w:val="left"/>
-      <w:pPr>
-        <w:tabs>
-          <w:tab w:val="num" w:pos="4320"/>
-        </w:tabs>
-        <w:ind w:left="4320" w:hanging="360"/>
-      </w:pPr>
-      <w:rPr>
-        <w:rFonts w:ascii="Wingdings" w:hAnsi="Wingdings" w:hint="default"/>
-        <w:sz w:val="20"/>
-      </w:rPr>
-    </w:lvl>
-    <w:lvl w:ilvl="6" w:tentative="1">
-      <w:start w:val="1"/>
-      <w:numFmt w:val="bullet"/>
-      <w:lvlText w:val=""/>
-      <w:lvlJc w:val="left"/>
-      <w:pPr>
-        <w:tabs>
-          <w:tab w:val="num" w:pos="5040"/>
-        </w:tabs>
-        <w:ind w:left="5040" w:hanging="360"/>
-      </w:pPr>
-      <w:rPr>
-        <w:rFonts w:ascii="Wingdings" w:hAnsi="Wingdings" w:hint="default"/>
-        <w:sz w:val="20"/>
-      </w:rPr>
-    </w:lvl>
-    <w:lvl w:ilvl="7" w:tentative="1">
-      <w:start w:val="1"/>
-      <w:numFmt w:val="bullet"/>
-      <w:lvlText w:val=""/>
-      <w:lvlJc w:val="left"/>
-      <w:pPr>
-        <w:tabs>
-          <w:tab w:val="num" w:pos="5760"/>
-        </w:tabs>
-        <w:ind w:left="5760" w:hanging="360"/>
-      </w:pPr>
-      <w:rPr>
-        <w:rFonts w:ascii="Wingdings" w:hAnsi="Wingdings" w:hint="default"/>
-        <w:sz w:val="20"/>
-      </w:rPr>
-    </w:lvl>
-    <w:lvl w:ilvl="8" w:tentative="1">
-      <w:start w:val="1"/>
-      <w:numFmt w:val="bullet"/>
-      <w:lvlText w:val=""/>
-      <w:lvlJc w:val="left"/>
-      <w:pPr>
-        <w:tabs>
-          <w:tab w:val="num" w:pos="6480"/>
-        </w:tabs>
-        <w:ind w:left="6480" w:hanging="360"/>
-      </w:pPr>
-      <w:rPr>
-        <w:rFonts w:ascii="Wingdings" w:hAnsi="Wingdings" w:hint="default"/>
-        <w:sz w:val="20"/>
-      </w:rPr>
-    </w:lvl>
-  </w:abstractNum>
-  <w:abstractNum w:abstractNumId="81" w15:restartNumberingAfterBreak="0">
+  <w:abstractNum w:abstractNumId="67" w15:restartNumberingAfterBreak="0">
     <w:nsid w:val="76BE30F7"/>
     <w:multiLevelType w:val="hybridMultilevel"/>
     <w:tmpl w:val="52B4467C"/>
@@ -17212,7 +15581,7 @@
       </w:rPr>
     </w:lvl>
   </w:abstractNum>
-  <w:abstractNum w:abstractNumId="82" w15:restartNumberingAfterBreak="0">
+  <w:abstractNum w:abstractNumId="68" w15:restartNumberingAfterBreak="0">
     <w:nsid w:val="7D377D8D"/>
     <w:multiLevelType w:val="multilevel"/>
     <w:tmpl w:val="C814243E"/>
@@ -17362,255 +15731,213 @@
     </w:lvl>
   </w:abstractNum>
   <w:num w:numId="1" w16cid:durableId="1075863537">
-    <w:abstractNumId w:val="61"/>
+    <w:abstractNumId w:val="49"/>
   </w:num>
   <w:num w:numId="2" w16cid:durableId="1595477960">
-    <w:abstractNumId w:val="60"/>
+    <w:abstractNumId w:val="48"/>
   </w:num>
   <w:num w:numId="3" w16cid:durableId="1446734043">
-    <w:abstractNumId w:val="24"/>
+    <w:abstractNumId w:val="21"/>
   </w:num>
   <w:num w:numId="4" w16cid:durableId="662121714">
-    <w:abstractNumId w:val="68"/>
+    <w:abstractNumId w:val="57"/>
   </w:num>
   <w:num w:numId="5" w16cid:durableId="1864053445">
-    <w:abstractNumId w:val="77"/>
+    <w:abstractNumId w:val="64"/>
   </w:num>
   <w:num w:numId="6" w16cid:durableId="1641183360">
-    <w:abstractNumId w:val="23"/>
+    <w:abstractNumId w:val="20"/>
   </w:num>
   <w:num w:numId="7" w16cid:durableId="1406878615">
-    <w:abstractNumId w:val="21"/>
+    <w:abstractNumId w:val="18"/>
   </w:num>
   <w:num w:numId="8" w16cid:durableId="2041741001">
-    <w:abstractNumId w:val="22"/>
+    <w:abstractNumId w:val="19"/>
   </w:num>
   <w:num w:numId="9" w16cid:durableId="1815482717">
-    <w:abstractNumId w:val="33"/>
+    <w:abstractNumId w:val="27"/>
   </w:num>
   <w:num w:numId="10" w16cid:durableId="2116630643">
-    <w:abstractNumId w:val="46"/>
+    <w:abstractNumId w:val="37"/>
   </w:num>
   <w:num w:numId="11" w16cid:durableId="1172644561">
-    <w:abstractNumId w:val="20"/>
+    <w:abstractNumId w:val="16"/>
   </w:num>
   <w:num w:numId="12" w16cid:durableId="872108470">
-    <w:abstractNumId w:val="65"/>
+    <w:abstractNumId w:val="53"/>
   </w:num>
   <w:num w:numId="13" w16cid:durableId="421995233">
     <w:abstractNumId w:val="0"/>
   </w:num>
   <w:num w:numId="14" w16cid:durableId="1692221639">
-    <w:abstractNumId w:val="79"/>
+    <w:abstractNumId w:val="66"/>
   </w:num>
   <w:num w:numId="15" w16cid:durableId="2066567746">
+    <w:abstractNumId w:val="38"/>
+  </w:num>
+  <w:num w:numId="16" w16cid:durableId="1764297607">
+    <w:abstractNumId w:val="59"/>
+  </w:num>
+  <w:num w:numId="17" w16cid:durableId="243422797">
+    <w:abstractNumId w:val="63"/>
+  </w:num>
+  <w:num w:numId="18" w16cid:durableId="1713923616">
+    <w:abstractNumId w:val="68"/>
+  </w:num>
+  <w:num w:numId="19" w16cid:durableId="840201902">
+    <w:abstractNumId w:val="14"/>
+  </w:num>
+  <w:num w:numId="20" w16cid:durableId="1317227006">
+    <w:abstractNumId w:val="43"/>
+  </w:num>
+  <w:num w:numId="21" w16cid:durableId="371002941">
+    <w:abstractNumId w:val="52"/>
+  </w:num>
+  <w:num w:numId="22" w16cid:durableId="576327281">
+    <w:abstractNumId w:val="50"/>
+  </w:num>
+  <w:num w:numId="23" w16cid:durableId="664355352">
+    <w:abstractNumId w:val="10"/>
+  </w:num>
+  <w:num w:numId="24" w16cid:durableId="1010915915">
+    <w:abstractNumId w:val="33"/>
+  </w:num>
+  <w:num w:numId="25" w16cid:durableId="1395156641">
+    <w:abstractNumId w:val="60"/>
+  </w:num>
+  <w:num w:numId="26" w16cid:durableId="1074203708">
+    <w:abstractNumId w:val="62"/>
+  </w:num>
+  <w:num w:numId="27" w16cid:durableId="927738424">
+    <w:abstractNumId w:val="36"/>
+  </w:num>
+  <w:num w:numId="28" w16cid:durableId="1324510440">
+    <w:abstractNumId w:val="7"/>
+  </w:num>
+  <w:num w:numId="29" w16cid:durableId="28770797">
+    <w:abstractNumId w:val="44"/>
+  </w:num>
+  <w:num w:numId="30" w16cid:durableId="1171262954">
+    <w:abstractNumId w:val="8"/>
+  </w:num>
+  <w:num w:numId="31" w16cid:durableId="681858832">
+    <w:abstractNumId w:val="22"/>
+  </w:num>
+  <w:num w:numId="32" w16cid:durableId="1559052418">
+    <w:abstractNumId w:val="46"/>
+  </w:num>
+  <w:num w:numId="33" w16cid:durableId="1752002102">
+    <w:abstractNumId w:val="9"/>
+  </w:num>
+  <w:num w:numId="34" w16cid:durableId="559705010">
+    <w:abstractNumId w:val="29"/>
+  </w:num>
+  <w:num w:numId="35" w16cid:durableId="1015159127">
+    <w:abstractNumId w:val="4"/>
+  </w:num>
+  <w:num w:numId="36" w16cid:durableId="584455647">
+    <w:abstractNumId w:val="23"/>
+  </w:num>
+  <w:num w:numId="37" w16cid:durableId="1528640849">
+    <w:abstractNumId w:val="6"/>
+  </w:num>
+  <w:num w:numId="38" w16cid:durableId="942683502">
+    <w:abstractNumId w:val="26"/>
+  </w:num>
+  <w:num w:numId="39" w16cid:durableId="1866283432">
+    <w:abstractNumId w:val="24"/>
+  </w:num>
+  <w:num w:numId="40" w16cid:durableId="1784183483">
+    <w:abstractNumId w:val="28"/>
+  </w:num>
+  <w:num w:numId="41" w16cid:durableId="1621765633">
+    <w:abstractNumId w:val="2"/>
+  </w:num>
+  <w:num w:numId="42" w16cid:durableId="946470945">
+    <w:abstractNumId w:val="25"/>
+  </w:num>
+  <w:num w:numId="43" w16cid:durableId="1792942068">
+    <w:abstractNumId w:val="5"/>
+  </w:num>
+  <w:num w:numId="44" w16cid:durableId="608200368">
+    <w:abstractNumId w:val="61"/>
+  </w:num>
+  <w:num w:numId="45" w16cid:durableId="627668044">
+    <w:abstractNumId w:val="39"/>
+  </w:num>
+  <w:num w:numId="46" w16cid:durableId="1343505131">
+    <w:abstractNumId w:val="56"/>
+  </w:num>
+  <w:num w:numId="47" w16cid:durableId="122162426">
+    <w:abstractNumId w:val="13"/>
+  </w:num>
+  <w:num w:numId="48" w16cid:durableId="455835237">
+    <w:abstractNumId w:val="45"/>
+  </w:num>
+  <w:num w:numId="49" w16cid:durableId="211235791">
+    <w:abstractNumId w:val="40"/>
+  </w:num>
+  <w:num w:numId="50" w16cid:durableId="475074514">
+    <w:abstractNumId w:val="15"/>
+  </w:num>
+  <w:num w:numId="51" w16cid:durableId="842431141">
     <w:abstractNumId w:val="47"/>
   </w:num>
-  <w:num w:numId="16" w16cid:durableId="1764297607">
-    <w:abstractNumId w:val="71"/>
+  <w:num w:numId="52" w16cid:durableId="2025936912">
+    <w:abstractNumId w:val="1"/>
   </w:num>
-  <w:num w:numId="17" w16cid:durableId="243422797">
-    <w:abstractNumId w:val="76"/>
+  <w:num w:numId="53" w16cid:durableId="1877624479">
+    <w:abstractNumId w:val="65"/>
   </w:num>
-  <w:num w:numId="18" w16cid:durableId="1713923616">
-    <w:abstractNumId w:val="82"/>
+  <w:num w:numId="54" w16cid:durableId="1752005679">
+    <w:abstractNumId w:val="51"/>
   </w:num>
-  <w:num w:numId="19" w16cid:durableId="840201902">
-    <w:abstractNumId w:val="18"/>
+  <w:num w:numId="55" w16cid:durableId="625816624">
+    <w:abstractNumId w:val="42"/>
   </w:num>
-  <w:num w:numId="20" w16cid:durableId="1317227006">
-    <w:abstractNumId w:val="52"/>
+  <w:num w:numId="56" w16cid:durableId="1060858893">
+    <w:abstractNumId w:val="67"/>
   </w:num>
-  <w:num w:numId="21" w16cid:durableId="371002941">
-    <w:abstractNumId w:val="64"/>
+  <w:num w:numId="57" w16cid:durableId="192765105">
+    <w:abstractNumId w:val="34"/>
   </w:num>
-  <w:num w:numId="22" w16cid:durableId="576327281">
-    <w:abstractNumId w:val="62"/>
+  <w:num w:numId="58" w16cid:durableId="1212960092">
+    <w:abstractNumId w:val="30"/>
   </w:num>
-  <w:num w:numId="23" w16cid:durableId="414712092">
-    <w:abstractNumId w:val="29"/>
+  <w:num w:numId="59" w16cid:durableId="162165611">
+    <w:abstractNumId w:val="12"/>
   </w:num>
-  <w:num w:numId="24" w16cid:durableId="1156846560">
-    <w:abstractNumId w:val="53"/>
+  <w:num w:numId="60" w16cid:durableId="1817070191">
+    <w:abstractNumId w:val="58"/>
   </w:num>
-  <w:num w:numId="25" w16cid:durableId="332268888">
-    <w:abstractNumId w:val="39"/>
+  <w:num w:numId="61" w16cid:durableId="110708285">
+    <w:abstractNumId w:val="41"/>
   </w:num>
-  <w:num w:numId="26" w16cid:durableId="1579900367">
-    <w:abstractNumId w:val="25"/>
+  <w:num w:numId="62" w16cid:durableId="1416248185">
+    <w:abstractNumId w:val="31"/>
   </w:num>
-  <w:num w:numId="27" w16cid:durableId="330332577">
-    <w:abstractNumId w:val="14"/>
+  <w:num w:numId="63" w16cid:durableId="821505554">
+    <w:abstractNumId w:val="11"/>
   </w:num>
-  <w:num w:numId="28" w16cid:durableId="291635790">
-    <w:abstractNumId w:val="69"/>
+  <w:num w:numId="64" w16cid:durableId="2011760306">
+    <w:abstractNumId w:val="3"/>
   </w:num>
-  <w:num w:numId="29" w16cid:durableId="260529960">
+  <w:num w:numId="65" w16cid:durableId="981889716">
+    <w:abstractNumId w:val="35"/>
+  </w:num>
+  <w:num w:numId="66" w16cid:durableId="1283686344">
+    <w:abstractNumId w:val="55"/>
+  </w:num>
+  <w:num w:numId="67" w16cid:durableId="93406008">
     <w:abstractNumId w:val="17"/>
   </w:num>
-  <w:num w:numId="30" w16cid:durableId="454370288">
-    <w:abstractNumId w:val="45"/>
-  </w:num>
-  <w:num w:numId="31" w16cid:durableId="1454639991">
-    <w:abstractNumId w:val="56"/>
-  </w:num>
-  <w:num w:numId="32" w16cid:durableId="65616332">
-    <w:abstractNumId w:val="3"/>
-  </w:num>
-  <w:num w:numId="33" w16cid:durableId="664355352">
-    <w:abstractNumId w:val="11"/>
-  </w:num>
-  <w:num w:numId="34" w16cid:durableId="1010915915">
-    <w:abstractNumId w:val="41"/>
-  </w:num>
-  <w:num w:numId="35" w16cid:durableId="1635984445">
-    <w:abstractNumId w:val="38"/>
-  </w:num>
-  <w:num w:numId="36" w16cid:durableId="1395156641">
-    <w:abstractNumId w:val="72"/>
-  </w:num>
-  <w:num w:numId="37" w16cid:durableId="1074203708">
-    <w:abstractNumId w:val="75"/>
-  </w:num>
-  <w:num w:numId="38" w16cid:durableId="27342907">
-    <w:abstractNumId w:val="74"/>
-  </w:num>
-  <w:num w:numId="39" w16cid:durableId="927738424">
-    <w:abstractNumId w:val="44"/>
-  </w:num>
-  <w:num w:numId="40" w16cid:durableId="1324510440">
-    <w:abstractNumId w:val="8"/>
-  </w:num>
-  <w:num w:numId="41" w16cid:durableId="28770797">
+  <w:num w:numId="68" w16cid:durableId="1227298139">
     <w:abstractNumId w:val="54"/>
   </w:num>
-  <w:num w:numId="42" w16cid:durableId="1171262954">
-    <w:abstractNumId w:val="9"/>
-  </w:num>
-  <w:num w:numId="43" w16cid:durableId="681858832">
-    <w:abstractNumId w:val="26"/>
-  </w:num>
-  <w:num w:numId="44" w16cid:durableId="1559052418">
-    <w:abstractNumId w:val="57"/>
-  </w:num>
-  <w:num w:numId="45" w16cid:durableId="1752002102">
-    <w:abstractNumId w:val="10"/>
-  </w:num>
-  <w:num w:numId="46" w16cid:durableId="559705010">
-    <w:abstractNumId w:val="35"/>
-  </w:num>
-  <w:num w:numId="47" w16cid:durableId="1015159127">
-    <w:abstractNumId w:val="5"/>
-  </w:num>
-  <w:num w:numId="48" w16cid:durableId="584455647">
-    <w:abstractNumId w:val="27"/>
-  </w:num>
-  <w:num w:numId="49" w16cid:durableId="1528640849">
-    <w:abstractNumId w:val="7"/>
-  </w:num>
-  <w:num w:numId="50" w16cid:durableId="942683502">
+  <w:num w:numId="69" w16cid:durableId="814100954">
     <w:abstractNumId w:val="32"/>
   </w:num>
-  <w:num w:numId="51" w16cid:durableId="1866283432">
-    <w:abstractNumId w:val="28"/>
-  </w:num>
-  <w:num w:numId="52" w16cid:durableId="1784183483">
-    <w:abstractNumId w:val="34"/>
-  </w:num>
-  <w:num w:numId="53" w16cid:durableId="1621765633">
-    <w:abstractNumId w:val="2"/>
-  </w:num>
-  <w:num w:numId="54" w16cid:durableId="946470945">
-    <w:abstractNumId w:val="31"/>
-  </w:num>
-  <w:num w:numId="55" w16cid:durableId="1792942068">
-    <w:abstractNumId w:val="6"/>
-  </w:num>
-  <w:num w:numId="56" w16cid:durableId="608200368">
-    <w:abstractNumId w:val="73"/>
-  </w:num>
-  <w:num w:numId="57" w16cid:durableId="627668044">
-    <w:abstractNumId w:val="48"/>
-  </w:num>
-  <w:num w:numId="58" w16cid:durableId="1343505131">
-    <w:abstractNumId w:val="67"/>
-  </w:num>
-  <w:num w:numId="59" w16cid:durableId="122162426">
-    <w:abstractNumId w:val="15"/>
-  </w:num>
-  <w:num w:numId="60" w16cid:durableId="455835237">
-    <w:abstractNumId w:val="55"/>
-  </w:num>
-  <w:num w:numId="61" w16cid:durableId="211235791">
-    <w:abstractNumId w:val="49"/>
-  </w:num>
-  <w:num w:numId="62" w16cid:durableId="475074514">
-    <w:abstractNumId w:val="19"/>
-  </w:num>
-  <w:num w:numId="63" w16cid:durableId="842431141">
-    <w:abstractNumId w:val="58"/>
-  </w:num>
-  <w:num w:numId="64" w16cid:durableId="2025936912">
-    <w:abstractNumId w:val="1"/>
-  </w:num>
-  <w:num w:numId="65" w16cid:durableId="1877624479">
-    <w:abstractNumId w:val="78"/>
-  </w:num>
-  <w:num w:numId="66" w16cid:durableId="1752005679">
-    <w:abstractNumId w:val="63"/>
-  </w:num>
-  <w:num w:numId="67" w16cid:durableId="625816624">
-    <w:abstractNumId w:val="51"/>
-  </w:num>
-  <w:num w:numId="68" w16cid:durableId="1060858893">
-    <w:abstractNumId w:val="81"/>
-  </w:num>
-  <w:num w:numId="69" w16cid:durableId="192765105">
-    <w:abstractNumId w:val="42"/>
-  </w:num>
-  <w:num w:numId="70" w16cid:durableId="1212960092">
-    <w:abstractNumId w:val="36"/>
-  </w:num>
-  <w:num w:numId="71" w16cid:durableId="68964717">
-    <w:abstractNumId w:val="16"/>
-  </w:num>
-  <w:num w:numId="72" w16cid:durableId="162165611">
-    <w:abstractNumId w:val="13"/>
-  </w:num>
-  <w:num w:numId="73" w16cid:durableId="1817070191">
-    <w:abstractNumId w:val="70"/>
-  </w:num>
-  <w:num w:numId="74" w16cid:durableId="110708285">
-    <w:abstractNumId w:val="50"/>
-  </w:num>
-  <w:num w:numId="75" w16cid:durableId="1416248185">
-    <w:abstractNumId w:val="37"/>
-  </w:num>
-  <w:num w:numId="76" w16cid:durableId="821505554">
-    <w:abstractNumId w:val="12"/>
-  </w:num>
-  <w:num w:numId="77" w16cid:durableId="2011760306">
-    <w:abstractNumId w:val="4"/>
-  </w:num>
-  <w:num w:numId="78" w16cid:durableId="1704592801">
-    <w:abstractNumId w:val="30"/>
-  </w:num>
-  <w:num w:numId="79" w16cid:durableId="1515803524">
-    <w:abstractNumId w:val="59"/>
-  </w:num>
-  <w:num w:numId="80" w16cid:durableId="1625884436">
-    <w:abstractNumId w:val="80"/>
-  </w:num>
-  <w:num w:numId="81" w16cid:durableId="1924532221">
-    <w:abstractNumId w:val="40"/>
-  </w:num>
-  <w:num w:numId="82" w16cid:durableId="981889716">
-    <w:abstractNumId w:val="43"/>
-  </w:num>
-  <w:num w:numId="83" w16cid:durableId="1283686344">
-    <w:abstractNumId w:val="66"/>
-  </w:num>
-  <w:numIdMacAtCleanup w:val="76"/>
+  <w:numIdMacAtCleanup w:val="69"/>
 </w:numbering>
 </file>
 
